--- a/Co-WorkingSpace.docx
+++ b/Co-WorkingSpace.docx
@@ -4,7 +4,7 @@
   <w:body>
     <w:p>
       <w:pPr>
-        <w:spacing w:after="121" w:line="259" w:lineRule="auto"/>
+        <w:spacing w:after="121" w:line="480" w:lineRule="auto"/>
         <w:ind w:left="0"/>
         <w:jc w:val="center"/>
         <w:rPr>
@@ -17,7 +17,7 @@
     </w:p>
     <w:p>
       <w:pPr>
-        <w:spacing w:after="121" w:line="259" w:lineRule="auto"/>
+        <w:spacing w:after="121" w:line="480" w:lineRule="auto"/>
         <w:ind w:left="0"/>
         <w:jc w:val="center"/>
       </w:pPr>
@@ -33,7 +33,7 @@
     </w:p>
     <w:p>
       <w:pPr>
-        <w:spacing w:after="707" w:line="276" w:lineRule="auto"/>
+        <w:spacing w:after="707" w:line="480" w:lineRule="auto"/>
         <w:jc w:val="center"/>
       </w:pPr>
       <w:r>
@@ -42,7 +42,7 @@
     </w:p>
     <w:p>
       <w:pPr>
-        <w:spacing w:after="517" w:line="259" w:lineRule="auto"/>
+        <w:spacing w:after="517" w:line="480" w:lineRule="auto"/>
         <w:ind w:left="67" w:right="0"/>
         <w:jc w:val="center"/>
       </w:pPr>
@@ -59,6 +59,7 @@
     <w:p>
       <w:pPr>
         <w:pStyle w:val="Heading1"/>
+        <w:spacing w:line="480" w:lineRule="auto"/>
       </w:pPr>
       <w:r>
         <w:t xml:space="preserve">CAPSTONE PROJECT PROPOSAL </w:t>
@@ -66,7 +67,7 @@
     </w:p>
     <w:p>
       <w:pPr>
-        <w:spacing w:after="18" w:line="259" w:lineRule="auto"/>
+        <w:spacing w:after="18" w:line="480" w:lineRule="auto"/>
         <w:ind w:left="0" w:right="0"/>
         <w:jc w:val="center"/>
       </w:pPr>
@@ -82,7 +83,7 @@
     </w:p>
     <w:p>
       <w:pPr>
-        <w:spacing w:after="18" w:line="259" w:lineRule="auto"/>
+        <w:spacing w:after="18" w:line="480" w:lineRule="auto"/>
         <w:ind w:left="0" w:right="0"/>
       </w:pPr>
       <w:r>
@@ -91,7 +92,7 @@
     </w:p>
     <w:p>
       <w:pPr>
-        <w:spacing w:after="18" w:line="259" w:lineRule="auto"/>
+        <w:spacing w:after="18" w:line="480" w:lineRule="auto"/>
         <w:ind w:left="0" w:right="0"/>
       </w:pPr>
       <w:r>
@@ -100,7 +101,7 @@
     </w:p>
     <w:p>
       <w:pPr>
-        <w:spacing w:after="18" w:line="259" w:lineRule="auto"/>
+        <w:spacing w:after="18" w:line="480" w:lineRule="auto"/>
         <w:ind w:left="0" w:right="0"/>
       </w:pPr>
       <w:r>
@@ -109,7 +110,7 @@
     </w:p>
     <w:p>
       <w:pPr>
-        <w:spacing w:after="18" w:line="259" w:lineRule="auto"/>
+        <w:spacing w:after="18" w:line="480" w:lineRule="auto"/>
         <w:ind w:left="0" w:right="0"/>
       </w:pPr>
       <w:r>
@@ -118,7 +119,7 @@
     </w:p>
     <w:p>
       <w:pPr>
-        <w:spacing w:after="18" w:line="259" w:lineRule="auto"/>
+        <w:spacing w:after="18" w:line="480" w:lineRule="auto"/>
         <w:ind w:left="0" w:right="0"/>
       </w:pPr>
       <w:r>
@@ -127,7 +128,7 @@
     </w:p>
     <w:p>
       <w:pPr>
-        <w:spacing w:after="18" w:line="259" w:lineRule="auto"/>
+        <w:spacing w:after="18" w:line="480" w:lineRule="auto"/>
         <w:ind w:left="0" w:right="0"/>
       </w:pPr>
       <w:r>
@@ -136,7 +137,7 @@
     </w:p>
     <w:p>
       <w:pPr>
-        <w:spacing w:after="18" w:line="259" w:lineRule="auto"/>
+        <w:spacing w:after="18" w:line="480" w:lineRule="auto"/>
         <w:ind w:left="0" w:right="0"/>
       </w:pPr>
       <w:r>
@@ -145,6 +146,7 @@
     </w:p>
     <w:p>
       <w:pPr>
+        <w:spacing w:line="480" w:lineRule="auto"/>
         <w:ind w:left="938" w:right="36"/>
       </w:pPr>
       <w:r>
@@ -153,7 +155,7 @@
     </w:p>
     <w:p>
       <w:pPr>
-        <w:spacing w:after="18" w:line="259" w:lineRule="auto"/>
+        <w:spacing w:after="18" w:line="480" w:lineRule="auto"/>
         <w:ind w:left="0" w:right="0"/>
         <w:jc w:val="center"/>
       </w:pPr>
@@ -163,7 +165,7 @@
     </w:p>
     <w:p>
       <w:pPr>
-        <w:spacing w:after="18" w:line="259" w:lineRule="auto"/>
+        <w:spacing w:after="18" w:line="480" w:lineRule="auto"/>
         <w:ind w:left="0" w:right="0"/>
         <w:jc w:val="center"/>
       </w:pPr>
@@ -173,7 +175,7 @@
     </w:p>
     <w:p>
       <w:pPr>
-        <w:spacing w:after="18" w:line="259" w:lineRule="auto"/>
+        <w:spacing w:after="18" w:line="480" w:lineRule="auto"/>
         <w:ind w:left="0" w:right="0"/>
         <w:jc w:val="center"/>
       </w:pPr>
@@ -183,7 +185,7 @@
     </w:p>
     <w:p>
       <w:pPr>
-        <w:spacing w:after="18" w:line="259" w:lineRule="auto"/>
+        <w:spacing w:after="18" w:line="480" w:lineRule="auto"/>
         <w:ind w:left="0" w:right="0"/>
         <w:jc w:val="center"/>
       </w:pPr>
@@ -193,13 +195,14 @@
     </w:p>
     <w:p>
       <w:pPr>
-        <w:spacing w:after="18" w:line="259" w:lineRule="auto"/>
+        <w:spacing w:after="18" w:line="480" w:lineRule="auto"/>
         <w:ind w:left="0" w:right="0"/>
         <w:jc w:val="center"/>
       </w:pPr>
     </w:p>
     <w:p>
       <w:pPr>
+        <w:spacing w:line="480" w:lineRule="auto"/>
         <w:ind w:left="0"/>
         <w:jc w:val="center"/>
         <w:rPr>
@@ -217,6 +220,7 @@
     </w:p>
     <w:p>
       <w:pPr>
+        <w:spacing w:line="480" w:lineRule="auto"/>
         <w:ind w:left="0"/>
         <w:jc w:val="center"/>
         <w:rPr>
@@ -234,6 +238,7 @@
     </w:p>
     <w:p>
       <w:pPr>
+        <w:spacing w:line="480" w:lineRule="auto"/>
         <w:ind w:left="0"/>
         <w:jc w:val="center"/>
         <w:rPr>
@@ -251,6 +256,7 @@
     </w:p>
     <w:p>
       <w:pPr>
+        <w:spacing w:line="480" w:lineRule="auto"/>
         <w:ind w:left="0"/>
         <w:jc w:val="center"/>
         <w:rPr>
@@ -268,6 +274,7 @@
     </w:p>
     <w:p>
       <w:pPr>
+        <w:spacing w:line="480" w:lineRule="auto"/>
         <w:ind w:left="0"/>
         <w:jc w:val="center"/>
         <w:rPr>
@@ -285,14 +292,14 @@
     </w:p>
     <w:p>
       <w:pPr>
-        <w:spacing w:after="0" w:line="276" w:lineRule="auto"/>
+        <w:spacing w:after="0" w:line="480" w:lineRule="auto"/>
         <w:ind w:left="3599" w:right="3599"/>
         <w:jc w:val="center"/>
       </w:pPr>
     </w:p>
     <w:p>
       <w:pPr>
-        <w:spacing w:after="18" w:line="259" w:lineRule="auto"/>
+        <w:spacing w:after="18" w:line="480" w:lineRule="auto"/>
         <w:ind w:left="0" w:right="0"/>
         <w:jc w:val="center"/>
       </w:pPr>
@@ -302,7 +309,7 @@
     </w:p>
     <w:p>
       <w:pPr>
-        <w:spacing w:after="18" w:line="259" w:lineRule="auto"/>
+        <w:spacing w:after="18" w:line="480" w:lineRule="auto"/>
         <w:ind w:left="0"/>
         <w:jc w:val="center"/>
       </w:pPr>
@@ -316,7 +323,7 @@
     </w:p>
     <w:p>
       <w:pPr>
-        <w:spacing w:after="18" w:line="259" w:lineRule="auto"/>
+        <w:spacing w:after="18" w:line="480" w:lineRule="auto"/>
         <w:ind w:left="0" w:right="0"/>
         <w:jc w:val="center"/>
       </w:pPr>
@@ -326,7 +333,7 @@
     </w:p>
     <w:p>
       <w:pPr>
-        <w:spacing w:after="18" w:line="259" w:lineRule="auto"/>
+        <w:spacing w:after="18" w:line="480" w:lineRule="auto"/>
         <w:ind w:left="0" w:right="0"/>
         <w:jc w:val="center"/>
       </w:pPr>
@@ -336,7 +343,7 @@
     </w:p>
     <w:p>
       <w:pPr>
-        <w:spacing w:after="0" w:line="276" w:lineRule="auto"/>
+        <w:spacing w:after="0" w:line="480" w:lineRule="auto"/>
         <w:ind w:left="3413" w:right="3342"/>
         <w:jc w:val="center"/>
       </w:pPr>
@@ -346,7 +353,7 @@
     </w:p>
     <w:p>
       <w:pPr>
-        <w:spacing w:after="18" w:line="259" w:lineRule="auto"/>
+        <w:spacing w:after="18" w:line="480" w:lineRule="auto"/>
         <w:ind w:left="0" w:right="0"/>
         <w:jc w:val="center"/>
       </w:pPr>
@@ -356,7 +363,7 @@
     </w:p>
     <w:p>
       <w:pPr>
-        <w:spacing w:after="18" w:line="259" w:lineRule="auto"/>
+        <w:spacing w:after="18" w:line="480" w:lineRule="auto"/>
         <w:ind w:left="0" w:right="0"/>
         <w:jc w:val="center"/>
       </w:pPr>
@@ -366,7 +373,7 @@
     </w:p>
     <w:p>
       <w:pPr>
-        <w:spacing w:after="18" w:line="259" w:lineRule="auto"/>
+        <w:spacing w:after="18" w:line="480" w:lineRule="auto"/>
         <w:ind w:left="0" w:right="0"/>
       </w:pPr>
       <w:r>
@@ -375,7 +382,7 @@
     </w:p>
     <w:p>
       <w:pPr>
-        <w:spacing w:after="0" w:line="259" w:lineRule="auto"/>
+        <w:spacing w:after="0" w:line="480" w:lineRule="auto"/>
         <w:ind w:left="0" w:right="0"/>
       </w:pPr>
       <w:r>
@@ -384,7 +391,7 @@
     </w:p>
     <w:p>
       <w:pPr>
-        <w:spacing w:after="723" w:line="259" w:lineRule="auto"/>
+        <w:spacing w:after="723" w:line="480" w:lineRule="auto"/>
         <w:ind w:left="0" w:right="0"/>
       </w:pPr>
       <w:r>
@@ -394,6 +401,7 @@
     <w:p>
       <w:pPr>
         <w:pStyle w:val="Heading1"/>
+        <w:spacing w:line="480" w:lineRule="auto"/>
       </w:pPr>
       <w:r>
         <w:lastRenderedPageBreak/>
@@ -403,7 +411,7 @@
     <w:p>
       <w:pPr>
         <w:pStyle w:val="Heading2"/>
-        <w:spacing w:after="232"/>
+        <w:spacing w:after="232" w:line="480" w:lineRule="auto"/>
         <w:ind w:left="-5" w:right="0" w:firstLine="0"/>
       </w:pPr>
       <w:r>
@@ -413,6 +421,7 @@
     <w:p>
       <w:pPr>
         <w:pStyle w:val="Heading3"/>
+        <w:spacing w:line="480" w:lineRule="auto"/>
         <w:ind w:left="-5" w:firstLine="0"/>
       </w:pPr>
       <w:r>
@@ -421,7 +430,7 @@
     </w:p>
     <w:p>
       <w:pPr>
-        <w:spacing w:before="360" w:after="80"/>
+        <w:spacing w:before="360" w:after="80" w:line="480" w:lineRule="auto"/>
         <w:ind w:left="0" w:right="0"/>
         <w:jc w:val="both"/>
       </w:pPr>
@@ -431,35 +440,28 @@
     </w:p>
     <w:p>
       <w:pPr>
-        <w:spacing w:before="360" w:after="80"/>
+        <w:spacing w:before="360" w:after="80" w:line="480" w:lineRule="auto"/>
         <w:ind w:left="0" w:right="0"/>
         <w:jc w:val="both"/>
       </w:pPr>
       <w:r>
-        <w:t xml:space="preserve">In the Philippine context, coworking spaces have proliferated in metropolitan centers such as Metro Manila and Cebu, driven by the rise of the gig economy and the increasing demand for flexible work arrangements. Iloilo City, recognized as one of the country’s emerging digital hubs, has begun to follow this trajectory. The city’s Smart City initiatives, which emphasize digital transformation, sustainable urban development, and inclusive growth, provide fertile ground for coworking ecosystems. Districts such as </w:t>
-      </w:r>
-      <w:proofErr w:type="spellStart"/>
-      <w:r>
-        <w:t>Mandurriao</w:t>
-      </w:r>
-      <w:proofErr w:type="spellEnd"/>
-      <w:r>
-        <w:t>, with its burgeoning business parks, and Jaro, with its academic institutions, represent diverse socio‑spatial contexts where coworking spaces can thrive.</w:t>
-      </w:r>
-    </w:p>
-    <w:p>
-      <w:pPr>
-        <w:spacing w:before="360" w:after="80"/>
+        <w:t>In the Philippine context, coworking spaces have proliferated in metropolitan centers such as Metro Manila and Cebu, driven by the rise of the gig economy and the increasing demand for flexible work arrangements. Iloilo City, recognized as one of the country’s emerging digital hubs, has begun to follow this trajectory. The city’s Smart City initiatives, which emphasize digital transformation, sustainable urban development, and inclusive growth, provide fertile ground for coworking ecosystems. Districts such as Mandurriao, with its burgeoning business parks, and Jaro, with its academic institutions, represent diverse socio‑spatial contexts where coworking spaces can thrive.</w:t>
+      </w:r>
+    </w:p>
+    <w:p>
+      <w:pPr>
+        <w:spacing w:before="360" w:after="80" w:line="480" w:lineRule="auto"/>
         <w:ind w:left="0" w:right="0"/>
         <w:jc w:val="both"/>
       </w:pPr>
       <w:r>
+        <w:lastRenderedPageBreak/>
         <w:t>Yet, despite this growth, the infrastructure for discovering and reserving coworking spaces in Iloilo remains fragmented. Most hubs rely on manual systems, such as Facebook Messenger inquiries, phone calls, or physical walk‑ins. These methods are not only inefficient but also prone to errors, leading to double bookings, wasted time, and user dissatisfaction. For students balancing academic schedules, freelancers managing client deadlines, and entrepreneurs coordinating team meetings, such inefficiencies can have significant consequences.</w:t>
       </w:r>
     </w:p>
     <w:p>
       <w:pPr>
-        <w:spacing w:before="360" w:after="80"/>
+        <w:spacing w:before="360" w:after="80" w:line="480" w:lineRule="auto"/>
         <w:ind w:left="0" w:right="0"/>
         <w:jc w:val="both"/>
       </w:pPr>
@@ -469,31 +471,31 @@
     </w:p>
     <w:p>
       <w:pPr>
-        <w:spacing w:before="360" w:after="80"/>
+        <w:spacing w:before="360" w:after="80" w:line="480" w:lineRule="auto"/>
         <w:ind w:left="0" w:right="0"/>
         <w:jc w:val="both"/>
       </w:pPr>
       <w:r>
-        <w:t xml:space="preserve">Technologically, the MERN stack offers a robust foundation for building such a system. MongoDB provides flexible data storage for hub listings and reservations, Express.js and Node.js enable scalable server‑side operations, and React ensures a responsive, user‑friendly interface. When combined with GIS mapping, the system can visualize coworking hubs across Iloilo’s districts, </w:t>
-      </w:r>
-      <w:r>
-        <w:lastRenderedPageBreak/>
-        <w:t>allowing users to filter by location, amenities, and availability. For hub owners, administrative dashboards powered by CRUD operations and middleware authentication provide automated tools for managing occupancy and optimizing resource allocation.</w:t>
-      </w:r>
-    </w:p>
-    <w:p>
-      <w:pPr>
-        <w:spacing w:before="360" w:after="80"/>
+        <w:t>Technologically, the MERN stack offers a robust foundation for building such a system. MongoDB provides flexible data storage for hub listings and reservations, Express.js and Node.js enable scalable server‑side operations, and React ensures a responsive, user‑friendly interface. When combined with GIS mapping, the system can visualize coworking hubs across Iloilo’s districts, allowing users to filter by location, amenities, and availability. For hub owners, administrative dashboards powered by CRUD operations and middleware authentication provide automated tools for managing occupancy and optimizing resource allocation.</w:t>
+      </w:r>
+    </w:p>
+    <w:p>
+      <w:pPr>
+        <w:spacing w:before="360" w:after="80" w:line="480" w:lineRule="auto"/>
         <w:ind w:left="0" w:right="0"/>
         <w:jc w:val="both"/>
       </w:pPr>
       <w:r>
-        <w:t>From a policy perspective, the system supports Iloilo’s Smart City agenda by digitizing urban resource management. By reducing inefficiencies in coworking reservations, the platform contributes to broader goals of sustainability, inclusivity, and innovation. It also empowers local hub owners with data‑driven insights, enabling them to make informed decisions about facility usage, pricing strategies, and service improvements.</w:t>
-      </w:r>
-    </w:p>
-    <w:p>
-      <w:pPr>
-        <w:spacing w:before="360" w:after="80"/>
+        <w:t xml:space="preserve">From a policy perspective, the system supports Iloilo’s Smart City agenda by digitizing urban resource management. By reducing inefficiencies in coworking reservations, the platform contributes to broader goals of sustainability, inclusivity, and innovation. It also empowers local </w:t>
+      </w:r>
+      <w:r>
+        <w:lastRenderedPageBreak/>
+        <w:t>hub owners with data‑driven insights, enabling them to make informed decisions about facility usage, pricing strategies, and service improvements.</w:t>
+      </w:r>
+    </w:p>
+    <w:p>
+      <w:pPr>
+        <w:spacing w:before="360" w:after="80" w:line="480" w:lineRule="auto"/>
         <w:ind w:left="0" w:right="0"/>
         <w:jc w:val="both"/>
       </w:pPr>
@@ -503,14 +505,14 @@
     </w:p>
     <w:p>
       <w:pPr>
-        <w:spacing w:after="335" w:line="259" w:lineRule="auto"/>
+        <w:spacing w:after="335" w:line="480" w:lineRule="auto"/>
         <w:ind w:left="0" w:right="0"/>
         <w:jc w:val="both"/>
       </w:pPr>
     </w:p>
     <w:p>
       <w:pPr>
-        <w:spacing w:after="335" w:line="259" w:lineRule="auto"/>
+        <w:spacing w:after="335" w:line="480" w:lineRule="auto"/>
         <w:ind w:left="0" w:right="0"/>
         <w:jc w:val="right"/>
       </w:pPr>
@@ -663,6 +665,7 @@
     <w:p>
       <w:pPr>
         <w:pStyle w:val="Heading3"/>
+        <w:spacing w:line="480" w:lineRule="auto"/>
         <w:ind w:left="-5" w:firstLine="0"/>
       </w:pPr>
       <w:r>
@@ -671,7 +674,7 @@
     </w:p>
     <w:p>
       <w:pPr>
-        <w:spacing w:before="360" w:after="80"/>
+        <w:spacing w:before="360" w:after="80" w:line="480" w:lineRule="auto"/>
         <w:ind w:left="0" w:right="0"/>
         <w:jc w:val="both"/>
       </w:pPr>
@@ -685,7 +688,7 @@
           <w:ilvl w:val="0"/>
           <w:numId w:val="8"/>
         </w:numPr>
-        <w:spacing w:before="360" w:after="80"/>
+        <w:spacing w:before="360" w:after="80" w:line="480" w:lineRule="auto"/>
         <w:ind w:right="0"/>
         <w:jc w:val="both"/>
       </w:pPr>
@@ -695,12 +698,16 @@
     </w:p>
     <w:p>
       <w:pPr>
-        <w:spacing w:before="360" w:after="80"/>
+        <w:spacing w:before="360" w:after="80" w:line="480" w:lineRule="auto"/>
         <w:ind w:left="720" w:right="0"/>
         <w:jc w:val="both"/>
       </w:pPr>
       <w:r>
-        <w:t>Reservation uncertainty manifests when users attempt to secure a workspace without reliable information about current occupancy. In Iloilo City, anecdotal evidence from students and freelancers reveals that arriving at full‑capacity venues is a common occurrence. This phenomenon aligns with Kumar and Patel’s (2023) findings that manual booking systems frequently lead to double reservations and user frustration. For knowledge workers whose productivity depends on uninterrupted access to conducive environments, such uncertainty translates into wasted time, missed deadlines, and diminished trust in coworking providers.</w:t>
+        <w:t xml:space="preserve">Reservation uncertainty manifests when users attempt to secure a workspace without reliable information about current occupancy. In Iloilo City, anecdotal evidence from students and freelancers reveals that arriving at full‑capacity venues is a common occurrence. This phenomenon aligns with Kumar and Patel’s (2023) findings that manual booking systems frequently lead to double reservations and user frustration. For </w:t>
+      </w:r>
+      <w:r>
+        <w:lastRenderedPageBreak/>
+        <w:t>knowledge workers whose productivity depends on uninterrupted access to conducive environments, such uncertainty translates into wasted time, missed deadlines, and diminished trust in coworking providers.</w:t>
       </w:r>
     </w:p>
     <w:p>
@@ -709,7 +716,7 @@
           <w:ilvl w:val="0"/>
           <w:numId w:val="8"/>
         </w:numPr>
-        <w:spacing w:before="360" w:after="80"/>
+        <w:spacing w:before="360" w:after="80" w:line="480" w:lineRule="auto"/>
         <w:ind w:right="0"/>
         <w:jc w:val="both"/>
       </w:pPr>
@@ -719,24 +726,12 @@
     </w:p>
     <w:p>
       <w:pPr>
-        <w:spacing w:before="360" w:after="80"/>
+        <w:spacing w:before="360" w:after="80" w:line="480" w:lineRule="auto"/>
         <w:ind w:left="720" w:right="0"/>
         <w:jc w:val="both"/>
       </w:pPr>
       <w:r>
-        <w:t xml:space="preserve">Information fragmentation further compounds the problem. Pricing, amenities, and availability data are scattered across disparate channels, often limited to Facebook posts </w:t>
-      </w:r>
-      <w:r>
-        <w:lastRenderedPageBreak/>
-        <w:t xml:space="preserve">or informal word‑of‑mouth networks. This lack of transparency prevents users from making informed decisions about which coworking hub best suits their needs. In districts such as </w:t>
-      </w:r>
-      <w:proofErr w:type="spellStart"/>
-      <w:r>
-        <w:t>Mandurriao</w:t>
-      </w:r>
-      <w:proofErr w:type="spellEnd"/>
-      <w:r>
-        <w:t>, where multiple hubs compete for clientele, the absence of a unified platform creates inefficiencies not only for users but also for owners, who struggle to differentiate their services in a crowded market.</w:t>
+        <w:t>Information fragmentation further compounds the problem. Pricing, amenities, and availability data are scattered across disparate channels, often limited to Facebook posts or informal word‑of‑mouth networks. This lack of transparency prevents users from making informed decisions about which coworking hub best suits their needs. In districts such as Mandurriao, where multiple hubs compete for clientele, the absence of a unified platform creates inefficiencies not only for users but also for owners, who struggle to differentiate their services in a crowded market.</w:t>
       </w:r>
     </w:p>
     <w:p>
@@ -745,7 +740,7 @@
           <w:ilvl w:val="0"/>
           <w:numId w:val="8"/>
         </w:numPr>
-        <w:spacing w:before="360" w:after="80"/>
+        <w:spacing w:before="360" w:after="80" w:line="480" w:lineRule="auto"/>
         <w:ind w:right="0"/>
         <w:jc w:val="both"/>
       </w:pPr>
@@ -755,7 +750,7 @@
     </w:p>
     <w:p>
       <w:pPr>
-        <w:spacing w:before="360" w:after="80"/>
+        <w:spacing w:before="360" w:after="80" w:line="480" w:lineRule="auto"/>
         <w:ind w:left="720" w:right="0"/>
         <w:jc w:val="both"/>
       </w:pPr>
@@ -769,7 +764,7 @@
           <w:ilvl w:val="0"/>
           <w:numId w:val="8"/>
         </w:numPr>
-        <w:spacing w:before="360" w:after="80"/>
+        <w:spacing w:before="360" w:after="80" w:line="480" w:lineRule="auto"/>
         <w:ind w:right="0"/>
         <w:jc w:val="both"/>
       </w:pPr>
@@ -779,12 +774,16 @@
     </w:p>
     <w:p>
       <w:pPr>
-        <w:spacing w:before="360" w:after="80"/>
+        <w:spacing w:before="360" w:after="80" w:line="480" w:lineRule="auto"/>
         <w:ind w:left="720" w:right="0"/>
         <w:jc w:val="both"/>
       </w:pPr>
       <w:r>
-        <w:t>The absence of a centralized discovery and reservation system represents a structural gap in Iloilo’s coworking industry. Unlike global cities that have adopted digital platforms integrating IoT sensors, GIS mapping, and machine learning algorithms, Iloilo continues to rely on fragmented, manual processes. This gap not only limits user choice but also constrains the city’s ability to position itself as a competitive digital hub within the Philippines and Southeast Asia.</w:t>
+        <w:t xml:space="preserve">The absence of a centralized discovery and reservation system represents a structural gap in Iloilo’s coworking industry. Unlike global cities that have adopted digital platforms integrating IoT sensors, GIS mapping, and machine learning algorithms, Iloilo continues to </w:t>
+      </w:r>
+      <w:r>
+        <w:lastRenderedPageBreak/>
+        <w:t>rely on fragmented, manual processes. This gap not only limits user choice but also constrains the city’s ability to position itself as a competitive digital hub within the Philippines and Southeast Asia.</w:t>
       </w:r>
     </w:p>
     <w:p>
@@ -793,7 +792,7 @@
           <w:ilvl w:val="0"/>
           <w:numId w:val="8"/>
         </w:numPr>
-        <w:spacing w:before="360" w:after="80"/>
+        <w:spacing w:before="360" w:after="80" w:line="480" w:lineRule="auto"/>
         <w:ind w:right="0"/>
         <w:jc w:val="both"/>
       </w:pPr>
@@ -807,20 +806,12 @@
           <w:ilvl w:val="0"/>
           <w:numId w:val="8"/>
         </w:numPr>
-        <w:spacing w:before="360" w:after="80"/>
+        <w:spacing w:before="360" w:after="80" w:line="480" w:lineRule="auto"/>
         <w:ind w:right="0"/>
         <w:jc w:val="both"/>
       </w:pPr>
       <w:r>
-        <w:t xml:space="preserve">From a socio‑technical perspective, coworking spaces are ecosystems where technological infrastructures and social practices intersect (Amler, 2024). The inefficiencies observed in Iloilo reflect a misalignment between the city’s Smart City ambitions and the operational realities of its coworking industry. Theories of urban innovation (Kraus et al., 2022) suggest that digital platforms are essential for embedding coworking into the broader urban fabric, enabling equitable access and sustainable growth. Without such platforms, Iloilo risks </w:t>
-      </w:r>
-      <w:proofErr w:type="gramStart"/>
-      <w:r>
-        <w:t>lagging behind</w:t>
-      </w:r>
-      <w:proofErr w:type="gramEnd"/>
-      <w:r>
-        <w:t xml:space="preserve"> in its Smart City trajectory, undermining its potential as a regional startup hub.</w:t>
+        <w:t>From a socio‑technical perspective, coworking spaces are ecosystems where technological infrastructures and social practices intersect (Amler, 2024). The inefficiencies observed in Iloilo reflect a misalignment between the city’s Smart City ambitions and the operational realities of its coworking industry. Theories of urban innovation (Kraus et al., 2022) suggest that digital platforms are essential for embedding coworking into the broader urban fabric, enabling equitable access and sustainable growth. Without such platforms, Iloilo risks lagging behind in its Smart City trajectory, undermining its potential as a regional startup hub.</w:t>
       </w:r>
     </w:p>
     <w:p>
@@ -829,7 +820,7 @@
           <w:ilvl w:val="0"/>
           <w:numId w:val="8"/>
         </w:numPr>
-        <w:spacing w:before="360" w:after="80"/>
+        <w:spacing w:before="360" w:after="80" w:line="480" w:lineRule="auto"/>
         <w:ind w:right="0"/>
         <w:jc w:val="both"/>
       </w:pPr>
@@ -839,24 +830,12 @@
     </w:p>
     <w:p>
       <w:pPr>
-        <w:spacing w:before="360" w:after="80"/>
+        <w:spacing w:before="360" w:after="80" w:line="480" w:lineRule="auto"/>
         <w:ind w:left="720" w:right="0"/>
         <w:jc w:val="both"/>
       </w:pPr>
       <w:r>
-        <w:t xml:space="preserve">In </w:t>
-      </w:r>
-      <w:proofErr w:type="spellStart"/>
-      <w:r>
-        <w:t>Mandurriao</w:t>
-      </w:r>
-      <w:proofErr w:type="spellEnd"/>
-      <w:r>
-        <w:t xml:space="preserve">, known for its burgeoning business parks, freelancers often rely on Facebook Messenger to inquire about seat availability. Reports indicate that responses are delayed, leading to wasted travel time and missed opportunities. In Jaro, where academic institutions drive demand for study hubs, students frequently encounter booking conflicts due to manual reservation logs. In Molo and the City Proper, smaller coworking spaces struggle to attract clients because their services are not visible on centralized </w:t>
-      </w:r>
-      <w:r>
-        <w:lastRenderedPageBreak/>
-        <w:t>directories. These local examples illustrate the pervasive nature of reservation uncertainty and information fragmentation across Iloilo’s districts.</w:t>
+        <w:t>In Mandurriao, known for its burgeoning business parks, freelancers often rely on Facebook Messenger to inquire about seat availability. Reports indicate that responses are delayed, leading to wasted travel time and missed opportunities. In Jaro, where academic institutions drive demand for study hubs, students frequently encounter booking conflicts due to manual reservation logs. In Molo and the City Proper, smaller coworking spaces struggle to attract clients because their services are not visible on centralized directories. These local examples illustrate the pervasive nature of reservation uncertainty and information fragmentation across Iloilo’s districts.</w:t>
       </w:r>
     </w:p>
     <w:p>
@@ -865,7 +844,7 @@
           <w:ilvl w:val="0"/>
           <w:numId w:val="8"/>
         </w:numPr>
-        <w:spacing w:before="360" w:after="80"/>
+        <w:spacing w:before="360" w:after="80" w:line="480" w:lineRule="auto"/>
         <w:ind w:right="0"/>
         <w:jc w:val="both"/>
       </w:pPr>
@@ -879,11 +858,12 @@
           <w:ilvl w:val="0"/>
           <w:numId w:val="8"/>
         </w:numPr>
-        <w:spacing w:before="360" w:after="80"/>
+        <w:spacing w:before="360" w:after="80" w:line="480" w:lineRule="auto"/>
         <w:ind w:right="0"/>
         <w:jc w:val="both"/>
       </w:pPr>
       <w:r>
+        <w:lastRenderedPageBreak/>
         <w:t>The implications of these problems are multifaceted. For users, inefficiencies translate into lost productivity, financial costs, and diminished trust in coworking providers. For hub owners, operational inefficiencies hinder revenue optimization and customer satisfaction. For the city, the absence of a centralized system undermines its Smart City agenda, limiting its ability to leverage coworking as a driver of digital innovation and economic growth.</w:t>
       </w:r>
     </w:p>
@@ -893,14 +873,14 @@
           <w:ilvl w:val="0"/>
           <w:numId w:val="8"/>
         </w:numPr>
-        <w:spacing w:after="335" w:line="259" w:lineRule="auto"/>
+        <w:spacing w:after="335" w:line="480" w:lineRule="auto"/>
         <w:ind w:right="0"/>
         <w:jc w:val="both"/>
       </w:pPr>
     </w:p>
     <w:p>
       <w:pPr>
-        <w:spacing w:after="335" w:line="259" w:lineRule="auto"/>
+        <w:spacing w:after="335" w:line="480" w:lineRule="auto"/>
         <w:ind w:left="0" w:right="0"/>
         <w:jc w:val="right"/>
       </w:pPr>
@@ -1053,6 +1033,7 @@
     <w:p>
       <w:pPr>
         <w:pStyle w:val="Heading3"/>
+        <w:spacing w:line="480" w:lineRule="auto"/>
         <w:ind w:left="-5" w:firstLine="0"/>
       </w:pPr>
       <w:r>
@@ -1061,7 +1042,7 @@
     </w:p>
     <w:p>
       <w:pPr>
-        <w:spacing w:after="258" w:line="259" w:lineRule="auto"/>
+        <w:spacing w:after="258" w:line="480" w:lineRule="auto"/>
         <w:ind w:left="-5" w:right="0"/>
       </w:pPr>
       <w:r>
@@ -1074,7 +1055,7 @@
     </w:p>
     <w:p>
       <w:pPr>
-        <w:spacing w:after="258" w:line="259" w:lineRule="auto"/>
+        <w:spacing w:after="258" w:line="480" w:lineRule="auto"/>
         <w:ind w:left="-5" w:right="0"/>
       </w:pPr>
       <w:r>
@@ -1093,7 +1074,7 @@
     </w:p>
     <w:p>
       <w:pPr>
-        <w:spacing w:after="258" w:line="259" w:lineRule="auto"/>
+        <w:spacing w:after="258" w:line="480" w:lineRule="auto"/>
         <w:ind w:left="-5" w:right="0"/>
       </w:pPr>
       <w:r>
@@ -1110,7 +1091,7 @@
           <w:ilvl w:val="0"/>
           <w:numId w:val="9"/>
         </w:numPr>
-        <w:spacing w:before="240" w:after="240" w:line="259" w:lineRule="auto"/>
+        <w:spacing w:before="240" w:after="240" w:line="480" w:lineRule="auto"/>
         <w:ind w:right="0"/>
       </w:pPr>
       <w:r>
@@ -1123,7 +1104,7 @@
           <w:ilvl w:val="0"/>
           <w:numId w:val="9"/>
         </w:numPr>
-        <w:spacing w:after="335" w:line="259" w:lineRule="auto"/>
+        <w:spacing w:after="335" w:line="480" w:lineRule="auto"/>
         <w:ind w:right="0"/>
       </w:pPr>
       <w:r>
@@ -1131,6 +1112,7 @@
           <w:b/>
           <w:bCs/>
         </w:rPr>
+        <w:lastRenderedPageBreak/>
         <w:t>1. Analyze the current challenges faced by the Iloilo workforce regarding workspace accessibility and the limitations of manual reservation processes.</w:t>
       </w:r>
       <w:r>
@@ -1143,7 +1125,7 @@
           <w:ilvl w:val="0"/>
           <w:numId w:val="9"/>
         </w:numPr>
-        <w:spacing w:before="240" w:after="240" w:line="259" w:lineRule="auto"/>
+        <w:spacing w:before="240" w:after="240" w:line="480" w:lineRule="auto"/>
         <w:ind w:right="0"/>
       </w:pPr>
       <w:r>
@@ -1156,7 +1138,7 @@
           <w:ilvl w:val="0"/>
           <w:numId w:val="9"/>
         </w:numPr>
-        <w:spacing w:after="335" w:line="259" w:lineRule="auto"/>
+        <w:spacing w:after="335" w:line="480" w:lineRule="auto"/>
         <w:ind w:right="0"/>
       </w:pPr>
       <w:r>
@@ -1176,28 +1158,11 @@
           <w:ilvl w:val="0"/>
           <w:numId w:val="9"/>
         </w:numPr>
-        <w:spacing w:before="240" w:after="240" w:line="259" w:lineRule="auto"/>
+        <w:spacing w:before="240" w:after="240" w:line="480" w:lineRule="auto"/>
         <w:ind w:right="0"/>
       </w:pPr>
       <w:r>
-        <w:lastRenderedPageBreak/>
-        <w:t xml:space="preserve">User interface (UI) and user experience (UX) design are critical determinants of system adoption. A responsive interface ensures accessibility across devices, particularly smartphones, which are the primary digital tools for many </w:t>
-      </w:r>
-      <w:proofErr w:type="spellStart"/>
-      <w:r>
-        <w:t>Ilonggos</w:t>
-      </w:r>
-      <w:proofErr w:type="spellEnd"/>
-      <w:r>
-        <w:t>. By enabling filters for districts (</w:t>
-      </w:r>
-      <w:proofErr w:type="spellStart"/>
-      <w:r>
-        <w:t>Mandurriao</w:t>
-      </w:r>
-      <w:proofErr w:type="spellEnd"/>
-      <w:r>
-        <w:t>, Jaro, Molo, City Proper), amenities (e.g., high‑speed Wi‑Fi, meeting rooms), and pricing, the system empowers users to make informed decisions quickly and efficiently. This objective aligns with ISO 25010’s emphasis on usability as a dimension of software quality.</w:t>
+        <w:t>User interface (UI) and user experience (UX) design are critical determinants of system adoption. A responsive interface ensures accessibility across devices, particularly smartphones, which are the primary digital tools for many Ilonggos. By enabling filters for districts (Mandurriao, Jaro, Molo, City Proper), amenities (e.g., high‑speed Wi‑Fi, meeting rooms), and pricing, the system empowers users to make informed decisions quickly and efficiently. This objective aligns with ISO 25010’s emphasis on usability as a dimension of software quality.</w:t>
       </w:r>
     </w:p>
     <w:p>
@@ -1206,7 +1171,7 @@
           <w:ilvl w:val="0"/>
           <w:numId w:val="9"/>
         </w:numPr>
-        <w:spacing w:after="335" w:line="259" w:lineRule="auto"/>
+        <w:spacing w:after="335" w:line="480" w:lineRule="auto"/>
         <w:ind w:right="0"/>
       </w:pPr>
       <w:r>
@@ -1226,11 +1191,15 @@
           <w:ilvl w:val="0"/>
           <w:numId w:val="9"/>
         </w:numPr>
-        <w:spacing w:before="240" w:after="240" w:line="259" w:lineRule="auto"/>
+        <w:spacing w:before="240" w:after="240" w:line="480" w:lineRule="auto"/>
         <w:ind w:right="0"/>
       </w:pPr>
       <w:r>
-        <w:t>Reservation uncertainty is one of the most pressing challenges in coworking ecosystems. By implementing a real‑time tracking module, the system ensures that users have accurate information about seat and room availability. Although the study acknowledges its limitation in not deploying IoT hardware, software‑based status updates and manual admin overrides provide a feasible alternative. This objective directly addresses the problem of overbooking and enhances user trust in the system.</w:t>
+        <w:t xml:space="preserve">Reservation uncertainty is one of the most pressing challenges in coworking ecosystems. By implementing a real‑time tracking module, the system ensures that users have accurate information about seat and room availability. Although the study acknowledges its limitation in not deploying IoT hardware, software‑based status updates and manual </w:t>
+      </w:r>
+      <w:r>
+        <w:lastRenderedPageBreak/>
+        <w:t>admin overrides provide a feasible alternative. This objective directly addresses the problem of overbooking and enhances user trust in the system.</w:t>
       </w:r>
     </w:p>
     <w:p>
@@ -1239,7 +1208,7 @@
           <w:ilvl w:val="0"/>
           <w:numId w:val="9"/>
         </w:numPr>
-        <w:spacing w:after="335" w:line="259" w:lineRule="auto"/>
+        <w:spacing w:after="335" w:line="480" w:lineRule="auto"/>
         <w:ind w:right="0"/>
       </w:pPr>
       <w:r>
@@ -1259,7 +1228,7 @@
           <w:ilvl w:val="0"/>
           <w:numId w:val="9"/>
         </w:numPr>
-        <w:spacing w:before="240" w:after="240" w:line="259" w:lineRule="auto"/>
+        <w:spacing w:before="240" w:after="240" w:line="480" w:lineRule="auto"/>
         <w:ind w:right="0"/>
       </w:pPr>
       <w:r>
@@ -1272,7 +1241,7 @@
           <w:ilvl w:val="0"/>
           <w:numId w:val="9"/>
         </w:numPr>
-        <w:spacing w:after="335" w:line="259" w:lineRule="auto"/>
+        <w:spacing w:after="335" w:line="480" w:lineRule="auto"/>
         <w:ind w:right="0"/>
       </w:pPr>
       <w:r>
@@ -1292,7 +1261,7 @@
           <w:ilvl w:val="0"/>
           <w:numId w:val="9"/>
         </w:numPr>
-        <w:spacing w:before="240" w:after="240" w:line="259" w:lineRule="auto"/>
+        <w:spacing w:before="240" w:after="240" w:line="480" w:lineRule="auto"/>
         <w:ind w:right="0"/>
       </w:pPr>
       <w:r>
@@ -1305,7 +1274,7 @@
           <w:ilvl w:val="0"/>
           <w:numId w:val="9"/>
         </w:numPr>
-        <w:spacing w:after="335" w:line="259" w:lineRule="auto"/>
+        <w:spacing w:after="335" w:line="480" w:lineRule="auto"/>
         <w:ind w:right="0"/>
       </w:pPr>
       <w:r>
@@ -1325,11 +1294,15 @@
           <w:ilvl w:val="0"/>
           <w:numId w:val="9"/>
         </w:numPr>
-        <w:spacing w:before="240" w:after="240" w:line="259" w:lineRule="auto"/>
+        <w:spacing w:before="240" w:after="240" w:line="480" w:lineRule="auto"/>
         <w:ind w:right="0"/>
       </w:pPr>
       <w:r>
-        <w:t>Geographic accessibility is a key factor influencing coworking adoption. By integrating a mapping API, the system visualizes coworking hubs across Iloilo’s districts, enabling users to identify nearby facilities and navigate to them efficiently. This objective aligns with Smart City principles of transparency and inclusivity, embedding spatial data into citizen‑centric services.</w:t>
+        <w:t xml:space="preserve">Geographic accessibility is a key factor influencing coworking adoption. By integrating a mapping API, the system visualizes coworking hubs across Iloilo’s districts, enabling users to identify nearby facilities and navigate to them efficiently. This objective aligns </w:t>
+      </w:r>
+      <w:r>
+        <w:lastRenderedPageBreak/>
+        <w:t>with Smart City principles of transparency and inclusivity, embedding spatial data into citizen‑centric services.</w:t>
       </w:r>
     </w:p>
     <w:p>
@@ -1338,7 +1311,7 @@
           <w:ilvl w:val="0"/>
           <w:numId w:val="9"/>
         </w:numPr>
-        <w:spacing w:after="335" w:line="259" w:lineRule="auto"/>
+        <w:spacing w:after="335" w:line="480" w:lineRule="auto"/>
         <w:ind w:right="0"/>
       </w:pPr>
       <w:r>
@@ -1346,7 +1319,6 @@
           <w:b/>
           <w:bCs/>
         </w:rPr>
-        <w:lastRenderedPageBreak/>
         <w:t>7. Store and manage user profiles, historical booking data, and facility details using a secure database management system.</w:t>
       </w:r>
       <w:r>
@@ -1359,7 +1331,7 @@
           <w:ilvl w:val="0"/>
           <w:numId w:val="9"/>
         </w:numPr>
-        <w:spacing w:before="240" w:after="240" w:line="259" w:lineRule="auto"/>
+        <w:spacing w:before="240" w:after="240" w:line="480" w:lineRule="auto"/>
         <w:ind w:right="0"/>
       </w:pPr>
       <w:r>
@@ -1372,7 +1344,7 @@
           <w:ilvl w:val="0"/>
           <w:numId w:val="9"/>
         </w:numPr>
-        <w:spacing w:after="335" w:line="259" w:lineRule="auto"/>
+        <w:spacing w:after="335" w:line="480" w:lineRule="auto"/>
         <w:ind w:right="0"/>
       </w:pPr>
       <w:r>
@@ -1392,7 +1364,7 @@
           <w:ilvl w:val="0"/>
           <w:numId w:val="9"/>
         </w:numPr>
-        <w:spacing w:before="240" w:after="240" w:line="259" w:lineRule="auto"/>
+        <w:spacing w:before="240" w:after="240" w:line="480" w:lineRule="auto"/>
         <w:ind w:right="0"/>
       </w:pPr>
       <w:r>
@@ -1401,7 +1373,7 @@
     </w:p>
     <w:p>
       <w:pPr>
-        <w:spacing w:after="335" w:line="259" w:lineRule="auto"/>
+        <w:spacing w:after="335" w:line="480" w:lineRule="auto"/>
         <w:ind w:left="0" w:right="0"/>
         <w:jc w:val="right"/>
       </w:pPr>
@@ -1554,6 +1526,7 @@
     <w:p>
       <w:pPr>
         <w:pStyle w:val="Heading3"/>
+        <w:spacing w:line="480" w:lineRule="auto"/>
         <w:ind w:left="-5" w:firstLine="0"/>
       </w:pPr>
       <w:r>
@@ -1562,7 +1535,7 @@
     </w:p>
     <w:p>
       <w:pPr>
-        <w:spacing w:after="335" w:line="259" w:lineRule="auto"/>
+        <w:spacing w:after="335" w:line="480" w:lineRule="auto"/>
         <w:ind w:left="0" w:right="0"/>
         <w:jc w:val="both"/>
       </w:pPr>
@@ -1577,7 +1550,11 @@
         <w:t>localized web and mobile‑based application</w:t>
       </w:r>
       <w:r>
-        <w:t xml:space="preserve"> for discovering and reserving coworking spaces specifically within Iloilo City. By narrowing the geographic and functional focus, the study ensures that its objectives are achievable within the academic timeframe and resources available, while still contributing meaningfully to both scholarly discourse and practical innovation. </w:t>
+        <w:t xml:space="preserve"> for discovering and reserving coworking spaces specifically within Iloilo City. By narrowing the geographic and functional focus, the study ensures </w:t>
+      </w:r>
+      <w:r>
+        <w:lastRenderedPageBreak/>
+        <w:t xml:space="preserve">that its objectives are achievable within the academic timeframe and resources available, while still contributing meaningfully to both scholarly discourse and practical innovation. </w:t>
       </w:r>
     </w:p>
     <w:p>
@@ -1585,7 +1562,7 @@
         <w:pStyle w:val="Heading3"/>
         <w:keepNext w:val="0"/>
         <w:keepLines w:val="0"/>
-        <w:spacing w:before="280" w:after="80"/>
+        <w:spacing w:before="280" w:after="80" w:line="480" w:lineRule="auto"/>
         <w:ind w:left="0"/>
         <w:jc w:val="both"/>
       </w:pPr>
@@ -1597,7 +1574,7 @@
     </w:p>
     <w:p>
       <w:pPr>
-        <w:spacing w:before="240" w:after="240" w:line="259" w:lineRule="auto"/>
+        <w:spacing w:before="240" w:after="240" w:line="480" w:lineRule="auto"/>
         <w:ind w:left="0" w:right="0"/>
         <w:jc w:val="both"/>
       </w:pPr>
@@ -1611,7 +1588,7 @@
           <w:ilvl w:val="0"/>
           <w:numId w:val="5"/>
         </w:numPr>
-        <w:spacing w:before="240" w:after="0" w:line="259" w:lineRule="auto"/>
+        <w:spacing w:before="240" w:after="0" w:line="480" w:lineRule="auto"/>
         <w:ind w:right="0"/>
       </w:pPr>
       <w:r>
@@ -1631,7 +1608,7 @@
           <w:ilvl w:val="0"/>
           <w:numId w:val="5"/>
         </w:numPr>
-        <w:spacing w:after="0" w:line="259" w:lineRule="auto"/>
+        <w:spacing w:after="0" w:line="480" w:lineRule="auto"/>
         <w:ind w:right="0"/>
       </w:pPr>
       <w:r>
@@ -1642,15 +1619,7 @@
         <w:t>Searchable Directory of Hubs.</w:t>
       </w:r>
       <w:r>
-        <w:t xml:space="preserve"> The system will provide a centralized directory of coworking spaces across Iloilo’s districts (</w:t>
-      </w:r>
-      <w:proofErr w:type="spellStart"/>
-      <w:r>
-        <w:t>Mandurriao</w:t>
-      </w:r>
-      <w:proofErr w:type="spellEnd"/>
-      <w:r>
-        <w:t>, Jaro, Molo, City Proper). Each listing will include amenities, pricing, and availability, enabling users to make informed decisions.</w:t>
+        <w:t xml:space="preserve"> The system will provide a centralized directory of coworking spaces across Iloilo’s districts (Mandurriao, Jaro, Molo, City Proper). Each listing will include amenities, pricing, and availability, enabling users to make informed decisions.</w:t>
       </w:r>
     </w:p>
     <w:p>
@@ -1659,7 +1628,7 @@
           <w:ilvl w:val="0"/>
           <w:numId w:val="5"/>
         </w:numPr>
-        <w:spacing w:after="0" w:line="259" w:lineRule="auto"/>
+        <w:spacing w:after="0" w:line="480" w:lineRule="auto"/>
         <w:ind w:right="0"/>
       </w:pPr>
       <w:r>
@@ -1679,7 +1648,7 @@
           <w:ilvl w:val="0"/>
           <w:numId w:val="5"/>
         </w:numPr>
-        <w:spacing w:after="0" w:line="259" w:lineRule="auto"/>
+        <w:spacing w:after="0" w:line="480" w:lineRule="auto"/>
         <w:ind w:right="0"/>
       </w:pPr>
       <w:r>
@@ -1699,7 +1668,7 @@
           <w:ilvl w:val="0"/>
           <w:numId w:val="5"/>
         </w:numPr>
-        <w:spacing w:after="0" w:line="259" w:lineRule="auto"/>
+        <w:spacing w:after="0" w:line="480" w:lineRule="auto"/>
         <w:ind w:right="0"/>
       </w:pPr>
       <w:r>
@@ -1707,7 +1676,6 @@
           <w:b/>
           <w:bCs/>
         </w:rPr>
-        <w:lastRenderedPageBreak/>
         <w:t>Administrative Dashboard.</w:t>
       </w:r>
       <w:r>
@@ -1720,7 +1688,7 @@
           <w:ilvl w:val="0"/>
           <w:numId w:val="5"/>
         </w:numPr>
-        <w:spacing w:after="240" w:line="259" w:lineRule="auto"/>
+        <w:spacing w:after="240" w:line="480" w:lineRule="auto"/>
         <w:ind w:right="0"/>
       </w:pPr>
       <w:r>
@@ -1731,12 +1699,16 @@
         <w:t>Mapping API Integration.</w:t>
       </w:r>
       <w:r>
-        <w:t xml:space="preserve"> Geographic Information System (GIS) or mapping APIs will visualize coworking hubs across Iloilo City, providing accurate geolocations and navigation. This feature enhances accessibility and supports Smart City principles of transparency and inclusivity.</w:t>
-      </w:r>
-    </w:p>
-    <w:p>
-      <w:pPr>
-        <w:spacing w:before="240" w:after="240" w:line="259" w:lineRule="auto"/>
+        <w:t xml:space="preserve"> Geographic Information System (GIS) or mapping APIs will visualize coworking hubs across Iloilo City, providing accurate geolocations and </w:t>
+      </w:r>
+      <w:r>
+        <w:lastRenderedPageBreak/>
+        <w:t>navigation. This feature enhances accessibility and supports Smart City principles of transparency and inclusivity.</w:t>
+      </w:r>
+    </w:p>
+    <w:p>
+      <w:pPr>
+        <w:spacing w:before="240" w:after="240" w:line="480" w:lineRule="auto"/>
         <w:ind w:left="0" w:right="0"/>
         <w:jc w:val="both"/>
       </w:pPr>
@@ -1749,7 +1721,7 @@
         <w:pStyle w:val="Heading3"/>
         <w:keepNext w:val="0"/>
         <w:keepLines w:val="0"/>
-        <w:spacing w:before="280" w:after="80"/>
+        <w:spacing w:before="280" w:after="80" w:line="480" w:lineRule="auto"/>
         <w:ind w:left="0"/>
         <w:jc w:val="both"/>
       </w:pPr>
@@ -1761,7 +1733,7 @@
     </w:p>
     <w:p>
       <w:pPr>
-        <w:spacing w:before="240" w:after="240" w:line="259" w:lineRule="auto"/>
+        <w:spacing w:before="240" w:after="240" w:line="480" w:lineRule="auto"/>
         <w:ind w:left="0" w:right="0"/>
         <w:jc w:val="both"/>
       </w:pPr>
@@ -1775,7 +1747,7 @@
           <w:ilvl w:val="0"/>
           <w:numId w:val="17"/>
         </w:numPr>
-        <w:spacing w:before="240" w:after="0" w:line="259" w:lineRule="auto"/>
+        <w:spacing w:before="240" w:after="0" w:line="480" w:lineRule="auto"/>
         <w:ind w:right="0"/>
       </w:pPr>
       <w:r>
@@ -1795,7 +1767,7 @@
           <w:ilvl w:val="0"/>
           <w:numId w:val="17"/>
         </w:numPr>
-        <w:spacing w:after="0" w:line="259" w:lineRule="auto"/>
+        <w:spacing w:after="0" w:line="480" w:lineRule="auto"/>
         <w:ind w:right="0"/>
       </w:pPr>
       <w:r>
@@ -1815,7 +1787,7 @@
           <w:ilvl w:val="0"/>
           <w:numId w:val="17"/>
         </w:numPr>
-        <w:spacing w:after="0" w:line="259" w:lineRule="auto"/>
+        <w:spacing w:after="0" w:line="480" w:lineRule="auto"/>
         <w:ind w:right="0"/>
       </w:pPr>
       <w:r>
@@ -1835,7 +1807,7 @@
           <w:ilvl w:val="0"/>
           <w:numId w:val="17"/>
         </w:numPr>
-        <w:spacing w:after="240" w:line="259" w:lineRule="auto"/>
+        <w:spacing w:after="240" w:line="480" w:lineRule="auto"/>
         <w:ind w:right="0"/>
       </w:pPr>
       <w:r>
@@ -1851,21 +1823,21 @@
     </w:p>
     <w:p>
       <w:pPr>
-        <w:spacing w:before="240" w:after="240" w:line="259" w:lineRule="auto"/>
+        <w:spacing w:before="240" w:after="240" w:line="480" w:lineRule="auto"/>
         <w:ind w:left="0" w:right="0"/>
         <w:jc w:val="both"/>
       </w:pPr>
     </w:p>
     <w:p>
       <w:pPr>
-        <w:spacing w:before="240" w:after="240" w:line="259" w:lineRule="auto"/>
+        <w:spacing w:before="240" w:after="240" w:line="480" w:lineRule="auto"/>
         <w:ind w:left="0" w:right="0"/>
         <w:jc w:val="both"/>
       </w:pPr>
     </w:p>
     <w:p>
       <w:pPr>
-        <w:spacing w:after="335" w:line="259" w:lineRule="auto"/>
+        <w:spacing w:after="335" w:line="480" w:lineRule="auto"/>
         <w:ind w:left="0" w:right="0"/>
       </w:pPr>
       <w:r>
@@ -2017,12 +1989,14 @@
     <w:p>
       <w:pPr>
         <w:pStyle w:val="Heading3"/>
+        <w:spacing w:line="480" w:lineRule="auto"/>
         <w:ind w:left="-5" w:firstLine="0"/>
       </w:pPr>
     </w:p>
     <w:p>
       <w:pPr>
         <w:pStyle w:val="Heading3"/>
+        <w:spacing w:line="480" w:lineRule="auto"/>
         <w:ind w:left="-5" w:firstLine="0"/>
       </w:pPr>
       <w:r>
@@ -2035,7 +2009,7 @@
           <w:ilvl w:val="0"/>
           <w:numId w:val="11"/>
         </w:numPr>
-        <w:spacing w:before="240" w:after="240"/>
+        <w:spacing w:before="240" w:after="240" w:line="480" w:lineRule="auto"/>
         <w:ind w:right="0"/>
         <w:jc w:val="both"/>
       </w:pPr>
@@ -2050,11 +2024,7 @@
         <w:t>Co‑Working Space Discovery and Reservation System for Iloilo City</w:t>
       </w:r>
       <w:r>
-        <w:t xml:space="preserve"> holds significance across multiple stakeholder groups. Its impact extends beyond individual users to coworking hub owners, the local government, academic institutions, and future </w:t>
-      </w:r>
-      <w:r>
-        <w:lastRenderedPageBreak/>
-        <w:t>researchers. By digitizing the fragmented coworking ecosystem, the system contributes to both practical innovation and scholarly discourse, aligning with Iloilo City’s Smart City agenda.</w:t>
+        <w:t xml:space="preserve"> holds significance across multiple stakeholder groups. Its impact extends beyond individual users to coworking hub owners, the local government, academic institutions, and future researchers. By digitizing the fragmented coworking ecosystem, the system contributes to both practical innovation and scholarly discourse, aligning with Iloilo City’s Smart City agenda.</w:t>
       </w:r>
     </w:p>
     <w:p>
@@ -2066,7 +2036,7 @@
           <w:ilvl w:val="0"/>
           <w:numId w:val="11"/>
         </w:numPr>
-        <w:spacing w:before="280" w:after="80" w:line="268" w:lineRule="auto"/>
+        <w:spacing w:before="280" w:after="80" w:line="480" w:lineRule="auto"/>
         <w:ind w:right="61"/>
         <w:jc w:val="both"/>
       </w:pPr>
@@ -2082,7 +2052,7 @@
           <w:ilvl w:val="0"/>
           <w:numId w:val="11"/>
         </w:numPr>
-        <w:spacing w:before="240" w:after="240"/>
+        <w:spacing w:before="240" w:after="240" w:line="480" w:lineRule="auto"/>
         <w:ind w:right="0"/>
         <w:jc w:val="both"/>
       </w:pPr>
@@ -2109,13 +2079,14 @@
           <w:ilvl w:val="0"/>
           <w:numId w:val="11"/>
         </w:numPr>
-        <w:spacing w:before="280" w:after="80" w:line="268" w:lineRule="auto"/>
+        <w:spacing w:before="280" w:after="80" w:line="480" w:lineRule="auto"/>
         <w:ind w:right="61"/>
         <w:jc w:val="both"/>
       </w:pPr>
       <w:bookmarkStart w:id="3" w:name="_heading=h.hgpilytyzyr0" w:colFirst="0" w:colLast="0"/>
       <w:bookmarkEnd w:id="3"/>
       <w:r>
+        <w:lastRenderedPageBreak/>
         <w:t>Students</w:t>
       </w:r>
     </w:p>
@@ -2125,7 +2096,7 @@
           <w:ilvl w:val="0"/>
           <w:numId w:val="11"/>
         </w:numPr>
-        <w:spacing w:before="240" w:after="240"/>
+        <w:spacing w:before="240" w:after="240" w:line="480" w:lineRule="auto"/>
         <w:ind w:right="0"/>
         <w:jc w:val="both"/>
       </w:pPr>
@@ -2142,7 +2113,7 @@
           <w:ilvl w:val="0"/>
           <w:numId w:val="11"/>
         </w:numPr>
-        <w:spacing w:before="280" w:after="80" w:line="268" w:lineRule="auto"/>
+        <w:spacing w:before="280" w:after="80" w:line="480" w:lineRule="auto"/>
         <w:ind w:right="61"/>
         <w:jc w:val="both"/>
       </w:pPr>
@@ -2158,7 +2129,7 @@
           <w:ilvl w:val="0"/>
           <w:numId w:val="11"/>
         </w:numPr>
-        <w:spacing w:before="240" w:after="240"/>
+        <w:spacing w:before="240" w:after="240" w:line="480" w:lineRule="auto"/>
         <w:ind w:right="0"/>
         <w:jc w:val="both"/>
       </w:pPr>
@@ -2175,7 +2146,7 @@
           <w:ilvl w:val="0"/>
           <w:numId w:val="11"/>
         </w:numPr>
-        <w:spacing w:before="280" w:after="80" w:line="268" w:lineRule="auto"/>
+        <w:spacing w:before="280" w:after="80" w:line="480" w:lineRule="auto"/>
         <w:ind w:right="61"/>
         <w:jc w:val="both"/>
       </w:pPr>
@@ -2191,16 +2162,16 @@
           <w:ilvl w:val="0"/>
           <w:numId w:val="11"/>
         </w:numPr>
-        <w:spacing w:before="240" w:after="240"/>
+        <w:spacing w:before="240" w:after="240" w:line="480" w:lineRule="auto"/>
         <w:ind w:right="0"/>
         <w:jc w:val="both"/>
       </w:pPr>
       <w:r>
-        <w:t xml:space="preserve">The local government stands to benefit from the system as part of its broader Smart City initiatives. By digitizing coworking reservations, the platform contributes to urban resource optimization, reducing inefficiencies and fostering innovation. Transparent data on coworking availability supports evidence‑based policymaking, enabling the government to </w:t>
+        <w:t xml:space="preserve">The local government stands to benefit from the system as part of its broader Smart City initiatives. By digitizing coworking reservations, the platform contributes to urban resource </w:t>
       </w:r>
       <w:r>
         <w:lastRenderedPageBreak/>
-        <w:t>identify underserved districts and allocate resources accordingly. Moreover, the system strengthens Iloilo’s position as a digital hub, attracting entrepreneurs, start‑ups, and investors. In this way, the study contributes to economic development, sustainability, and inclusivity, aligning with the city’s vision of becoming a Smart City.</w:t>
+        <w:t>optimization, reducing inefficiencies and fostering innovation. Transparent data on coworking availability supports evidence‑based policymaking, enabling the government to identify underserved districts and allocate resources accordingly. Moreover, the system strengthens Iloilo’s position as a digital hub, attracting entrepreneurs, start‑ups, and investors. In this way, the study contributes to economic development, sustainability, and inclusivity, aligning with the city’s vision of becoming a Smart City.</w:t>
       </w:r>
     </w:p>
     <w:p>
@@ -2212,7 +2183,7 @@
           <w:ilvl w:val="0"/>
           <w:numId w:val="11"/>
         </w:numPr>
-        <w:spacing w:before="280" w:after="80" w:line="268" w:lineRule="auto"/>
+        <w:spacing w:before="280" w:after="80" w:line="480" w:lineRule="auto"/>
         <w:ind w:right="61"/>
         <w:jc w:val="both"/>
       </w:pPr>
@@ -2228,7 +2199,7 @@
           <w:ilvl w:val="0"/>
           <w:numId w:val="11"/>
         </w:numPr>
-        <w:spacing w:before="240" w:after="240"/>
+        <w:spacing w:before="240" w:after="240" w:line="480" w:lineRule="auto"/>
         <w:ind w:right="0"/>
         <w:jc w:val="both"/>
       </w:pPr>
@@ -2245,7 +2216,7 @@
           <w:ilvl w:val="0"/>
           <w:numId w:val="11"/>
         </w:numPr>
-        <w:spacing w:before="280" w:after="80" w:line="268" w:lineRule="auto"/>
+        <w:spacing w:before="280" w:after="80" w:line="480" w:lineRule="auto"/>
         <w:ind w:right="61"/>
         <w:jc w:val="both"/>
       </w:pPr>
@@ -2261,7 +2232,7 @@
           <w:ilvl w:val="0"/>
           <w:numId w:val="11"/>
         </w:numPr>
-        <w:spacing w:before="240" w:after="240"/>
+        <w:spacing w:before="240" w:after="240" w:line="480" w:lineRule="auto"/>
         <w:ind w:right="0"/>
         <w:jc w:val="both"/>
       </w:pPr>
@@ -2282,12 +2253,13 @@
           <w:right w:val="nil"/>
           <w:between w:val="nil"/>
         </w:pBdr>
+        <w:spacing w:line="480" w:lineRule="auto"/>
         <w:jc w:val="both"/>
       </w:pPr>
     </w:p>
     <w:p>
       <w:pPr>
-        <w:spacing w:after="335" w:line="259" w:lineRule="auto"/>
+        <w:spacing w:after="335" w:line="480" w:lineRule="auto"/>
         <w:ind w:left="0" w:right="0"/>
         <w:jc w:val="right"/>
       </w:pPr>
@@ -2440,6 +2412,7 @@
     <w:p>
       <w:pPr>
         <w:pStyle w:val="Heading3"/>
+        <w:spacing w:line="480" w:lineRule="auto"/>
         <w:ind w:left="-5" w:firstLine="0"/>
       </w:pPr>
       <w:r>
@@ -2452,7 +2425,7 @@
           <w:ilvl w:val="0"/>
           <w:numId w:val="10"/>
         </w:numPr>
-        <w:spacing w:before="240" w:after="240"/>
+        <w:spacing w:before="240" w:after="240" w:line="480" w:lineRule="auto"/>
         <w:ind w:right="0"/>
         <w:jc w:val="both"/>
       </w:pPr>
@@ -2479,7 +2452,7 @@
           <w:ilvl w:val="0"/>
           <w:numId w:val="10"/>
         </w:numPr>
-        <w:spacing w:before="280" w:after="80" w:line="268" w:lineRule="auto"/>
+        <w:spacing w:before="280" w:after="80" w:line="480" w:lineRule="auto"/>
         <w:ind w:right="61"/>
         <w:jc w:val="both"/>
       </w:pPr>
@@ -2495,7 +2468,7 @@
           <w:ilvl w:val="0"/>
           <w:numId w:val="10"/>
         </w:numPr>
-        <w:spacing w:before="240" w:after="240"/>
+        <w:spacing w:before="240" w:after="240" w:line="480" w:lineRule="auto"/>
         <w:ind w:right="0"/>
         <w:jc w:val="both"/>
       </w:pPr>
@@ -2510,11 +2483,7 @@
         <w:t>co‑working space</w:t>
       </w:r>
       <w:r>
-        <w:t xml:space="preserve"> is a shared environment where individuals from different organizations work independently but share facilities and equipment. Globally, coworking has been recognized as a socio‑technical ecosystem that fosters collaboration, innovation, and professional independence (Spreitzer et al., 2015). In Iloilo City, coworking spaces serve diverse demographics, including freelancers, students, and entrepreneurs. They provide affordable access to high‑speed internet, meeting rooms, and conducive </w:t>
-      </w:r>
-      <w:r>
-        <w:lastRenderedPageBreak/>
-        <w:t>atmospheres for productivity. Within this study, coworking spaces are the primary resource being digitized, mapped, and managed through the proposed system.</w:t>
+        <w:t xml:space="preserve"> is a shared environment where individuals from different organizations work independently but share facilities and equipment. Globally, coworking has been recognized as a socio‑technical ecosystem that fosters collaboration, innovation, and professional independence (Spreitzer et al., 2015). In Iloilo City, coworking spaces serve diverse demographics, including freelancers, students, and entrepreneurs. They provide affordable access to high‑speed internet, meeting rooms, and conducive atmospheres for productivity. Within this study, coworking spaces are the primary resource being digitized, mapped, and managed through the proposed system.</w:t>
       </w:r>
     </w:p>
     <w:p>
@@ -2526,7 +2495,7 @@
           <w:ilvl w:val="0"/>
           <w:numId w:val="10"/>
         </w:numPr>
-        <w:spacing w:before="280" w:after="80" w:line="268" w:lineRule="auto"/>
+        <w:spacing w:before="280" w:after="80" w:line="480" w:lineRule="auto"/>
         <w:ind w:right="61"/>
         <w:jc w:val="both"/>
       </w:pPr>
@@ -2542,7 +2511,7 @@
           <w:ilvl w:val="0"/>
           <w:numId w:val="10"/>
         </w:numPr>
-        <w:spacing w:before="240" w:after="240"/>
+        <w:spacing w:before="240" w:after="240" w:line="480" w:lineRule="auto"/>
         <w:ind w:right="0"/>
         <w:jc w:val="both"/>
       </w:pPr>
@@ -2557,15 +2526,11 @@
         <w:t>discovery system</w:t>
       </w:r>
       <w:r>
-        <w:t xml:space="preserve"> refers to a functional module that allows users to search, filter, and view information about available workspaces based on specific criteria. In this project, the discovery system is central to user experience, enabling individuals to locate coworking hubs across districts such as </w:t>
-      </w:r>
-      <w:proofErr w:type="spellStart"/>
-      <w:r>
-        <w:t>Mandurriao</w:t>
-      </w:r>
-      <w:proofErr w:type="spellEnd"/>
-      <w:r>
-        <w:t>, Jaro, Molo, and the City Proper. By integrating GIS mapping and amenity filters, the discovery system transforms fragmented information into a centralized, transparent directory. This aligns with Smart City principles of accessibility and inclusivity, ensuring that citizens can make informed decisions about resource utilization.</w:t>
+        <w:t xml:space="preserve"> refers to a functional module that allows users to search, filter, and view information about available workspaces based on specific criteria. In this project, the discovery system is central to user experience, enabling individuals to locate coworking hubs across districts such as Mandurriao, Jaro, Molo, and the City Proper. By integrating </w:t>
+      </w:r>
+      <w:r>
+        <w:lastRenderedPageBreak/>
+        <w:t>GIS mapping and amenity filters, the discovery system transforms fragmented information into a centralized, transparent directory. This aligns with Smart City principles of accessibility and inclusivity, ensuring that citizens can make informed decisions about resource utilization.</w:t>
       </w:r>
     </w:p>
     <w:p>
@@ -2577,7 +2542,7 @@
           <w:ilvl w:val="0"/>
           <w:numId w:val="10"/>
         </w:numPr>
-        <w:spacing w:before="280" w:after="80" w:line="268" w:lineRule="auto"/>
+        <w:spacing w:before="280" w:after="80" w:line="480" w:lineRule="auto"/>
         <w:ind w:right="61"/>
         <w:jc w:val="both"/>
       </w:pPr>
@@ -2593,7 +2558,7 @@
           <w:ilvl w:val="0"/>
           <w:numId w:val="10"/>
         </w:numPr>
-        <w:spacing w:before="240" w:after="240"/>
+        <w:spacing w:before="240" w:after="240" w:line="480" w:lineRule="auto"/>
         <w:ind w:right="0"/>
         <w:jc w:val="both"/>
       </w:pPr>
@@ -2605,15 +2570,7 @@
         <w:t>Real‑time availability</w:t>
       </w:r>
       <w:r>
-        <w:t xml:space="preserve"> denotes the </w:t>
-      </w:r>
-      <w:proofErr w:type="gramStart"/>
-      <w:r>
-        <w:t>current status</w:t>
-      </w:r>
-      <w:proofErr w:type="gramEnd"/>
-      <w:r>
-        <w:t xml:space="preserve"> of a desk or room—whether occupied or vacant—as reflected in the system’s database at the exact time of inquiry. Reservation uncertainty is a major challenge in Iloilo’s coworking ecosystem, where manual updates often lead to double bookings or walk‑in rejections. By implementing software‑based status updates and manual admin overrides, the system provides users with reliable occupancy data. Although IoT hardware is excluded due to resource constraints, the concept of real‑time availability remains central to the system’s functionality, directly addressing inefficiencies in manual reservation processes.</w:t>
+        <w:t xml:space="preserve"> denotes the current status of a desk or room—whether occupied or vacant—as reflected in the system’s database at the exact time of inquiry. Reservation uncertainty is a major challenge in Iloilo’s coworking ecosystem, where manual updates often lead to double bookings or walk‑in rejections. By implementing software‑based status updates and manual admin overrides, the system provides users with reliable occupancy data. Although IoT hardware is excluded due to resource constraints, the concept of real‑time availability remains central to the system’s functionality, directly addressing inefficiencies in manual reservation processes.</w:t>
       </w:r>
     </w:p>
     <w:p>
@@ -2625,7 +2582,7 @@
           <w:ilvl w:val="0"/>
           <w:numId w:val="10"/>
         </w:numPr>
-        <w:spacing w:before="280" w:after="80" w:line="268" w:lineRule="auto"/>
+        <w:spacing w:before="280" w:after="80" w:line="480" w:lineRule="auto"/>
         <w:ind w:right="61"/>
         <w:jc w:val="both"/>
       </w:pPr>
@@ -2641,7 +2598,7 @@
           <w:ilvl w:val="0"/>
           <w:numId w:val="10"/>
         </w:numPr>
-        <w:spacing w:before="240" w:after="240"/>
+        <w:spacing w:before="240" w:after="240" w:line="480" w:lineRule="auto"/>
         <w:ind w:right="0"/>
         <w:jc w:val="both"/>
       </w:pPr>
@@ -2668,7 +2625,7 @@
           <w:ilvl w:val="0"/>
           <w:numId w:val="10"/>
         </w:numPr>
-        <w:spacing w:before="280" w:after="80" w:line="268" w:lineRule="auto"/>
+        <w:spacing w:before="280" w:after="80" w:line="480" w:lineRule="auto"/>
         <w:ind w:right="61"/>
         <w:jc w:val="both"/>
       </w:pPr>
@@ -2684,11 +2641,12 @@
           <w:ilvl w:val="0"/>
           <w:numId w:val="10"/>
         </w:numPr>
-        <w:spacing w:before="240" w:after="240"/>
+        <w:spacing w:before="240" w:after="240" w:line="480" w:lineRule="auto"/>
         <w:ind w:right="0"/>
         <w:jc w:val="both"/>
       </w:pPr>
       <w:r>
+        <w:lastRenderedPageBreak/>
         <w:t xml:space="preserve">An </w:t>
       </w:r>
       <w:r>
@@ -2711,14 +2669,13 @@
           <w:ilvl w:val="0"/>
           <w:numId w:val="10"/>
         </w:numPr>
-        <w:spacing w:before="280" w:after="80" w:line="268" w:lineRule="auto"/>
+        <w:spacing w:before="280" w:after="80" w:line="480" w:lineRule="auto"/>
         <w:ind w:right="61"/>
         <w:jc w:val="both"/>
       </w:pPr>
       <w:bookmarkStart w:id="13" w:name="_heading=h.uc94a6osnp8e" w:colFirst="0" w:colLast="0"/>
       <w:bookmarkEnd w:id="13"/>
       <w:r>
-        <w:lastRenderedPageBreak/>
         <w:t>Geolocation</w:t>
       </w:r>
     </w:p>
@@ -2728,7 +2685,7 @@
           <w:ilvl w:val="0"/>
           <w:numId w:val="10"/>
         </w:numPr>
-        <w:spacing w:before="240" w:after="240"/>
+        <w:spacing w:before="240" w:after="240" w:line="480" w:lineRule="auto"/>
         <w:ind w:right="0"/>
         <w:jc w:val="both"/>
       </w:pPr>
@@ -2756,6 +2713,7 @@
           <w:right w:val="nil"/>
           <w:between w:val="nil"/>
         </w:pBdr>
+        <w:spacing w:line="480" w:lineRule="auto"/>
         <w:jc w:val="both"/>
         <w:rPr>
           <w:b/>
@@ -2765,7 +2723,7 @@
     </w:p>
     <w:p>
       <w:pPr>
-        <w:spacing w:after="723" w:line="259" w:lineRule="auto"/>
+        <w:spacing w:after="723" w:line="480" w:lineRule="auto"/>
         <w:ind w:left="0" w:right="0"/>
         <w:jc w:val="right"/>
       </w:pPr>
@@ -2917,37 +2875,23 @@
     </w:p>
     <w:p>
       <w:pPr>
+        <w:spacing w:line="480" w:lineRule="auto"/>
+      </w:pPr>
+    </w:p>
+    <w:p>
+      <w:pPr>
         <w:pStyle w:val="Heading1"/>
-      </w:pPr>
-    </w:p>
-    <w:p>
-      <w:pPr>
-        <w:pStyle w:val="Heading1"/>
-      </w:pPr>
-    </w:p>
-    <w:p>
-      <w:pPr>
-        <w:pStyle w:val="Heading1"/>
-      </w:pPr>
-    </w:p>
-    <w:p>
-      <w:pPr>
-        <w:pStyle w:val="Heading1"/>
-      </w:pPr>
-    </w:p>
-    <w:p/>
-    <w:p>
-      <w:pPr>
-        <w:pStyle w:val="Heading1"/>
-      </w:pPr>
-      <w:r>
+        <w:spacing w:line="480" w:lineRule="auto"/>
+      </w:pPr>
+      <w:r>
+        <w:lastRenderedPageBreak/>
         <w:t xml:space="preserve">CHAPTER 2 </w:t>
       </w:r>
     </w:p>
     <w:p>
       <w:pPr>
         <w:pStyle w:val="Heading2"/>
-        <w:spacing w:after="232"/>
+        <w:spacing w:after="232" w:line="480" w:lineRule="auto"/>
         <w:ind w:left="-5" w:right="0" w:firstLine="0"/>
       </w:pPr>
       <w:r>
@@ -2957,6 +2901,7 @@
     <w:p>
       <w:pPr>
         <w:pStyle w:val="Heading3"/>
+        <w:spacing w:line="480" w:lineRule="auto"/>
         <w:ind w:left="-5" w:firstLine="0"/>
       </w:pPr>
       <w:r>
@@ -2965,7 +2910,7 @@
     </w:p>
     <w:p>
       <w:pPr>
-        <w:spacing w:after="335" w:line="259" w:lineRule="auto"/>
+        <w:spacing w:after="335" w:line="480" w:lineRule="auto"/>
         <w:ind w:left="0" w:right="0"/>
         <w:jc w:val="both"/>
       </w:pPr>
@@ -2995,7 +2940,7 @@
     </w:p>
     <w:p>
       <w:pPr>
-        <w:spacing w:after="335" w:line="259" w:lineRule="auto"/>
+        <w:spacing w:after="335" w:line="480" w:lineRule="auto"/>
         <w:ind w:left="0" w:right="0"/>
         <w:jc w:val="right"/>
       </w:pPr>
@@ -3148,16 +3093,16 @@
     <w:p>
       <w:pPr>
         <w:pStyle w:val="Heading3"/>
+        <w:spacing w:line="480" w:lineRule="auto"/>
         <w:ind w:left="-5" w:firstLine="0"/>
       </w:pPr>
       <w:r>
-        <w:lastRenderedPageBreak/>
         <w:t xml:space="preserve">2.2 Local Studies </w:t>
       </w:r>
     </w:p>
     <w:p>
       <w:pPr>
-        <w:spacing w:after="248"/>
+        <w:spacing w:after="248" w:line="480" w:lineRule="auto"/>
         <w:ind w:right="36"/>
       </w:pPr>
       <w:r>
@@ -3193,30 +3138,21 @@
       <w:r>
         <w:t xml:space="preserve"> noted that while remote work is popular, local infrastructure gaps (power and internet) make co-working spaces "productivity insurance." However, </w:t>
       </w:r>
-      <w:proofErr w:type="spellStart"/>
       <w:r>
         <w:rPr>
           <w:b/>
           <w:bCs/>
         </w:rPr>
-        <w:t>Quimba</w:t>
-      </w:r>
-      <w:proofErr w:type="spellEnd"/>
+        <w:t>Quimba et al. (2021)</w:t>
+      </w:r>
+      <w:r>
+        <w:t xml:space="preserve"> highlighted that small local hubs still lack digital maturity, with fewer than </w:t>
+      </w:r>
       <w:r>
         <w:rPr>
           <w:b/>
           <w:bCs/>
         </w:rPr>
-        <w:t xml:space="preserve"> et al. (2021)</w:t>
-      </w:r>
-      <w:r>
-        <w:t xml:space="preserve"> highlighted that small local hubs still lack digital maturity, with fewer than </w:t>
-      </w:r>
-      <w:r>
-        <w:rPr>
-          <w:b/>
-          <w:bCs/>
-        </w:rPr>
         <w:t>15%</w:t>
       </w:r>
       <w:r>
@@ -3225,7 +3161,7 @@
     </w:p>
     <w:p>
       <w:pPr>
-        <w:spacing w:after="335" w:line="259" w:lineRule="auto"/>
+        <w:spacing w:after="335" w:line="480" w:lineRule="auto"/>
         <w:ind w:left="0" w:right="0"/>
         <w:jc w:val="right"/>
       </w:pPr>
@@ -3378,9 +3314,11 @@
     <w:p>
       <w:pPr>
         <w:pStyle w:val="Heading3"/>
+        <w:spacing w:line="480" w:lineRule="auto"/>
         <w:ind w:left="-5" w:firstLine="0"/>
       </w:pPr>
       <w:r>
+        <w:lastRenderedPageBreak/>
         <w:t xml:space="preserve">2.3 Related Literature </w:t>
       </w:r>
     </w:p>
@@ -3389,7 +3327,7 @@
         <w:pStyle w:val="Heading3"/>
         <w:keepNext w:val="0"/>
         <w:keepLines w:val="0"/>
-        <w:spacing w:before="280" w:after="80" w:line="268" w:lineRule="auto"/>
+        <w:spacing w:before="280" w:after="80" w:line="480" w:lineRule="auto"/>
         <w:ind w:left="0"/>
       </w:pPr>
       <w:bookmarkStart w:id="14" w:name="_heading=h.j4m0rqesi7qo" w:colFirst="0" w:colLast="0"/>
@@ -3400,19 +3338,11 @@
     </w:p>
     <w:p>
       <w:pPr>
-        <w:spacing w:before="280" w:after="80"/>
+        <w:spacing w:before="280" w:after="80" w:line="480" w:lineRule="auto"/>
         <w:ind w:left="0" w:right="0"/>
       </w:pPr>
       <w:r>
-        <w:t xml:space="preserve">One of the most pressing challenges is the lack of real-time data on availability. Kumar and Patel (2023) highlight that manual booking systems frequently lead to conflicts, double reservations, and user frustration. Pan, Cho, and Bardhan (2023) add that occupancy patterns are often unpredictable, requiring machine learning-driven behavioral analysis to anticipate demand. Location difficulties also play a role; Hölzel, Kolsch, and de Vries (2022) show that coworking hubs are often clustered around points of interest, leaving peripheral areas underserved. Mao (2025) emphasizes that socio-spatial configurations influence accessibility, with urbanity shaping how workers habituate coworking practices. Gruen and Bardhi (2025) argue that consumption within coworking spaces is strategic, with users seeking not only desks but atmospheres conducive to creativity. Bernhardt (2023) underscores atmospheres as intangible yet crucial, shaping user satisfaction and motivation. Akhavan, Hölzel, and </w:t>
-      </w:r>
-      <w:proofErr w:type="spellStart"/>
-      <w:r>
-        <w:t>Leducq</w:t>
-      </w:r>
-      <w:proofErr w:type="spellEnd"/>
-      <w:r>
-        <w:t xml:space="preserve"> (2023) add European narratives on remote working during COVID-19, showing how disruption reshaped coworking accessibility and user expectations.</w:t>
+        <w:t>One of the most pressing challenges is the lack of real-time data on availability. Kumar and Patel (2023) highlight that manual booking systems frequently lead to conflicts, double reservations, and user frustration. Pan, Cho, and Bardhan (2023) add that occupancy patterns are often unpredictable, requiring machine learning-driven behavioral analysis to anticipate demand. Location difficulties also play a role; Hölzel, Kolsch, and de Vries (2022) show that coworking hubs are often clustered around points of interest, leaving peripheral areas underserved. Mao (2025) emphasizes that socio-spatial configurations influence accessibility, with urbanity shaping how workers habituate coworking practices. Gruen and Bardhi (2025) argue that consumption within coworking spaces is strategic, with users seeking not only desks but atmospheres conducive to creativity. Bernhardt (2023) underscores atmospheres as intangible yet crucial, shaping user satisfaction and motivation. Akhavan, Hölzel, and Leducq (2023) add European narratives on remote working during COVID-19, showing how disruption reshaped coworking accessibility and user expectations.</w:t>
       </w:r>
     </w:p>
     <w:p>
@@ -3420,7 +3350,7 @@
         <w:pStyle w:val="Heading3"/>
         <w:keepNext w:val="0"/>
         <w:keepLines w:val="0"/>
-        <w:spacing w:before="280" w:after="80" w:line="268" w:lineRule="auto"/>
+        <w:spacing w:before="280" w:after="80" w:line="480" w:lineRule="auto"/>
         <w:ind w:left="0"/>
       </w:pPr>
       <w:bookmarkStart w:id="15" w:name="_heading=h.of0f7dtzt0mp" w:colFirst="0" w:colLast="0"/>
@@ -3431,11 +3361,15 @@
     </w:p>
     <w:p>
       <w:pPr>
-        <w:spacing w:before="280" w:after="80"/>
+        <w:spacing w:before="280" w:after="80" w:line="480" w:lineRule="auto"/>
         <w:ind w:left="0" w:right="0"/>
       </w:pPr>
       <w:r>
-        <w:t>Internal features of reservation platforms significantly affect user experience. Nguyen and Pham (2022) demonstrate that mobile-responsive design is critical for accessibility, while Söderström and Karlsson (2024) evaluate user experience in coworking reservation apps, noting that intuitive interfaces reduce booking errors. Tan and Wong (2025) apply ISO 25010 standards to agile reservation systems, showing that software quality—reliability, usability, and efficiency—directly impacts adoption. Ding (2026) advances this by proposing reinforcement learning algorithms for dynamic scheduling, ensuring equitable resource allocation. Silva and Costa (2024) further highlight automated inventory management as a key internal feature, preventing shortages of shared resources such as meeting rooms and equipment.</w:t>
+        <w:t xml:space="preserve">Internal features of reservation platforms significantly affect user experience. Nguyen and Pham (2022) demonstrate that mobile-responsive design is critical for accessibility, while Söderström and Karlsson (2024) evaluate user experience in coworking reservation apps, noting that intuitive interfaces reduce booking errors. Tan and Wong (2025) apply ISO 25010 standards to agile reservation systems, showing that software quality—reliability, usability, and efficiency—directly impacts adoption. Ding (2026) advances this by proposing reinforcement learning algorithms for dynamic scheduling, ensuring equitable resource allocation. Silva and Costa </w:t>
+      </w:r>
+      <w:r>
+        <w:lastRenderedPageBreak/>
+        <w:t>(2024) further highlight automated inventory management as a key internal feature, preventing shortages of shared resources such as meeting rooms and equipment.</w:t>
       </w:r>
     </w:p>
     <w:p>
@@ -3443,7 +3377,7 @@
         <w:pStyle w:val="Heading3"/>
         <w:keepNext w:val="0"/>
         <w:keepLines w:val="0"/>
-        <w:spacing w:before="280" w:after="80" w:line="268" w:lineRule="auto"/>
+        <w:spacing w:before="280" w:after="80" w:line="480" w:lineRule="auto"/>
         <w:ind w:left="0"/>
       </w:pPr>
       <w:bookmarkStart w:id="16" w:name="_heading=h.33pu0fv79sfq" w:colFirst="0" w:colLast="0"/>
@@ -3454,39 +3388,11 @@
     </w:p>
     <w:p>
       <w:pPr>
-        <w:spacing w:before="280" w:after="80"/>
+        <w:spacing w:before="280" w:after="80" w:line="480" w:lineRule="auto"/>
         <w:ind w:left="0" w:right="0"/>
       </w:pPr>
       <w:r>
-        <w:t xml:space="preserve">Beyond system design, external factors such as socioeconomics, geography, and policy shape coworking accessibility. Coll-Martínez and Méndez-Ortega (2024) provide evidence from Spain </w:t>
-      </w:r>
-      <w:r>
-        <w:lastRenderedPageBreak/>
-        <w:t xml:space="preserve">that coworking hubs cluster in affluent urban centers, while Rafaj, Danko, and </w:t>
-      </w:r>
-      <w:proofErr w:type="spellStart"/>
-      <w:r>
-        <w:t>Belvončíková</w:t>
-      </w:r>
-      <w:proofErr w:type="spellEnd"/>
-      <w:r>
-        <w:t xml:space="preserve"> (2024) note similar localization trends in Central Europe. </w:t>
-      </w:r>
-      <w:proofErr w:type="spellStart"/>
-      <w:r>
-        <w:t>Zhurbas</w:t>
-      </w:r>
-      <w:proofErr w:type="spellEnd"/>
-      <w:r>
-        <w:t xml:space="preserve">, Mariotti, and Orel (2024) illustrate how conflict reshapes coworking geographies, forcing relocation in Ukraine. Fernandes and Roque (2025) explore rural </w:t>
-      </w:r>
-      <w:proofErr w:type="spellStart"/>
-      <w:r>
-        <w:t>coworks</w:t>
-      </w:r>
-      <w:proofErr w:type="spellEnd"/>
-      <w:r>
-        <w:t xml:space="preserve"> in Portugal, showing how digital nomads extend coworking beyond metropolitan areas. Mariotti, Pais, and Ciccarelli (2023) emphasize the role of public support in Italy, where subsidies and policy frameworks encourage equitable distribution of coworking hubs. Micek et al. (2024) contribute by classifying new working spaces, offering a taxonomy that helps policymakers and developers understand coworking diversity.</w:t>
+        <w:t>Beyond system design, external factors such as socioeconomics, geography, and policy shape coworking accessibility. Coll-Martínez and Méndez-Ortega (2024) provide evidence from Spain that coworking hubs cluster in affluent urban centers, while Rafaj, Danko, and Belvončíková (2024) note similar localization trends in Central Europe. Zhurbas, Mariotti, and Orel (2024) illustrate how conflict reshapes coworking geographies, forcing relocation in Ukraine. Fernandes and Roque (2025) explore rural coworks in Portugal, showing how digital nomads extend coworking beyond metropolitan areas. Mariotti, Pais, and Ciccarelli (2023) emphasize the role of public support in Italy, where subsidies and policy frameworks encourage equitable distribution of coworking hubs. Micek et al. (2024) contribute by classifying new working spaces, offering a taxonomy that helps policymakers and developers understand coworking diversity.</w:t>
       </w:r>
     </w:p>
     <w:p>
@@ -3494,7 +3400,7 @@
         <w:pStyle w:val="Heading3"/>
         <w:keepNext w:val="0"/>
         <w:keepLines w:val="0"/>
-        <w:spacing w:before="280" w:after="80" w:line="268" w:lineRule="auto"/>
+        <w:spacing w:before="280" w:after="80" w:line="480" w:lineRule="auto"/>
         <w:ind w:left="0"/>
       </w:pPr>
       <w:bookmarkStart w:id="17" w:name="_heading=h.yxcmvy8wwi03" w:colFirst="0" w:colLast="0"/>
@@ -3505,35 +3411,15 @@
     </w:p>
     <w:p>
       <w:pPr>
-        <w:spacing w:before="280" w:after="80"/>
+        <w:spacing w:before="280" w:after="80" w:line="480" w:lineRule="auto"/>
         <w:ind w:left="0" w:right="0"/>
       </w:pPr>
       <w:r>
-        <w:t xml:space="preserve">Comparing manual and digital systems reveals stark contrasts. Kumar and Patel (2023) find that manual methods are prone to booking conflicts and inefficiency, while Torres and Delgado (2024) show that data-driven analytics optimize facility usage in digital platforms. Li and Zhang (2023) integrate IoT and GIS into smart reservation systems, enabling real-time mapping of coworking hubs. Vlachos and Papadimitriou (2015) earlier demonstrated GIS-based planning as a foundation for smart city integration. Traditional systems, while familiar, often trap users in availability bottlenecks, whereas digital platforms unlock seamless scheduling, transparency, and trust mechanisms (Foertsch, 2025). </w:t>
-      </w:r>
-      <w:proofErr w:type="spellStart"/>
-      <w:r>
-        <w:t>Donadon</w:t>
-      </w:r>
-      <w:proofErr w:type="spellEnd"/>
-      <w:r>
-        <w:t xml:space="preserve">, </w:t>
-      </w:r>
-      <w:proofErr w:type="spellStart"/>
-      <w:r>
-        <w:t>Thévenard-Puthod</w:t>
-      </w:r>
-      <w:proofErr w:type="spellEnd"/>
-      <w:r>
-        <w:t xml:space="preserve">, and </w:t>
-      </w:r>
-      <w:proofErr w:type="spellStart"/>
-      <w:r>
-        <w:t>Berthinier</w:t>
-      </w:r>
-      <w:proofErr w:type="spellEnd"/>
-      <w:r>
-        <w:t>-Poncet (2025) caution that digital spaces must complement physical atmospheres to sustain collaborative innovation. Tomaz and Tabrizi (2024) expand this by tracing the evolution of non-traditional workplaces, showing how digital systems redefine organizational norms.</w:t>
+        <w:t xml:space="preserve">Comparing manual and digital systems reveals stark contrasts. Kumar and Patel (2023) find that manual methods are prone to booking conflicts and inefficiency, while Torres and Delgado (2024) show that data-driven analytics optimize facility usage in digital platforms. Li and Zhang (2023) integrate IoT and GIS into smart reservation systems, enabling real-time mapping of coworking hubs. Vlachos and Papadimitriou (2015) earlier demonstrated GIS-based planning as a foundation for smart city integration. Traditional systems, while familiar, often trap users in availability bottlenecks, whereas digital platforms unlock seamless scheduling, transparency, and trust mechanisms (Foertsch, 2025). Donadon, Thévenard-Puthod, and Berthinier-Poncet (2025) caution that digital spaces must complement physical atmospheres to sustain </w:t>
+      </w:r>
+      <w:r>
+        <w:lastRenderedPageBreak/>
+        <w:t>collaborative innovation. Tomaz and Tabrizi (2024) expand this by tracing the evolution of non-traditional workplaces, showing how digital systems redefine organizational norms.</w:t>
       </w:r>
     </w:p>
     <w:p>
@@ -3541,7 +3427,7 @@
         <w:pStyle w:val="Heading3"/>
         <w:keepNext w:val="0"/>
         <w:keepLines w:val="0"/>
-        <w:spacing w:before="280" w:after="80" w:line="268" w:lineRule="auto"/>
+        <w:spacing w:before="280" w:after="80" w:line="480" w:lineRule="auto"/>
         <w:ind w:left="0"/>
       </w:pPr>
       <w:bookmarkStart w:id="18" w:name="_heading=h.ciacbb2pmb5j" w:colFirst="0" w:colLast="0"/>
@@ -3552,43 +3438,11 @@
     </w:p>
     <w:p>
       <w:pPr>
-        <w:spacing w:before="280" w:after="80"/>
+        <w:spacing w:before="280" w:after="80" w:line="480" w:lineRule="auto"/>
         <w:ind w:left="0" w:right="0"/>
       </w:pPr>
       <w:r>
-        <w:t xml:space="preserve">Coworking is not only about space but about community. Kim, Lim, and </w:t>
-      </w:r>
-      <w:proofErr w:type="spellStart"/>
-      <w:r>
-        <w:t>Monzani</w:t>
-      </w:r>
-      <w:proofErr w:type="spellEnd"/>
-      <w:r>
-        <w:t xml:space="preserve"> (2025) describe boundary and identity work within coworking communities, where users negotiate belonging and autonomy. </w:t>
-      </w:r>
-      <w:proofErr w:type="spellStart"/>
-      <w:r>
-        <w:t>Petriglieri</w:t>
-      </w:r>
-      <w:proofErr w:type="spellEnd"/>
-      <w:r>
-        <w:t xml:space="preserve"> et al. (2019) frame coworking communities as surrogates for organizations, offering career development opportunities outside traditional firms. Blagoev et al. (2019) highlight how coworking fosters professional growth, while Orel (2022) positions coworking hubs as talent incubators. Reh and Haunschild (2025) emphasize curated informality in corporate coworking, balancing structure with flexibility. </w:t>
-      </w:r>
-      <w:proofErr w:type="spellStart"/>
-      <w:r>
-        <w:t>Dell’Aversana</w:t>
-      </w:r>
-      <w:proofErr w:type="spellEnd"/>
-      <w:r>
-        <w:t xml:space="preserve"> and </w:t>
-      </w:r>
-      <w:proofErr w:type="spellStart"/>
-      <w:r>
-        <w:t>Miglioretti</w:t>
-      </w:r>
-      <w:proofErr w:type="spellEnd"/>
-      <w:r>
-        <w:t xml:space="preserve"> (2024) add that coworking spaces provide inclusive solutions for remote workers, ensuring accessibility for diverse populations. Reh and Ruhnke (2025) further analyze management control in corporate coworking, showing how governance structures shape user experience.</w:t>
+        <w:t>Coworking is not only about space but about community. Kim, Lim, and Monzani (2025) describe boundary and identity work within coworking communities, where users negotiate belonging and autonomy. Petriglieri et al. (2019) frame coworking communities as surrogates for organizations, offering career development opportunities outside traditional firms. Blagoev et al. (2019) highlight how coworking fosters professional growth, while Orel (2022) positions coworking hubs as talent incubators. Reh and Haunschild (2025) emphasize curated informality in corporate coworking, balancing structure with flexibility. Dell’Aversana and Miglioretti (2024) add that coworking spaces provide inclusive solutions for remote workers, ensuring accessibility for diverse populations. Reh and Ruhnke (2025) further analyze management control in corporate coworking, showing how governance structures shape user experience.</w:t>
       </w:r>
     </w:p>
     <w:p>
@@ -3596,7 +3450,7 @@
         <w:pStyle w:val="Heading3"/>
         <w:keepNext w:val="0"/>
         <w:keepLines w:val="0"/>
-        <w:spacing w:before="280" w:after="80" w:line="268" w:lineRule="auto"/>
+        <w:spacing w:before="280" w:after="80" w:line="480" w:lineRule="auto"/>
         <w:ind w:left="0"/>
       </w:pPr>
       <w:bookmarkStart w:id="19" w:name="_heading=h.g9yhd7i9ddgy" w:colFirst="0" w:colLast="0"/>
@@ -3607,31 +3461,11 @@
     </w:p>
     <w:p>
       <w:pPr>
-        <w:spacing w:before="280" w:after="80"/>
+        <w:spacing w:before="280" w:after="80" w:line="480" w:lineRule="auto"/>
         <w:ind w:left="0" w:right="0"/>
       </w:pPr>
       <w:r>
-        <w:t xml:space="preserve">Physical design also influences coworking effectiveness. Zheng and Shen (2025) propose adaptive furniture strategies, while Cruz and Pombo (2024) highlight flexible furniture for hybrid work. </w:t>
-      </w:r>
-      <w:proofErr w:type="spellStart"/>
-      <w:r>
-        <w:t>Fadloli</w:t>
-      </w:r>
-      <w:proofErr w:type="spellEnd"/>
-      <w:r>
-        <w:t xml:space="preserve"> et al. (2025) advocate biophilic architecture to enhance well-being, and Wolf and Mikkelsen (2024) examine gendered design considerations. Bernhardt (2023) underscores atmospheres as intangible yet crucial, shaping user satisfaction. </w:t>
-      </w:r>
-      <w:proofErr w:type="spellStart"/>
-      <w:r>
-        <w:t>Yunitsyna</w:t>
-      </w:r>
-      <w:proofErr w:type="spellEnd"/>
-      <w:r>
-        <w:t xml:space="preserve"> et al. (2024) explore peripheral prototypes post-COVID, showing how design adapts to disruption. Yaacob et al. </w:t>
-      </w:r>
-      <w:r>
-        <w:lastRenderedPageBreak/>
-        <w:t>(2024) add insights on managing disruption in coworking spaces, emphasizing resilience in design and operations.</w:t>
+        <w:t>Physical design also influences coworking effectiveness. Zheng and Shen (2025) propose adaptive furniture strategies, while Cruz and Pombo (2024) highlight flexible furniture for hybrid work. Fadloli et al. (2025) advocate biophilic architecture to enhance well-being, and Wolf and Mikkelsen (2024) examine gendered design considerations. Bernhardt (2023) underscores atmospheres as intangible yet crucial, shaping user satisfaction. Yunitsyna et al. (2024) explore peripheral prototypes post-COVID, showing how design adapts to disruption. Yaacob et al. (2024) add insights on managing disruption in coworking spaces, emphasizing resilience in design and operations.</w:t>
       </w:r>
     </w:p>
     <w:p>
@@ -3639,62 +3473,23 @@
         <w:pStyle w:val="Heading3"/>
         <w:keepNext w:val="0"/>
         <w:keepLines w:val="0"/>
-        <w:spacing w:before="280" w:after="80" w:line="268" w:lineRule="auto"/>
+        <w:spacing w:before="280" w:after="80" w:line="480" w:lineRule="auto"/>
         <w:ind w:left="0"/>
       </w:pPr>
       <w:bookmarkStart w:id="20" w:name="_heading=h.efcran2megtb" w:colFirst="0" w:colLast="0"/>
       <w:bookmarkEnd w:id="20"/>
       <w:r>
+        <w:lastRenderedPageBreak/>
         <w:t>Smart City Integration</w:t>
       </w:r>
     </w:p>
     <w:p>
       <w:pPr>
-        <w:spacing w:before="280" w:after="80"/>
+        <w:spacing w:before="280" w:after="80" w:line="480" w:lineRule="auto"/>
         <w:ind w:left="0" w:right="0"/>
       </w:pPr>
       <w:r>
-        <w:t xml:space="preserve">Coworking spaces increasingly intersect with smart city infrastructures. Kraus et al. (2022) discuss hybrid workplaces as part of urban innovation, while Foth, Forlano, and </w:t>
-      </w:r>
-      <w:proofErr w:type="spellStart"/>
-      <w:r>
-        <w:t>Bilandzic</w:t>
-      </w:r>
-      <w:proofErr w:type="spellEnd"/>
-      <w:r>
-        <w:t xml:space="preserve"> (2025) connect nomadic work practices to smart city ecosystems. Torres and Delgado (2024) emphasize reservation analytics as tools for urban optimization. </w:t>
-      </w:r>
-      <w:proofErr w:type="spellStart"/>
-      <w:r>
-        <w:t>Endrissat</w:t>
-      </w:r>
-      <w:proofErr w:type="spellEnd"/>
-      <w:r>
-        <w:t xml:space="preserve"> and Leclercq-</w:t>
-      </w:r>
-      <w:proofErr w:type="spellStart"/>
-      <w:r>
-        <w:t>Vandelannoitte</w:t>
-      </w:r>
-      <w:proofErr w:type="spellEnd"/>
-      <w:r>
-        <w:t xml:space="preserve"> (2021) argue that technology actively produces spatial coworking realities, embedding them into urban fabric. </w:t>
-      </w:r>
-      <w:proofErr w:type="spellStart"/>
-      <w:r>
-        <w:t>Donadon</w:t>
-      </w:r>
-      <w:proofErr w:type="spellEnd"/>
-      <w:r>
-        <w:t xml:space="preserve"> et al. (2025) highlight the interplay of physical and digital spaces in collaborative innovation. Fernandes et al. (2025) extend this by analyzing rural </w:t>
-      </w:r>
-      <w:proofErr w:type="spellStart"/>
-      <w:r>
-        <w:t>coworks</w:t>
-      </w:r>
-      <w:proofErr w:type="spellEnd"/>
-      <w:r>
-        <w:t xml:space="preserve"> in Portugal, showing how smart city principles can be adapted to non-urban contexts.</w:t>
+        <w:t>Coworking spaces increasingly intersect with smart city infrastructures. Kraus et al. (2022) discuss hybrid workplaces as part of urban innovation, while Foth, Forlano, and Bilandzic (2025) connect nomadic work practices to smart city ecosystems. Torres and Delgado (2024) emphasize reservation analytics as tools for urban optimization. Endrissat and Leclercq-Vandelannoitte (2021) argue that technology actively produces spatial coworking realities, embedding them into urban fabric. Donadon et al. (2025) highlight the interplay of physical and digital spaces in collaborative innovation. Fernandes et al. (2025) extend this by analyzing rural coworks in Portugal, showing how smart city principles can be adapted to non-urban contexts.</w:t>
       </w:r>
     </w:p>
     <w:p>
@@ -3702,7 +3497,7 @@
         <w:pStyle w:val="Heading3"/>
         <w:keepNext w:val="0"/>
         <w:keepLines w:val="0"/>
-        <w:spacing w:before="280" w:after="80" w:line="268" w:lineRule="auto"/>
+        <w:spacing w:before="280" w:after="80" w:line="480" w:lineRule="auto"/>
         <w:ind w:left="0"/>
       </w:pPr>
       <w:bookmarkStart w:id="21" w:name="_heading=h.s3z7zu9tbtuh" w:colFirst="0" w:colLast="0"/>
@@ -3713,7 +3508,7 @@
     </w:p>
     <w:p>
       <w:pPr>
-        <w:spacing w:before="280" w:after="80"/>
+        <w:spacing w:before="280" w:after="80" w:line="480" w:lineRule="auto"/>
         <w:ind w:left="0" w:right="0"/>
       </w:pPr>
       <w:r>
@@ -3722,7 +3517,7 @@
     </w:p>
     <w:p>
       <w:pPr>
-        <w:spacing w:before="280" w:after="80"/>
+        <w:spacing w:before="280" w:after="80" w:line="480" w:lineRule="auto"/>
         <w:ind w:left="0" w:right="0" w:firstLine="720"/>
       </w:pPr>
       <w:r>
@@ -3734,7 +3529,7 @@
         <w:pStyle w:val="Heading2"/>
         <w:keepNext w:val="0"/>
         <w:keepLines w:val="0"/>
-        <w:spacing w:before="280" w:after="80" w:line="268" w:lineRule="auto"/>
+        <w:spacing w:before="280" w:after="80" w:line="480" w:lineRule="auto"/>
         <w:ind w:right="36"/>
       </w:pPr>
       <w:bookmarkStart w:id="22" w:name="_heading=h.p16xq2pn8gq8" w:colFirst="0" w:colLast="0"/>
@@ -3745,10 +3540,11 @@
     </w:p>
     <w:p>
       <w:pPr>
-        <w:spacing w:before="280" w:after="80"/>
+        <w:spacing w:before="280" w:after="80" w:line="480" w:lineRule="auto"/>
         <w:ind w:left="0" w:right="0"/>
       </w:pPr>
       <w:r>
+        <w:lastRenderedPageBreak/>
         <w:t xml:space="preserve">This chapter reviewed </w:t>
       </w:r>
       <w:r>
@@ -3764,7 +3560,7 @@
     </w:p>
     <w:p>
       <w:pPr>
-        <w:spacing w:before="280" w:after="80"/>
+        <w:spacing w:before="280" w:after="80" w:line="480" w:lineRule="auto"/>
         <w:ind w:left="0" w:right="0"/>
       </w:pPr>
       <w:r>
@@ -3783,7 +3579,7 @@
     </w:p>
     <w:p>
       <w:pPr>
-        <w:spacing w:before="280" w:after="80"/>
+        <w:spacing w:before="280" w:after="80" w:line="480" w:lineRule="auto"/>
         <w:ind w:left="0" w:right="0"/>
       </w:pPr>
       <w:r>
@@ -3802,7 +3598,7 @@
     </w:p>
     <w:p>
       <w:pPr>
-        <w:spacing w:before="280" w:after="80"/>
+        <w:spacing w:before="280" w:after="80" w:line="480" w:lineRule="auto"/>
         <w:ind w:left="0" w:right="0"/>
       </w:pPr>
       <w:r>
@@ -3813,16 +3609,12 @@
         <w:t>Internal System Features</w:t>
       </w:r>
       <w:r>
-        <w:t xml:space="preserve"> focused on the technological backbone of reservation platforms. Research demonstrated the importance of mobile-responsive design, intuitive user interfaces, </w:t>
-      </w:r>
-      <w:r>
-        <w:lastRenderedPageBreak/>
-        <w:t>agile development standards, reinforcement learning for scheduling, and automated inventory management.</w:t>
-      </w:r>
-    </w:p>
-    <w:p>
-      <w:pPr>
-        <w:spacing w:before="280" w:after="80"/>
+        <w:t xml:space="preserve"> focused on the technological backbone of reservation platforms. Research demonstrated the importance of mobile-responsive design, intuitive user interfaces, agile development standards, reinforcement learning for scheduling, and automated inventory management.</w:t>
+      </w:r>
+    </w:p>
+    <w:p>
+      <w:pPr>
+        <w:spacing w:before="280" w:after="80" w:line="480" w:lineRule="auto"/>
         <w:ind w:left="0" w:right="0"/>
       </w:pPr>
       <w:r>
@@ -3841,7 +3633,7 @@
     </w:p>
     <w:p>
       <w:pPr>
-        <w:spacing w:before="280" w:after="80"/>
+        <w:spacing w:before="280" w:after="80" w:line="480" w:lineRule="auto"/>
         <w:ind w:left="0" w:right="0"/>
       </w:pPr>
       <w:r>
@@ -3860,7 +3652,7 @@
     </w:p>
     <w:p>
       <w:pPr>
-        <w:spacing w:before="280" w:after="80"/>
+        <w:spacing w:before="280" w:after="80" w:line="480" w:lineRule="auto"/>
         <w:ind w:left="0" w:right="0"/>
       </w:pPr>
       <w:r>
@@ -3876,10 +3668,11 @@
     </w:p>
     <w:p>
       <w:pPr>
-        <w:spacing w:before="280" w:after="80"/>
+        <w:spacing w:before="280" w:after="80" w:line="480" w:lineRule="auto"/>
         <w:ind w:left="0" w:right="0"/>
       </w:pPr>
       <w:r>
+        <w:lastRenderedPageBreak/>
         <w:t xml:space="preserve">The </w:t>
       </w:r>
       <w:r>
@@ -3895,7 +3688,7 @@
     </w:p>
     <w:p>
       <w:pPr>
-        <w:spacing w:before="280" w:after="80"/>
+        <w:spacing w:before="280" w:after="80" w:line="480" w:lineRule="auto"/>
         <w:ind w:left="0" w:right="0"/>
       </w:pPr>
       <w:r>
@@ -3914,7 +3707,7 @@
     </w:p>
     <w:p>
       <w:pPr>
-        <w:spacing w:before="280" w:after="80"/>
+        <w:spacing w:before="280" w:after="80" w:line="480" w:lineRule="auto"/>
         <w:ind w:left="0" w:right="0"/>
       </w:pPr>
       <w:r>
@@ -3930,13 +3723,13 @@
     </w:p>
     <w:p>
       <w:pPr>
-        <w:spacing w:after="248"/>
+        <w:spacing w:after="248" w:line="480" w:lineRule="auto"/>
         <w:ind w:right="36"/>
       </w:pPr>
     </w:p>
     <w:p>
       <w:pPr>
-        <w:spacing w:after="335" w:line="259" w:lineRule="auto"/>
+        <w:spacing w:after="335" w:line="480" w:lineRule="auto"/>
         <w:ind w:left="0" w:right="0"/>
         <w:jc w:val="right"/>
       </w:pPr>
@@ -4089,6 +3882,7 @@
     <w:p>
       <w:pPr>
         <w:pStyle w:val="Heading3"/>
+        <w:spacing w:line="480" w:lineRule="auto"/>
         <w:ind w:left="-5" w:firstLine="0"/>
       </w:pPr>
       <w:r>
@@ -4097,7 +3891,7 @@
     </w:p>
     <w:p>
       <w:pPr>
-        <w:spacing w:after="248"/>
+        <w:spacing w:after="248" w:line="480" w:lineRule="auto"/>
         <w:ind w:right="36"/>
       </w:pPr>
       <w:r>
@@ -4131,7 +3925,11 @@
         <w:t>localized, GIS-integrated platforms</w:t>
       </w:r>
       <w:r>
-        <w:t xml:space="preserve"> specifically designed for the rapidly growing startup ecosystem of Iloilo City. This study addresses this gap by integrating </w:t>
+        <w:t xml:space="preserve"> specifically designed for the rapidly growing startup ecosystem of Iloilo City. This study addresses this gap </w:t>
+      </w:r>
+      <w:r>
+        <w:lastRenderedPageBreak/>
+        <w:t xml:space="preserve">by integrating </w:t>
       </w:r>
       <w:r>
         <w:rPr>
@@ -4156,7 +3954,7 @@
     </w:p>
     <w:p>
       <w:pPr>
-        <w:spacing w:after="723" w:line="259" w:lineRule="auto"/>
+        <w:spacing w:after="723" w:line="480" w:lineRule="auto"/>
         <w:ind w:left="0" w:right="0"/>
         <w:jc w:val="right"/>
       </w:pPr>
@@ -4309,16 +4107,91 @@
     <w:p>
       <w:pPr>
         <w:pStyle w:val="Heading1"/>
+        <w:spacing w:line="480" w:lineRule="auto"/>
+        <w:jc w:val="left"/>
+      </w:pPr>
+    </w:p>
+    <w:p>
+      <w:pPr>
+        <w:pStyle w:val="Heading1"/>
+        <w:spacing w:line="480" w:lineRule="auto"/>
+        <w:jc w:val="left"/>
+      </w:pPr>
+    </w:p>
+    <w:p>
+      <w:pPr>
+        <w:spacing w:line="480" w:lineRule="auto"/>
+      </w:pPr>
+    </w:p>
+    <w:p>
+      <w:pPr>
+        <w:spacing w:line="480" w:lineRule="auto"/>
+      </w:pPr>
+    </w:p>
+    <w:p>
+      <w:pPr>
+        <w:spacing w:line="480" w:lineRule="auto"/>
+      </w:pPr>
+    </w:p>
+    <w:p>
+      <w:pPr>
+        <w:spacing w:line="480" w:lineRule="auto"/>
+      </w:pPr>
+    </w:p>
+    <w:p>
+      <w:pPr>
+        <w:spacing w:line="480" w:lineRule="auto"/>
+      </w:pPr>
+    </w:p>
+    <w:p>
+      <w:pPr>
+        <w:spacing w:line="480" w:lineRule="auto"/>
+      </w:pPr>
+    </w:p>
+    <w:p>
+      <w:pPr>
+        <w:spacing w:line="480" w:lineRule="auto"/>
+      </w:pPr>
+    </w:p>
+    <w:p>
+      <w:pPr>
+        <w:spacing w:line="480" w:lineRule="auto"/>
+      </w:pPr>
+    </w:p>
+    <w:p>
+      <w:pPr>
+        <w:spacing w:line="480" w:lineRule="auto"/>
+      </w:pPr>
+    </w:p>
+    <w:p>
+      <w:pPr>
+        <w:spacing w:line="480" w:lineRule="auto"/>
+      </w:pPr>
+    </w:p>
+    <w:p>
+      <w:pPr>
+        <w:spacing w:line="480" w:lineRule="auto"/>
+      </w:pPr>
+    </w:p>
+    <w:p>
+      <w:pPr>
+        <w:spacing w:line="480" w:lineRule="auto"/>
+      </w:pPr>
+    </w:p>
+    <w:p>
+      <w:pPr>
+        <w:pStyle w:val="Heading1"/>
+        <w:spacing w:line="480" w:lineRule="auto"/>
       </w:pPr>
       <w:r>
         <w:lastRenderedPageBreak/>
-        <w:t xml:space="preserve">CHAPTER 3 </w:t>
+        <w:t>CHAPTER 3</w:t>
       </w:r>
     </w:p>
     <w:p>
       <w:pPr>
         <w:pStyle w:val="Heading2"/>
-        <w:spacing w:after="232"/>
+        <w:spacing w:after="232" w:line="480" w:lineRule="auto"/>
         <w:ind w:left="-5" w:right="0" w:firstLine="0"/>
       </w:pPr>
       <w:r>
@@ -4328,6 +4201,7 @@
     <w:p>
       <w:pPr>
         <w:pStyle w:val="Heading3"/>
+        <w:spacing w:line="480" w:lineRule="auto"/>
         <w:ind w:left="-5" w:firstLine="0"/>
       </w:pPr>
       <w:r>
@@ -4336,7 +4210,7 @@
     </w:p>
     <w:p>
       <w:pPr>
-        <w:spacing w:after="248"/>
+        <w:spacing w:after="248" w:line="480" w:lineRule="auto"/>
         <w:ind w:right="36"/>
       </w:pPr>
       <w:r>
@@ -4355,7 +4229,7 @@
     </w:p>
     <w:p>
       <w:pPr>
-        <w:spacing w:after="335" w:line="259" w:lineRule="auto"/>
+        <w:spacing w:after="335" w:line="480" w:lineRule="auto"/>
         <w:ind w:left="0" w:right="0"/>
         <w:jc w:val="right"/>
       </w:pPr>
@@ -4508,6 +4382,7 @@
     <w:p>
       <w:pPr>
         <w:pStyle w:val="Heading3"/>
+        <w:spacing w:line="480" w:lineRule="auto"/>
         <w:ind w:left="-5" w:firstLine="0"/>
       </w:pPr>
       <w:r>
@@ -4516,7 +4391,7 @@
     </w:p>
     <w:p>
       <w:pPr>
-        <w:spacing w:after="250"/>
+        <w:spacing w:after="250" w:line="480" w:lineRule="auto"/>
         <w:ind w:right="36"/>
       </w:pPr>
       <w:r>
@@ -4539,6 +4414,7 @@
           <w:ilvl w:val="0"/>
           <w:numId w:val="12"/>
         </w:numPr>
+        <w:spacing w:line="480" w:lineRule="auto"/>
         <w:ind w:right="36" w:hanging="360"/>
       </w:pPr>
       <w:r>
@@ -4551,6 +4427,7 @@
           <w:ilvl w:val="0"/>
           <w:numId w:val="12"/>
         </w:numPr>
+        <w:spacing w:line="480" w:lineRule="auto"/>
         <w:ind w:right="36" w:hanging="360"/>
       </w:pPr>
       <w:r>
@@ -4563,6 +4440,7 @@
           <w:ilvl w:val="0"/>
           <w:numId w:val="12"/>
         </w:numPr>
+        <w:spacing w:line="480" w:lineRule="auto"/>
         <w:ind w:right="36" w:hanging="360"/>
       </w:pPr>
       <w:r>
@@ -4575,6 +4453,7 @@
           <w:ilvl w:val="0"/>
           <w:numId w:val="12"/>
         </w:numPr>
+        <w:spacing w:line="480" w:lineRule="auto"/>
         <w:ind w:right="36" w:hanging="360"/>
       </w:pPr>
       <w:r>
@@ -4587,7 +4466,7 @@
           <w:ilvl w:val="0"/>
           <w:numId w:val="12"/>
         </w:numPr>
-        <w:spacing w:after="250"/>
+        <w:spacing w:after="250" w:line="480" w:lineRule="auto"/>
         <w:ind w:right="36" w:hanging="360"/>
       </w:pPr>
       <w:r>
@@ -4596,7 +4475,7 @@
     </w:p>
     <w:p>
       <w:pPr>
-        <w:spacing w:after="335" w:line="259" w:lineRule="auto"/>
+        <w:spacing w:after="335" w:line="480" w:lineRule="auto"/>
         <w:ind w:left="0" w:right="0"/>
         <w:jc w:val="right"/>
       </w:pPr>
@@ -4749,6 +4628,7 @@
     <w:p>
       <w:pPr>
         <w:pStyle w:val="Heading3"/>
+        <w:spacing w:line="480" w:lineRule="auto"/>
         <w:ind w:left="-5" w:firstLine="0"/>
       </w:pPr>
       <w:r>
@@ -4757,7 +4637,7 @@
     </w:p>
     <w:p>
       <w:pPr>
-        <w:spacing w:after="248"/>
+        <w:spacing w:after="248" w:line="480" w:lineRule="auto"/>
         <w:ind w:right="36"/>
       </w:pPr>
       <w:r>
@@ -4766,7 +4646,7 @@
     </w:p>
     <w:p>
       <w:pPr>
-        <w:spacing w:after="335" w:line="259" w:lineRule="auto"/>
+        <w:spacing w:after="335" w:line="480" w:lineRule="auto"/>
         <w:ind w:left="0" w:right="0"/>
         <w:jc w:val="right"/>
       </w:pPr>
@@ -4775,6 +4655,7 @@
           <w:rFonts w:ascii="Calibri" w:eastAsia="Calibri" w:hAnsi="Calibri" w:cs="Calibri"/>
           <w:noProof/>
         </w:rPr>
+        <w:lastRenderedPageBreak/>
         <mc:AlternateContent>
           <mc:Choice Requires="wpg">
             <w:drawing>
@@ -4919,6 +4800,7 @@
     <w:p>
       <w:pPr>
         <w:pStyle w:val="Heading3"/>
+        <w:spacing w:line="480" w:lineRule="auto"/>
         <w:ind w:left="-5" w:firstLine="0"/>
       </w:pPr>
       <w:r>
@@ -4931,6 +4813,7 @@
           <w:ilvl w:val="0"/>
           <w:numId w:val="13"/>
         </w:numPr>
+        <w:spacing w:line="480" w:lineRule="auto"/>
         <w:ind w:right="36" w:hanging="360"/>
       </w:pPr>
       <w:r>
@@ -4941,15 +4824,7 @@
         <w:t>Frontend:</w:t>
       </w:r>
       <w:r>
-        <w:t xml:space="preserve"> ReactJS, </w:t>
-      </w:r>
-      <w:proofErr w:type="spellStart"/>
-      <w:r>
-        <w:t>Tailwind+shadcn</w:t>
-      </w:r>
-      <w:proofErr w:type="spellEnd"/>
-      <w:r>
-        <w:t xml:space="preserve"> </w:t>
+        <w:t xml:space="preserve"> ReactJS, Tailwind+shadcn </w:t>
       </w:r>
     </w:p>
     <w:p>
@@ -4958,6 +4833,7 @@
           <w:ilvl w:val="0"/>
           <w:numId w:val="13"/>
         </w:numPr>
+        <w:spacing w:line="480" w:lineRule="auto"/>
         <w:ind w:right="36" w:hanging="360"/>
       </w:pPr>
       <w:r>
@@ -4977,7 +4853,7 @@
           <w:ilvl w:val="0"/>
           <w:numId w:val="13"/>
         </w:numPr>
-        <w:spacing w:after="18" w:line="259" w:lineRule="auto"/>
+        <w:spacing w:after="18" w:line="480" w:lineRule="auto"/>
         <w:ind w:right="36" w:hanging="360"/>
       </w:pPr>
       <w:r>
@@ -4997,7 +4873,7 @@
           <w:ilvl w:val="0"/>
           <w:numId w:val="13"/>
         </w:numPr>
-        <w:spacing w:after="258" w:line="259" w:lineRule="auto"/>
+        <w:spacing w:after="258" w:line="480" w:lineRule="auto"/>
         <w:ind w:right="36" w:hanging="360"/>
       </w:pPr>
       <w:r>
@@ -5027,7 +4903,7 @@
           <w:ilvl w:val="0"/>
           <w:numId w:val="13"/>
         </w:numPr>
-        <w:spacing w:after="258" w:line="259" w:lineRule="auto"/>
+        <w:spacing w:after="258" w:line="480" w:lineRule="auto"/>
         <w:ind w:right="36" w:hanging="360"/>
       </w:pPr>
       <w:r>
@@ -5179,6 +5055,7 @@
     <w:p>
       <w:pPr>
         <w:pStyle w:val="Heading3"/>
+        <w:spacing w:line="480" w:lineRule="auto"/>
         <w:ind w:left="-5" w:firstLine="0"/>
       </w:pPr>
       <w:r>
@@ -5191,6 +5068,7 @@
           <w:ilvl w:val="0"/>
           <w:numId w:val="14"/>
         </w:numPr>
+        <w:spacing w:line="480" w:lineRule="auto"/>
         <w:ind w:right="36" w:hanging="360"/>
       </w:pPr>
       <w:r>
@@ -5349,10 +5227,10 @@
     <w:p>
       <w:pPr>
         <w:pStyle w:val="Heading3"/>
+        <w:spacing w:line="480" w:lineRule="auto"/>
         <w:ind w:left="-5" w:firstLine="0"/>
       </w:pPr>
       <w:r>
-        <w:lastRenderedPageBreak/>
         <w:t xml:space="preserve">3.6 Testing Procedures </w:t>
       </w:r>
     </w:p>
@@ -5362,6 +5240,7 @@
           <w:ilvl w:val="0"/>
           <w:numId w:val="15"/>
         </w:numPr>
+        <w:spacing w:line="480" w:lineRule="auto"/>
         <w:ind w:right="36" w:hanging="360"/>
       </w:pPr>
       <w:r>
@@ -5374,6 +5253,7 @@
           <w:ilvl w:val="0"/>
           <w:numId w:val="15"/>
         </w:numPr>
+        <w:spacing w:line="480" w:lineRule="auto"/>
         <w:ind w:right="36" w:hanging="360"/>
       </w:pPr>
       <w:r>
@@ -5386,7 +5266,7 @@
           <w:ilvl w:val="0"/>
           <w:numId w:val="15"/>
         </w:numPr>
-        <w:spacing w:after="250"/>
+        <w:spacing w:after="250" w:line="480" w:lineRule="auto"/>
         <w:ind w:right="36" w:hanging="360"/>
       </w:pPr>
       <w:r>
@@ -5395,7 +5275,7 @@
     </w:p>
     <w:p>
       <w:pPr>
-        <w:spacing w:after="335" w:line="259" w:lineRule="auto"/>
+        <w:spacing w:after="335" w:line="480" w:lineRule="auto"/>
         <w:ind w:left="0" w:right="0"/>
         <w:jc w:val="right"/>
       </w:pPr>
@@ -5548,6 +5428,7 @@
     <w:p>
       <w:pPr>
         <w:pStyle w:val="Heading3"/>
+        <w:spacing w:line="480" w:lineRule="auto"/>
         <w:ind w:left="-5" w:firstLine="0"/>
       </w:pPr>
       <w:r>
@@ -5556,7 +5437,7 @@
     </w:p>
     <w:p>
       <w:pPr>
-        <w:spacing w:after="250"/>
+        <w:spacing w:after="250" w:line="480" w:lineRule="auto"/>
         <w:ind w:right="36"/>
       </w:pPr>
       <w:r>
@@ -5569,6 +5450,7 @@
           <w:ilvl w:val="0"/>
           <w:numId w:val="16"/>
         </w:numPr>
+        <w:spacing w:line="480" w:lineRule="auto"/>
         <w:ind w:right="36" w:hanging="360"/>
       </w:pPr>
       <w:r>
@@ -5581,6 +5463,7 @@
           <w:ilvl w:val="0"/>
           <w:numId w:val="16"/>
         </w:numPr>
+        <w:spacing w:line="480" w:lineRule="auto"/>
         <w:ind w:right="36" w:hanging="360"/>
       </w:pPr>
       <w:r>
@@ -5593,6 +5476,7 @@
           <w:ilvl w:val="0"/>
           <w:numId w:val="16"/>
         </w:numPr>
+        <w:spacing w:line="480" w:lineRule="auto"/>
         <w:ind w:right="36" w:hanging="360"/>
       </w:pPr>
       <w:r>
@@ -5605,16 +5489,17 @@
           <w:ilvl w:val="0"/>
           <w:numId w:val="16"/>
         </w:numPr>
-        <w:spacing w:after="250"/>
+        <w:spacing w:after="250" w:line="480" w:lineRule="auto"/>
         <w:ind w:right="36" w:hanging="360"/>
       </w:pPr>
       <w:r>
+        <w:lastRenderedPageBreak/>
         <w:t xml:space="preserve">Efficiency </w:t>
       </w:r>
     </w:p>
     <w:p>
       <w:pPr>
-        <w:spacing w:after="723" w:line="259" w:lineRule="auto"/>
+        <w:spacing w:after="723" w:line="480" w:lineRule="auto"/>
         <w:ind w:left="0" w:right="0"/>
         <w:jc w:val="right"/>
       </w:pPr>
@@ -5766,36 +5651,47 @@
     </w:p>
     <w:p>
       <w:pPr>
-        <w:rPr>
+        <w:spacing w:after="37" w:line="480" w:lineRule="auto"/>
+        <w:ind w:left="-5" w:right="0"/>
+        <w:rPr>
+          <w:b/>
+          <w:bCs/>
           <w:sz w:val="24"/>
           <w:szCs w:val="24"/>
         </w:rPr>
       </w:pPr>
       <w:r>
         <w:rPr>
+          <w:b/>
+          <w:bCs/>
           <w:sz w:val="24"/>
           <w:szCs w:val="24"/>
         </w:rPr>
-        <w:t>FLEXSPACE SYSTEM FEATURES</w:t>
-      </w:r>
-    </w:p>
-    <w:p>
-      <w:pPr>
-        <w:rPr>
+        <w:t>3.</w:t>
+      </w:r>
+      <w:r>
+        <w:rPr>
+          <w:b/>
+          <w:bCs/>
           <w:sz w:val="24"/>
           <w:szCs w:val="24"/>
         </w:rPr>
-      </w:pPr>
-      <w:r>
-        <w:rPr>
+        <w:t>8</w:t>
+      </w:r>
+      <w:r>
+        <w:rPr>
+          <w:b/>
+          <w:bCs/>
           <w:sz w:val="24"/>
           <w:szCs w:val="24"/>
         </w:rPr>
-        <w:t>Complete Feature List</w:t>
-      </w:r>
-    </w:p>
-    <w:p>
-      <w:pPr>
+        <w:t xml:space="preserve"> Comparative Benchmark: FlexSpace System Features</w:t>
+      </w:r>
+    </w:p>
+    <w:p>
+      <w:pPr>
+        <w:spacing w:after="37" w:line="480" w:lineRule="auto"/>
+        <w:ind w:left="-5" w:right="0"/>
         <w:rPr>
           <w:sz w:val="24"/>
           <w:szCs w:val="24"/>
@@ -5806,724 +5702,946 @@
           <w:sz w:val="24"/>
           <w:szCs w:val="24"/>
         </w:rPr>
-        <w:t>Frontend (User-Facing Modules)</w:t>
-      </w:r>
-    </w:p>
-    <w:p>
-      <w:pPr>
+        <w:t>To contextualize the proposed Co</w:t>
+      </w:r>
+      <w:r>
         <w:rPr>
           <w:sz w:val="24"/>
           <w:szCs w:val="24"/>
         </w:rPr>
-      </w:pPr>
-      <w:r>
-        <w:rPr>
+        <w:noBreakHyphen/>
+        <w:t xml:space="preserve">Working Space Discovery and Reservation System for Iloilo City, this study examines </w:t>
+      </w:r>
+      <w:r>
+        <w:rPr>
+          <w:b/>
+          <w:bCs/>
           <w:sz w:val="24"/>
           <w:szCs w:val="24"/>
         </w:rPr>
-        <w:t>Finding a Space: Map visualization (Google Maps), driving directions, nearby search, filters (price, amenities, rating, district).</w:t>
-      </w:r>
-    </w:p>
-    <w:p>
-      <w:pPr>
+        <w:t>FlexSpace</w:t>
+      </w:r>
+      <w:r>
         <w:rPr>
           <w:sz w:val="24"/>
           <w:szCs w:val="24"/>
         </w:rPr>
-      </w:pPr>
+        <w:t>, a contemporary coworking reservation platform. FlexSpace demonstrates how global systems integrate advanced features such as real</w:t>
+      </w:r>
       <w:r>
         <w:rPr>
           <w:sz w:val="24"/>
           <w:szCs w:val="24"/>
         </w:rPr>
-        <w:t>Booking: Real-time desk/room reservations, instant availability updates, walk-in booking, cross-device support (desktop, tablet, PWA mobile).</w:t>
-      </w:r>
-    </w:p>
-    <w:p>
-      <w:pPr>
+        <w:noBreakHyphen/>
+        <w:t>time booking, loyalty programs, multilingual AI support, and administrative dashboards. By analyzing its architecture, the study identifies both strengths and limitations that inform the design of the localized Iloilo</w:t>
+      </w:r>
+      <w:r>
         <w:rPr>
           <w:sz w:val="24"/>
           <w:szCs w:val="24"/>
         </w:rPr>
-      </w:pPr>
-      <w:r>
+        <w:noBreakHyphen/>
+        <w:t>focused system.</w:t>
+      </w:r>
+    </w:p>
+    <w:p>
+      <w:pPr>
+        <w:spacing w:after="37" w:line="480" w:lineRule="auto"/>
+        <w:ind w:left="-5" w:right="0"/>
         <w:rPr>
           <w:sz w:val="24"/>
           <w:szCs w:val="24"/>
         </w:rPr>
-        <w:t>User Dashboard: Upcoming/past bookings, loyalty points tracking, activity history.</w:t>
-      </w:r>
-    </w:p>
-    <w:p>
-      <w:pPr>
-        <w:rPr>
+      </w:pPr>
+      <w:r>
+        <w:rPr>
+          <w:b/>
+          <w:bCs/>
           <w:sz w:val="24"/>
           <w:szCs w:val="24"/>
         </w:rPr>
-      </w:pPr>
-      <w:r>
+        <w:t>Complete Feature List</w:t>
+      </w:r>
+    </w:p>
+    <w:p>
+      <w:pPr>
+        <w:spacing w:after="37" w:line="480" w:lineRule="auto"/>
+        <w:ind w:left="-5" w:right="0"/>
         <w:rPr>
           <w:sz w:val="24"/>
           <w:szCs w:val="24"/>
         </w:rPr>
-        <w:t>Reviews &amp; Ratings: User-generated ratings, written feedback, photo uploads.</w:t>
-      </w:r>
-    </w:p>
-    <w:p>
-      <w:pPr>
-        <w:rPr>
+      </w:pPr>
+      <w:r>
+        <w:rPr>
+          <w:b/>
+          <w:bCs/>
           <w:sz w:val="24"/>
           <w:szCs w:val="24"/>
         </w:rPr>
-      </w:pPr>
-      <w:r>
+        <w:t>Frontend (User-Facing Modules)</w:t>
+      </w:r>
+    </w:p>
+    <w:p>
+      <w:pPr>
+        <w:numPr>
+          <w:ilvl w:val="0"/>
+          <w:numId w:val="27"/>
+        </w:numPr>
+        <w:spacing w:after="37" w:line="480" w:lineRule="auto"/>
+        <w:ind w:right="0"/>
         <w:rPr>
           <w:sz w:val="24"/>
           <w:szCs w:val="24"/>
         </w:rPr>
-        <w:t>Loyalty Points &amp; Vouchers: Earn/redeem points, apply vouchers, owner-created promos, admin global vouchers.</w:t>
-      </w:r>
-    </w:p>
-    <w:p>
-      <w:pPr>
+      </w:pPr>
+      <w:r>
         <w:rPr>
           <w:sz w:val="24"/>
           <w:szCs w:val="24"/>
         </w:rPr>
-      </w:pPr>
-      <w:r>
+        <w:t>Finding a Space: Map visualization (Google Maps), driving directions, nearby search, filters (price, amenities, rating, district).</w:t>
+      </w:r>
+    </w:p>
+    <w:p>
+      <w:pPr>
+        <w:numPr>
+          <w:ilvl w:val="0"/>
+          <w:numId w:val="27"/>
+        </w:numPr>
+        <w:spacing w:after="37" w:line="480" w:lineRule="auto"/>
+        <w:ind w:right="0"/>
         <w:rPr>
           <w:sz w:val="24"/>
           <w:szCs w:val="24"/>
         </w:rPr>
-        <w:t>AI Chat Support (Flex Support): Multilingual (Hiligaynon, Tagalog, English), district-based recommendations, booking help, developer/team info, conversational memory.</w:t>
-      </w:r>
-    </w:p>
-    <w:p>
-      <w:pPr>
+      </w:pPr>
+      <w:r>
         <w:rPr>
           <w:sz w:val="24"/>
           <w:szCs w:val="24"/>
         </w:rPr>
-      </w:pPr>
-      <w:r>
+        <w:t>Booking: Real-time desk/room reservations, instant availability updates, walk-in booking, cross-device support (desktop, tablet, PWA mobile).</w:t>
+      </w:r>
+    </w:p>
+    <w:p>
+      <w:pPr>
+        <w:numPr>
+          <w:ilvl w:val="0"/>
+          <w:numId w:val="27"/>
+        </w:numPr>
+        <w:spacing w:after="37" w:line="480" w:lineRule="auto"/>
+        <w:ind w:right="0"/>
         <w:rPr>
           <w:sz w:val="24"/>
           <w:szCs w:val="24"/>
         </w:rPr>
-        <w:t>User Accounts: Email/Google sign-up, OTP password reset, profile editing.</w:t>
-      </w:r>
-    </w:p>
-    <w:p>
-      <w:pPr>
+      </w:pPr>
+      <w:r>
         <w:rPr>
           <w:sz w:val="24"/>
           <w:szCs w:val="24"/>
         </w:rPr>
-      </w:pPr>
-      <w:r>
+        <w:t>User Dashboard: Upcoming/past bookings, loyalty points tracking, activity history.</w:t>
+      </w:r>
+    </w:p>
+    <w:p>
+      <w:pPr>
+        <w:numPr>
+          <w:ilvl w:val="0"/>
+          <w:numId w:val="27"/>
+        </w:numPr>
+        <w:spacing w:after="37" w:line="480" w:lineRule="auto"/>
+        <w:ind w:right="0"/>
         <w:rPr>
           <w:sz w:val="24"/>
           <w:szCs w:val="24"/>
         </w:rPr>
-        <w:t>Space Owner Features: Add/manage spaces, upload images, list amenities, staff accounts, QR payments (</w:t>
-      </w:r>
-      <w:proofErr w:type="spellStart"/>
+      </w:pPr>
       <w:r>
         <w:rPr>
           <w:sz w:val="24"/>
           <w:szCs w:val="24"/>
         </w:rPr>
-        <w:t>GCash</w:t>
-      </w:r>
-      <w:proofErr w:type="spellEnd"/>
-      <w:r>
+        <w:t>Reviews &amp; Ratings: User-generated ratings, written feedback, photo uploads.</w:t>
+      </w:r>
+    </w:p>
+    <w:p>
+      <w:pPr>
+        <w:numPr>
+          <w:ilvl w:val="0"/>
+          <w:numId w:val="27"/>
+        </w:numPr>
+        <w:spacing w:after="37" w:line="480" w:lineRule="auto"/>
+        <w:ind w:right="0"/>
         <w:rPr>
           <w:sz w:val="24"/>
           <w:szCs w:val="24"/>
         </w:rPr>
-        <w:t>/Maya), real-time occupancy/revenue, promo vouchers, district assignment, review management.</w:t>
-      </w:r>
-    </w:p>
-    <w:p>
-      <w:pPr>
+      </w:pPr>
+      <w:r>
         <w:rPr>
           <w:sz w:val="24"/>
           <w:szCs w:val="24"/>
         </w:rPr>
-      </w:pPr>
-      <w:r>
+        <w:t>Loyalty Points &amp; Vouchers: Earn/redeem points, apply vouchers, owner-created promos, admin global vouchers.</w:t>
+      </w:r>
+    </w:p>
+    <w:p>
+      <w:pPr>
+        <w:numPr>
+          <w:ilvl w:val="0"/>
+          <w:numId w:val="27"/>
+        </w:numPr>
+        <w:spacing w:after="37" w:line="480" w:lineRule="auto"/>
+        <w:ind w:right="0"/>
         <w:rPr>
           <w:sz w:val="24"/>
           <w:szCs w:val="24"/>
         </w:rPr>
-        <w:t>Admin Features: Analytics, approve/reject owners, block/unblock users, global vouchers, maintenance mode, commission tracking, system logs, queue monitoring, district management, settings.</w:t>
-      </w:r>
-    </w:p>
-    <w:p>
-      <w:pPr>
+      </w:pPr>
+      <w:r>
         <w:rPr>
           <w:sz w:val="24"/>
           <w:szCs w:val="24"/>
         </w:rPr>
-      </w:pPr>
-      <w:r>
+        <w:lastRenderedPageBreak/>
+        <w:t>AI Chat Support (Flex Support): Multilingual (Hiligaynon, Tagalog, English), district-based recommendations, booking help, developer/team info, conversational memory.</w:t>
+      </w:r>
+    </w:p>
+    <w:p>
+      <w:pPr>
+        <w:numPr>
+          <w:ilvl w:val="0"/>
+          <w:numId w:val="27"/>
+        </w:numPr>
+        <w:spacing w:after="37" w:line="480" w:lineRule="auto"/>
+        <w:ind w:right="0"/>
         <w:rPr>
           <w:sz w:val="24"/>
           <w:szCs w:val="24"/>
         </w:rPr>
-        <w:t>Landing Page: Featured spaces, platform overview, public info.</w:t>
-      </w:r>
-    </w:p>
-    <w:p>
-      <w:pPr>
+      </w:pPr>
+      <w:r>
         <w:rPr>
           <w:sz w:val="24"/>
           <w:szCs w:val="24"/>
         </w:rPr>
-      </w:pPr>
-      <w:r>
+        <w:t>User Accounts: Email/Google sign-up, OTP password reset, profile editing.</w:t>
+      </w:r>
+    </w:p>
+    <w:p>
+      <w:pPr>
+        <w:numPr>
+          <w:ilvl w:val="0"/>
+          <w:numId w:val="27"/>
+        </w:numPr>
+        <w:spacing w:after="37" w:line="480" w:lineRule="auto"/>
+        <w:ind w:right="0"/>
         <w:rPr>
           <w:sz w:val="24"/>
           <w:szCs w:val="24"/>
         </w:rPr>
-        <w:t>Backend (System Services)</w:t>
-      </w:r>
-    </w:p>
-    <w:p>
-      <w:pPr>
+      </w:pPr>
+      <w:r>
         <w:rPr>
           <w:sz w:val="24"/>
           <w:szCs w:val="24"/>
         </w:rPr>
-      </w:pPr>
-      <w:r>
+        <w:t>Space Owner Features: Add/manage spaces, upload images, list amenities, staff accounts, QR payments (GCash/Maya), real-time occupancy/revenue, promo vouchers, district assignment, review management.</w:t>
+      </w:r>
+    </w:p>
+    <w:p>
+      <w:pPr>
+        <w:numPr>
+          <w:ilvl w:val="0"/>
+          <w:numId w:val="27"/>
+        </w:numPr>
+        <w:spacing w:after="37" w:line="480" w:lineRule="auto"/>
+        <w:ind w:right="0"/>
         <w:rPr>
           <w:sz w:val="24"/>
           <w:szCs w:val="24"/>
         </w:rPr>
-        <w:lastRenderedPageBreak/>
-        <w:t>Activity Tracking: Logs all user actions with IP addresses for dispute resolution.</w:t>
-      </w:r>
-    </w:p>
-    <w:p>
-      <w:pPr>
+      </w:pPr>
+      <w:r>
         <w:rPr>
           <w:sz w:val="24"/>
           <w:szCs w:val="24"/>
         </w:rPr>
-      </w:pPr>
-      <w:r>
+        <w:t>Admin Features: Analytics, approve/reject owners, block/unblock users, global vouchers, maintenance mode, commission tracking, system logs, queue monitoring, district management, settings.</w:t>
+      </w:r>
+    </w:p>
+    <w:p>
+      <w:pPr>
+        <w:numPr>
+          <w:ilvl w:val="0"/>
+          <w:numId w:val="27"/>
+        </w:numPr>
+        <w:spacing w:after="37" w:line="480" w:lineRule="auto"/>
+        <w:ind w:right="0"/>
         <w:rPr>
           <w:sz w:val="24"/>
           <w:szCs w:val="24"/>
         </w:rPr>
-        <w:t>Security &amp; Protection: Encrypted passwords, bot protection, IP blocking, role-based access, attack detection.</w:t>
-      </w:r>
-    </w:p>
-    <w:p>
-      <w:pPr>
+      </w:pPr>
+      <w:r>
         <w:rPr>
           <w:sz w:val="24"/>
           <w:szCs w:val="24"/>
         </w:rPr>
-      </w:pPr>
-      <w:r>
+        <w:t>Landing Page: Featured spaces, platform overview, public info.</w:t>
+      </w:r>
+    </w:p>
+    <w:p>
+      <w:pPr>
+        <w:spacing w:after="37" w:line="480" w:lineRule="auto"/>
+        <w:ind w:left="-5" w:right="0"/>
         <w:rPr>
           <w:sz w:val="24"/>
           <w:szCs w:val="24"/>
         </w:rPr>
-        <w:t>Notifications: Real-time updates, automated emails (welcome, booking, password reset, approvals).</w:t>
-      </w:r>
-    </w:p>
-    <w:p>
-      <w:pPr>
-        <w:rPr>
+      </w:pPr>
+      <w:r>
+        <w:rPr>
+          <w:b/>
+          <w:bCs/>
           <w:sz w:val="24"/>
           <w:szCs w:val="24"/>
         </w:rPr>
-      </w:pPr>
-      <w:r>
+        <w:t>Backend (System Services)</w:t>
+      </w:r>
+    </w:p>
+    <w:p>
+      <w:pPr>
+        <w:numPr>
+          <w:ilvl w:val="0"/>
+          <w:numId w:val="28"/>
+        </w:numPr>
+        <w:spacing w:after="37" w:line="480" w:lineRule="auto"/>
+        <w:ind w:right="0"/>
         <w:rPr>
           <w:sz w:val="24"/>
           <w:szCs w:val="24"/>
         </w:rPr>
-        <w:t>Image Uploads: Cloud storage for space photos, permits, QR codes.</w:t>
-      </w:r>
-    </w:p>
-    <w:p>
-      <w:pPr>
+      </w:pPr>
+      <w:r>
         <w:rPr>
           <w:sz w:val="24"/>
           <w:szCs w:val="24"/>
         </w:rPr>
-      </w:pPr>
-      <w:r>
+        <w:t>Activity Tracking: Logs all user actions with IP addresses for dispute resolution.</w:t>
+      </w:r>
+    </w:p>
+    <w:p>
+      <w:pPr>
+        <w:numPr>
+          <w:ilvl w:val="0"/>
+          <w:numId w:val="28"/>
+        </w:numPr>
+        <w:spacing w:after="37" w:line="480" w:lineRule="auto"/>
+        <w:ind w:right="0"/>
         <w:rPr>
           <w:sz w:val="24"/>
           <w:szCs w:val="24"/>
         </w:rPr>
-        <w:t>Queue System: Background handling of uploads/emails with retries.</w:t>
-      </w:r>
-    </w:p>
-    <w:p>
-      <w:pPr>
+      </w:pPr>
+      <w:r>
         <w:rPr>
           <w:sz w:val="24"/>
           <w:szCs w:val="24"/>
         </w:rPr>
-      </w:pPr>
-      <w:r>
+        <w:t>Security &amp; Protection: Encrypted passwords, bot protection, IP blocking, role-based access, attack detection.</w:t>
+      </w:r>
+    </w:p>
+    <w:p>
+      <w:pPr>
+        <w:numPr>
+          <w:ilvl w:val="0"/>
+          <w:numId w:val="28"/>
+        </w:numPr>
+        <w:spacing w:after="37" w:line="480" w:lineRule="auto"/>
+        <w:ind w:right="0"/>
         <w:rPr>
           <w:sz w:val="24"/>
           <w:szCs w:val="24"/>
         </w:rPr>
-        <w:t>Location Features: Latitude/longitude storage, district organization.</w:t>
-      </w:r>
-    </w:p>
-    <w:p>
-      <w:pPr>
+      </w:pPr>
+      <w:r>
         <w:rPr>
           <w:sz w:val="24"/>
           <w:szCs w:val="24"/>
         </w:rPr>
-      </w:pPr>
-      <w:r>
+        <w:t>Notifications: Real-time updates, automated emails (welcome, booking, password reset, approvals).</w:t>
+      </w:r>
+    </w:p>
+    <w:p>
+      <w:pPr>
+        <w:numPr>
+          <w:ilvl w:val="0"/>
+          <w:numId w:val="28"/>
+        </w:numPr>
+        <w:spacing w:after="37" w:line="480" w:lineRule="auto"/>
+        <w:ind w:right="0"/>
         <w:rPr>
           <w:sz w:val="24"/>
           <w:szCs w:val="24"/>
         </w:rPr>
-        <w:t>Ban System: Automatic IP bans, temporary/permanent options.</w:t>
-      </w:r>
-    </w:p>
-    <w:p>
-      <w:pPr>
+      </w:pPr>
+      <w:r>
         <w:rPr>
           <w:sz w:val="24"/>
           <w:szCs w:val="24"/>
         </w:rPr>
-      </w:pPr>
-      <w:r>
+        <w:t>Image Uploads: Cloud storage for space photos, permits, QR codes.</w:t>
+      </w:r>
+    </w:p>
+    <w:p>
+      <w:pPr>
+        <w:numPr>
+          <w:ilvl w:val="0"/>
+          <w:numId w:val="28"/>
+        </w:numPr>
+        <w:spacing w:after="37" w:line="480" w:lineRule="auto"/>
+        <w:ind w:right="0"/>
         <w:rPr>
           <w:sz w:val="24"/>
           <w:szCs w:val="24"/>
         </w:rPr>
-        <w:t>API Versioning: Supports multiple versions for feature expansion.</w:t>
-      </w:r>
-    </w:p>
-    <w:p>
-      <w:pPr>
+      </w:pPr>
+      <w:r>
         <w:rPr>
           <w:sz w:val="24"/>
           <w:szCs w:val="24"/>
         </w:rPr>
-      </w:pPr>
-      <w:r>
+        <w:t>Queue System: Background handling of uploads/emails with retries.</w:t>
+      </w:r>
+    </w:p>
+    <w:p>
+      <w:pPr>
+        <w:numPr>
+          <w:ilvl w:val="0"/>
+          <w:numId w:val="28"/>
+        </w:numPr>
+        <w:spacing w:after="37" w:line="480" w:lineRule="auto"/>
+        <w:ind w:right="0"/>
         <w:rPr>
           <w:sz w:val="24"/>
           <w:szCs w:val="24"/>
         </w:rPr>
-        <w:t>Multi-Environment Support: Local, staging, production modes.</w:t>
-      </w:r>
-    </w:p>
-    <w:p>
-      <w:pPr>
+      </w:pPr>
+      <w:r>
         <w:rPr>
           <w:sz w:val="24"/>
           <w:szCs w:val="24"/>
         </w:rPr>
-      </w:pPr>
-      <w:r>
+        <w:t>Location Features: Latitude/longitude storage, district organization.</w:t>
+      </w:r>
+    </w:p>
+    <w:p>
+      <w:pPr>
+        <w:numPr>
+          <w:ilvl w:val="0"/>
+          <w:numId w:val="28"/>
+        </w:numPr>
+        <w:spacing w:after="37" w:line="480" w:lineRule="auto"/>
+        <w:ind w:right="0"/>
         <w:rPr>
           <w:sz w:val="24"/>
           <w:szCs w:val="24"/>
         </w:rPr>
-        <w:t>AI Chatbot Capabilities (Flex Support)</w:t>
-      </w:r>
-    </w:p>
-    <w:p>
-      <w:pPr>
+      </w:pPr>
+      <w:r>
         <w:rPr>
           <w:sz w:val="24"/>
           <w:szCs w:val="24"/>
         </w:rPr>
-      </w:pPr>
-      <w:r>
+        <w:t>Ban System: Automatic IP bans, temporary/permanent options.</w:t>
+      </w:r>
+    </w:p>
+    <w:p>
+      <w:pPr>
+        <w:numPr>
+          <w:ilvl w:val="0"/>
+          <w:numId w:val="28"/>
+        </w:numPr>
+        <w:spacing w:after="37" w:line="480" w:lineRule="auto"/>
+        <w:ind w:right="0"/>
         <w:rPr>
           <w:sz w:val="24"/>
           <w:szCs w:val="24"/>
         </w:rPr>
-        <w:t>Language detection and localized greetings.</w:t>
-      </w:r>
-    </w:p>
-    <w:p>
-      <w:pPr>
+      </w:pPr>
+      <w:r>
         <w:rPr>
           <w:sz w:val="24"/>
           <w:szCs w:val="24"/>
         </w:rPr>
-      </w:pPr>
-      <w:r>
+        <w:t>API Versioning: Supports multiple versions for feature expansion.</w:t>
+      </w:r>
+    </w:p>
+    <w:p>
+      <w:pPr>
+        <w:numPr>
+          <w:ilvl w:val="0"/>
+          <w:numId w:val="28"/>
+        </w:numPr>
+        <w:spacing w:after="37" w:line="480" w:lineRule="auto"/>
+        <w:ind w:right="0"/>
         <w:rPr>
           <w:sz w:val="24"/>
           <w:szCs w:val="24"/>
         </w:rPr>
-        <w:t>District-based listings and grouped spaces.</w:t>
-      </w:r>
-    </w:p>
-    <w:p>
-      <w:pPr>
+      </w:pPr>
+      <w:r>
         <w:rPr>
           <w:sz w:val="24"/>
           <w:szCs w:val="24"/>
         </w:rPr>
-      </w:pPr>
-      <w:r>
+        <w:lastRenderedPageBreak/>
+        <w:t>Multi-Environment Support: Local, staging, production modes.</w:t>
+      </w:r>
+    </w:p>
+    <w:p>
+      <w:pPr>
+        <w:spacing w:after="37" w:line="480" w:lineRule="auto"/>
+        <w:ind w:left="-5" w:right="0"/>
         <w:rPr>
           <w:sz w:val="24"/>
           <w:szCs w:val="24"/>
         </w:rPr>
-        <w:t>Booking guidance (step-by-step).</w:t>
-      </w:r>
-    </w:p>
-    <w:p>
-      <w:pPr>
-        <w:rPr>
+      </w:pPr>
+      <w:r>
+        <w:rPr>
+          <w:b/>
+          <w:bCs/>
           <w:sz w:val="24"/>
           <w:szCs w:val="24"/>
         </w:rPr>
-      </w:pPr>
-      <w:r>
+        <w:t>AI Chatbot Capabilities (Flex Support)</w:t>
+      </w:r>
+    </w:p>
+    <w:p>
+      <w:pPr>
+        <w:numPr>
+          <w:ilvl w:val="0"/>
+          <w:numId w:val="29"/>
+        </w:numPr>
+        <w:spacing w:after="37" w:line="480" w:lineRule="auto"/>
+        <w:ind w:right="0"/>
         <w:rPr>
           <w:sz w:val="24"/>
           <w:szCs w:val="24"/>
         </w:rPr>
-        <w:t>Google Maps links.</w:t>
-      </w:r>
-    </w:p>
-    <w:p>
-      <w:pPr>
+      </w:pPr>
+      <w:r>
         <w:rPr>
           <w:sz w:val="24"/>
           <w:szCs w:val="24"/>
         </w:rPr>
-      </w:pPr>
-      <w:r>
+        <w:t>Language detection and localized greetings.</w:t>
+      </w:r>
+    </w:p>
+    <w:p>
+      <w:pPr>
+        <w:numPr>
+          <w:ilvl w:val="0"/>
+          <w:numId w:val="29"/>
+        </w:numPr>
+        <w:spacing w:after="37" w:line="480" w:lineRule="auto"/>
+        <w:ind w:right="0"/>
         <w:rPr>
           <w:sz w:val="24"/>
           <w:szCs w:val="24"/>
         </w:rPr>
-        <w:t>Team member and developer info.</w:t>
-      </w:r>
-    </w:p>
-    <w:p>
-      <w:pPr>
+      </w:pPr>
+      <w:r>
         <w:rPr>
           <w:sz w:val="24"/>
           <w:szCs w:val="24"/>
         </w:rPr>
-      </w:pPr>
-      <w:r>
+        <w:t>District-based listings and grouped spaces.</w:t>
+      </w:r>
+    </w:p>
+    <w:p>
+      <w:pPr>
+        <w:numPr>
+          <w:ilvl w:val="0"/>
+          <w:numId w:val="29"/>
+        </w:numPr>
+        <w:spacing w:after="37" w:line="480" w:lineRule="auto"/>
+        <w:ind w:right="0"/>
         <w:rPr>
           <w:sz w:val="24"/>
           <w:szCs w:val="24"/>
         </w:rPr>
-        <w:t>Help/menu responses.</w:t>
-      </w:r>
-    </w:p>
-    <w:p>
-      <w:pPr>
+      </w:pPr>
+      <w:r>
         <w:rPr>
           <w:sz w:val="24"/>
           <w:szCs w:val="24"/>
         </w:rPr>
-      </w:pPr>
-      <w:r>
+        <w:t>Booking guidance (step-by-step).</w:t>
+      </w:r>
+    </w:p>
+    <w:p>
+      <w:pPr>
+        <w:numPr>
+          <w:ilvl w:val="0"/>
+          <w:numId w:val="29"/>
+        </w:numPr>
+        <w:spacing w:after="37" w:line="480" w:lineRule="auto"/>
+        <w:ind w:right="0"/>
         <w:rPr>
           <w:sz w:val="24"/>
           <w:szCs w:val="24"/>
         </w:rPr>
-        <w:t>Follow-up question handling.</w:t>
-      </w:r>
-    </w:p>
-    <w:p>
-      <w:pPr>
+      </w:pPr>
+      <w:r>
         <w:rPr>
           <w:sz w:val="24"/>
           <w:szCs w:val="24"/>
         </w:rPr>
-      </w:pPr>
-      <w:r>
+        <w:t>Google Maps links.</w:t>
+      </w:r>
+    </w:p>
+    <w:p>
+      <w:pPr>
+        <w:numPr>
+          <w:ilvl w:val="0"/>
+          <w:numId w:val="29"/>
+        </w:numPr>
+        <w:spacing w:after="37" w:line="480" w:lineRule="auto"/>
+        <w:ind w:right="0"/>
         <w:rPr>
           <w:sz w:val="24"/>
           <w:szCs w:val="24"/>
         </w:rPr>
-        <w:t>Security Summary</w:t>
-      </w:r>
-    </w:p>
-    <w:p>
-      <w:pPr>
+      </w:pPr>
+      <w:r>
         <w:rPr>
           <w:sz w:val="24"/>
           <w:szCs w:val="24"/>
         </w:rPr>
-      </w:pPr>
-      <w:r>
+        <w:t>Team member and developer info.</w:t>
+      </w:r>
+    </w:p>
+    <w:p>
+      <w:pPr>
+        <w:numPr>
+          <w:ilvl w:val="0"/>
+          <w:numId w:val="29"/>
+        </w:numPr>
+        <w:spacing w:after="37" w:line="480" w:lineRule="auto"/>
+        <w:ind w:right="0"/>
         <w:rPr>
           <w:sz w:val="24"/>
           <w:szCs w:val="24"/>
         </w:rPr>
-        <w:t xml:space="preserve">JWT tokens, </w:t>
-      </w:r>
-      <w:proofErr w:type="spellStart"/>
+      </w:pPr>
       <w:r>
         <w:rPr>
           <w:sz w:val="24"/>
           <w:szCs w:val="24"/>
         </w:rPr>
-        <w:t>bcrypt</w:t>
-      </w:r>
-      <w:proofErr w:type="spellEnd"/>
-      <w:r>
+        <w:t>Help/menu responses.</w:t>
+      </w:r>
+    </w:p>
+    <w:p>
+      <w:pPr>
+        <w:numPr>
+          <w:ilvl w:val="0"/>
+          <w:numId w:val="29"/>
+        </w:numPr>
+        <w:spacing w:after="37" w:line="480" w:lineRule="auto"/>
+        <w:ind w:right="0"/>
         <w:rPr>
           <w:sz w:val="24"/>
           <w:szCs w:val="24"/>
         </w:rPr>
-        <w:t xml:space="preserve"> hashing, Cloudflare Turnstile, rate limiting, error tracking, IP blocklist, role-based access, audit logging.</w:t>
-      </w:r>
-    </w:p>
-    <w:p>
-      <w:pPr>
+      </w:pPr>
+      <w:r>
         <w:rPr>
           <w:sz w:val="24"/>
           <w:szCs w:val="24"/>
         </w:rPr>
-      </w:pPr>
-      <w:r>
+        <w:t>Follow-up question handling.</w:t>
+      </w:r>
+    </w:p>
+    <w:p>
+      <w:pPr>
+        <w:spacing w:after="37" w:line="480" w:lineRule="auto"/>
+        <w:ind w:left="-5" w:right="0"/>
         <w:rPr>
           <w:sz w:val="24"/>
           <w:szCs w:val="24"/>
         </w:rPr>
-        <w:t>Technology Stack</w:t>
-      </w:r>
-    </w:p>
-    <w:p>
-      <w:pPr>
-        <w:rPr>
+      </w:pPr>
+      <w:r>
+        <w:rPr>
+          <w:b/>
+          <w:bCs/>
           <w:sz w:val="24"/>
           <w:szCs w:val="24"/>
         </w:rPr>
-      </w:pPr>
-      <w:r>
+        <w:t>Security Summary</w:t>
+      </w:r>
+    </w:p>
+    <w:p>
+      <w:pPr>
+        <w:numPr>
+          <w:ilvl w:val="0"/>
+          <w:numId w:val="30"/>
+        </w:numPr>
+        <w:spacing w:after="37" w:line="480" w:lineRule="auto"/>
+        <w:ind w:right="0"/>
         <w:rPr>
           <w:sz w:val="24"/>
           <w:szCs w:val="24"/>
         </w:rPr>
-        <w:t>Frontend: React, Vite, Tailwind CSS, Leaflet maps.</w:t>
-      </w:r>
-    </w:p>
-    <w:p>
-      <w:pPr>
+      </w:pPr>
+      <w:r>
         <w:rPr>
           <w:sz w:val="24"/>
           <w:szCs w:val="24"/>
         </w:rPr>
-      </w:pPr>
-      <w:r>
+        <w:t>JWT tokens, bcrypt hashing, Cloudflare Turnstile, rate limiting, error tracking, IP blocklist, role-based access, audit logging.</w:t>
+      </w:r>
+    </w:p>
+    <w:p>
+      <w:pPr>
+        <w:spacing w:after="37" w:line="480" w:lineRule="auto"/>
+        <w:ind w:left="-5" w:right="0"/>
         <w:rPr>
           <w:sz w:val="24"/>
           <w:szCs w:val="24"/>
         </w:rPr>
-        <w:t>Backend: Node.js, Express, MongoDB.</w:t>
-      </w:r>
-    </w:p>
-    <w:p>
-      <w:pPr>
-        <w:rPr>
+      </w:pPr>
+      <w:r>
+        <w:rPr>
+          <w:b/>
+          <w:bCs/>
           <w:sz w:val="24"/>
           <w:szCs w:val="24"/>
         </w:rPr>
-      </w:pPr>
-      <w:r>
+        <w:t>Technology Stack</w:t>
+      </w:r>
+    </w:p>
+    <w:p>
+      <w:pPr>
+        <w:numPr>
+          <w:ilvl w:val="0"/>
+          <w:numId w:val="31"/>
+        </w:numPr>
+        <w:spacing w:after="37" w:line="480" w:lineRule="auto"/>
+        <w:ind w:right="0"/>
         <w:rPr>
           <w:sz w:val="24"/>
           <w:szCs w:val="24"/>
         </w:rPr>
-        <w:t>AI: Google Gemini API.</w:t>
-      </w:r>
-    </w:p>
-    <w:p>
-      <w:pPr>
+      </w:pPr>
+      <w:r>
         <w:rPr>
           <w:sz w:val="24"/>
           <w:szCs w:val="24"/>
         </w:rPr>
-      </w:pPr>
-      <w:r>
+        <w:t>Frontend: React, Vite, Tailwind CSS, Leaflet maps.</w:t>
+      </w:r>
+    </w:p>
+    <w:p>
+      <w:pPr>
+        <w:numPr>
+          <w:ilvl w:val="0"/>
+          <w:numId w:val="31"/>
+        </w:numPr>
+        <w:spacing w:after="37" w:line="480" w:lineRule="auto"/>
+        <w:ind w:right="0"/>
         <w:rPr>
           <w:sz w:val="24"/>
           <w:szCs w:val="24"/>
         </w:rPr>
-        <w:t>Real-time: Socket.io.</w:t>
-      </w:r>
-    </w:p>
-    <w:p>
-      <w:pPr>
+      </w:pPr>
+      <w:r>
         <w:rPr>
           <w:sz w:val="24"/>
           <w:szCs w:val="24"/>
         </w:rPr>
-      </w:pPr>
-      <w:r>
+        <w:t>Backend: Node.js, Express, MongoDB.</w:t>
+      </w:r>
+    </w:p>
+    <w:p>
+      <w:pPr>
+        <w:numPr>
+          <w:ilvl w:val="0"/>
+          <w:numId w:val="31"/>
+        </w:numPr>
+        <w:spacing w:after="37" w:line="480" w:lineRule="auto"/>
+        <w:ind w:right="0"/>
         <w:rPr>
           <w:sz w:val="24"/>
           <w:szCs w:val="24"/>
         </w:rPr>
-        <w:t xml:space="preserve">Security: JWT, </w:t>
-      </w:r>
-      <w:proofErr w:type="spellStart"/>
+      </w:pPr>
       <w:r>
         <w:rPr>
           <w:sz w:val="24"/>
           <w:szCs w:val="24"/>
         </w:rPr>
-        <w:t>Bcrypt</w:t>
-      </w:r>
-      <w:proofErr w:type="spellEnd"/>
-      <w:r>
+        <w:t>AI: Google Gemini API.</w:t>
+      </w:r>
+    </w:p>
+    <w:p>
+      <w:pPr>
+        <w:numPr>
+          <w:ilvl w:val="0"/>
+          <w:numId w:val="31"/>
+        </w:numPr>
+        <w:spacing w:after="37" w:line="480" w:lineRule="auto"/>
+        <w:ind w:right="0"/>
         <w:rPr>
           <w:sz w:val="24"/>
           <w:szCs w:val="24"/>
         </w:rPr>
-        <w:t>, Cloudflare Turnstile.</w:t>
-      </w:r>
-    </w:p>
-    <w:p>
-      <w:pPr>
+      </w:pPr>
+      <w:r>
         <w:rPr>
           <w:sz w:val="24"/>
           <w:szCs w:val="24"/>
         </w:rPr>
-      </w:pPr>
-      <w:r>
+        <w:t>Real-time: Socket.io.</w:t>
+      </w:r>
+    </w:p>
+    <w:p>
+      <w:pPr>
+        <w:numPr>
+          <w:ilvl w:val="0"/>
+          <w:numId w:val="31"/>
+        </w:numPr>
+        <w:spacing w:after="37" w:line="480" w:lineRule="auto"/>
+        <w:ind w:right="0"/>
         <w:rPr>
           <w:sz w:val="24"/>
           <w:szCs w:val="24"/>
         </w:rPr>
-        <w:t>Queue: Bull, Redis.</w:t>
-      </w:r>
-    </w:p>
-    <w:p>
-      <w:pPr>
+      </w:pPr>
+      <w:r>
         <w:rPr>
           <w:sz w:val="24"/>
           <w:szCs w:val="24"/>
         </w:rPr>
-      </w:pPr>
-      <w:r>
+        <w:t>Security: JWT, Bcrypt, Cloudflare Turnstile.</w:t>
+      </w:r>
+    </w:p>
+    <w:p>
+      <w:pPr>
+        <w:numPr>
+          <w:ilvl w:val="0"/>
+          <w:numId w:val="31"/>
+        </w:numPr>
+        <w:spacing w:after="37" w:line="480" w:lineRule="auto"/>
+        <w:ind w:right="0"/>
         <w:rPr>
           <w:sz w:val="24"/>
           <w:szCs w:val="24"/>
         </w:rPr>
-        <w:t xml:space="preserve">Storage: </w:t>
-      </w:r>
-      <w:proofErr w:type="spellStart"/>
+      </w:pPr>
       <w:r>
         <w:rPr>
           <w:sz w:val="24"/>
           <w:szCs w:val="24"/>
         </w:rPr>
-        <w:t>Cloudinary</w:t>
-      </w:r>
-      <w:proofErr w:type="spellEnd"/>
-      <w:r>
+        <w:t>Queue: Bull, Redis.</w:t>
+      </w:r>
+    </w:p>
+    <w:p>
+      <w:pPr>
+        <w:numPr>
+          <w:ilvl w:val="0"/>
+          <w:numId w:val="31"/>
+        </w:numPr>
+        <w:spacing w:after="37" w:line="480" w:lineRule="auto"/>
+        <w:ind w:right="0"/>
         <w:rPr>
           <w:sz w:val="24"/>
           <w:szCs w:val="24"/>
         </w:rPr>
-        <w:t>, MongoDB.</w:t>
-      </w:r>
-    </w:p>
-    <w:p>
-      <w:pPr>
+      </w:pPr>
+      <w:r>
         <w:rPr>
           <w:sz w:val="24"/>
           <w:szCs w:val="24"/>
         </w:rPr>
-      </w:pPr>
-      <w:r>
+        <w:t>Storage: Cloudinary, MongoDB.</w:t>
+      </w:r>
+    </w:p>
+    <w:p>
+      <w:pPr>
+        <w:numPr>
+          <w:ilvl w:val="0"/>
+          <w:numId w:val="31"/>
+        </w:numPr>
+        <w:spacing w:after="37" w:line="480" w:lineRule="auto"/>
+        <w:ind w:right="0"/>
         <w:rPr>
           <w:sz w:val="24"/>
           <w:szCs w:val="24"/>
         </w:rPr>
-        <w:t xml:space="preserve">Email: </w:t>
-      </w:r>
-      <w:proofErr w:type="spellStart"/>
+      </w:pPr>
       <w:r>
         <w:rPr>
           <w:sz w:val="24"/>
           <w:szCs w:val="24"/>
         </w:rPr>
-        <w:t>Nodemailer</w:t>
-      </w:r>
-      <w:proofErr w:type="spellEnd"/>
-      <w:r>
+        <w:t>Email: Nodemailer, Gmail SMTP.</w:t>
+      </w:r>
+    </w:p>
+    <w:p>
+      <w:pPr>
+        <w:numPr>
+          <w:ilvl w:val="0"/>
+          <w:numId w:val="31"/>
+        </w:numPr>
+        <w:spacing w:after="37" w:line="480" w:lineRule="auto"/>
+        <w:ind w:right="0"/>
         <w:rPr>
           <w:sz w:val="24"/>
           <w:szCs w:val="24"/>
         </w:rPr>
-        <w:t>, Gmail SMTP.</w:t>
-      </w:r>
-    </w:p>
-    <w:p>
-      <w:pPr>
+      </w:pPr>
+      <w:r>
         <w:rPr>
           <w:sz w:val="24"/>
           <w:szCs w:val="24"/>
         </w:rPr>
-      </w:pPr>
-      <w:r>
+        <w:t>Containerization: Docker.</w:t>
+      </w:r>
+    </w:p>
+    <w:p>
+      <w:pPr>
+        <w:numPr>
+          <w:ilvl w:val="0"/>
+          <w:numId w:val="31"/>
+        </w:numPr>
+        <w:spacing w:after="37" w:line="480" w:lineRule="auto"/>
+        <w:ind w:right="0"/>
         <w:rPr>
           <w:sz w:val="24"/>
           <w:szCs w:val="24"/>
         </w:rPr>
-        <w:t>Containerization: Docker.</w:t>
-      </w:r>
-    </w:p>
-    <w:p>
-      <w:pPr>
+      </w:pPr>
+      <w:r>
         <w:rPr>
           <w:sz w:val="24"/>
           <w:szCs w:val="24"/>
         </w:rPr>
-      </w:pPr>
-      <w:r>
-        <w:rPr>
-          <w:sz w:val="24"/>
-          <w:szCs w:val="24"/>
-        </w:rPr>
-        <w:t xml:space="preserve">Deployment: </w:t>
-      </w:r>
-      <w:proofErr w:type="spellStart"/>
-      <w:r>
-        <w:rPr>
-          <w:sz w:val="24"/>
-          <w:szCs w:val="24"/>
-        </w:rPr>
-        <w:t>Vercel</w:t>
-      </w:r>
-      <w:proofErr w:type="spellEnd"/>
-      <w:r>
-        <w:rPr>
-          <w:sz w:val="24"/>
-          <w:szCs w:val="24"/>
-        </w:rPr>
-        <w:t xml:space="preserve"> (frontend), Render (backend).</w:t>
-      </w:r>
-    </w:p>
-    <w:p>
-      <w:pPr>
-        <w:spacing w:after="37" w:line="259" w:lineRule="auto"/>
+        <w:lastRenderedPageBreak/>
+        <w:t>Deployment: Vercel (frontend), Render (backend).</w:t>
+      </w:r>
+    </w:p>
+    <w:p>
+      <w:pPr>
+        <w:spacing w:after="37" w:line="480" w:lineRule="auto"/>
         <w:ind w:left="-5" w:right="0"/>
         <w:rPr>
           <w:b/>
@@ -6535,7 +6653,7 @@
     </w:p>
     <w:p>
       <w:pPr>
-        <w:spacing w:after="37" w:line="259" w:lineRule="auto"/>
+        <w:spacing w:after="37" w:line="480" w:lineRule="auto"/>
         <w:ind w:left="-5" w:right="0"/>
         <w:rPr>
           <w:b/>
@@ -6547,7 +6665,7 @@
     </w:p>
     <w:p>
       <w:pPr>
-        <w:spacing w:after="37" w:line="259" w:lineRule="auto"/>
+        <w:spacing w:after="37" w:line="480" w:lineRule="auto"/>
         <w:ind w:left="-5" w:right="0"/>
         <w:rPr>
           <w:b/>
@@ -6559,7 +6677,7 @@
     </w:p>
     <w:p>
       <w:pPr>
-        <w:spacing w:after="37" w:line="259" w:lineRule="auto"/>
+        <w:spacing w:after="37" w:line="480" w:lineRule="auto"/>
         <w:ind w:left="-5" w:right="0"/>
         <w:rPr>
           <w:b/>
@@ -6571,7 +6689,7 @@
     </w:p>
     <w:p>
       <w:pPr>
-        <w:spacing w:after="37" w:line="259" w:lineRule="auto"/>
+        <w:spacing w:after="37" w:line="480" w:lineRule="auto"/>
         <w:ind w:left="-5" w:right="0"/>
         <w:rPr>
           <w:b/>
@@ -6583,7 +6701,7 @@
     </w:p>
     <w:p>
       <w:pPr>
-        <w:spacing w:after="37" w:line="259" w:lineRule="auto"/>
+        <w:spacing w:after="37" w:line="480" w:lineRule="auto"/>
         <w:ind w:left="-5" w:right="0"/>
         <w:rPr>
           <w:b/>
@@ -6595,7 +6713,7 @@
     </w:p>
     <w:p>
       <w:pPr>
-        <w:spacing w:after="37" w:line="259" w:lineRule="auto"/>
+        <w:spacing w:after="37" w:line="480" w:lineRule="auto"/>
         <w:ind w:left="-5" w:right="0"/>
         <w:rPr>
           <w:b/>
@@ -6607,7 +6725,7 @@
     </w:p>
     <w:p>
       <w:pPr>
-        <w:spacing w:after="37" w:line="259" w:lineRule="auto"/>
+        <w:spacing w:after="37" w:line="480" w:lineRule="auto"/>
         <w:ind w:left="-5" w:right="0"/>
         <w:rPr>
           <w:b/>
@@ -6619,7 +6737,7 @@
     </w:p>
     <w:p>
       <w:pPr>
-        <w:spacing w:after="37" w:line="259" w:lineRule="auto"/>
+        <w:spacing w:after="37" w:line="480" w:lineRule="auto"/>
         <w:ind w:left="-5" w:right="0"/>
         <w:rPr>
           <w:b/>
@@ -6631,7 +6749,7 @@
     </w:p>
     <w:p>
       <w:pPr>
-        <w:spacing w:after="37" w:line="259" w:lineRule="auto"/>
+        <w:spacing w:after="37" w:line="480" w:lineRule="auto"/>
         <w:ind w:left="-5" w:right="0"/>
         <w:rPr>
           <w:b/>
@@ -6643,7 +6761,7 @@
     </w:p>
     <w:p>
       <w:pPr>
-        <w:spacing w:after="37" w:line="259" w:lineRule="auto"/>
+        <w:spacing w:after="37" w:line="480" w:lineRule="auto"/>
         <w:ind w:left="-5" w:right="0"/>
         <w:rPr>
           <w:b/>
@@ -6655,7 +6773,7 @@
     </w:p>
     <w:p>
       <w:pPr>
-        <w:spacing w:after="37" w:line="259" w:lineRule="auto"/>
+        <w:spacing w:after="37" w:line="480" w:lineRule="auto"/>
         <w:ind w:left="-5" w:right="0"/>
       </w:pPr>
       <w:r>
@@ -6665,12 +6783,13 @@
           <w:sz w:val="46"/>
           <w:szCs w:val="46"/>
         </w:rPr>
+        <w:lastRenderedPageBreak/>
         <w:t xml:space="preserve">SUPPORTING DIAGRAMS (Included within </w:t>
       </w:r>
     </w:p>
     <w:p>
       <w:pPr>
-        <w:spacing w:after="284" w:line="259" w:lineRule="auto"/>
+        <w:spacing w:after="284" w:line="480" w:lineRule="auto"/>
         <w:ind w:left="-5" w:right="0"/>
       </w:pPr>
       <w:r>
@@ -6686,16 +6805,16 @@
     <w:p>
       <w:pPr>
         <w:pStyle w:val="Heading2"/>
+        <w:spacing w:line="480" w:lineRule="auto"/>
         <w:ind w:left="-5" w:right="0" w:firstLine="0"/>
       </w:pPr>
       <w:r>
-        <w:lastRenderedPageBreak/>
         <w:t xml:space="preserve">Data Flow Diagram (DFD – Level 0) </w:t>
       </w:r>
     </w:p>
     <w:p>
       <w:pPr>
-        <w:spacing w:after="258" w:line="259" w:lineRule="auto"/>
+        <w:spacing w:after="258" w:line="480" w:lineRule="auto"/>
         <w:ind w:left="-5" w:right="0"/>
       </w:pPr>
       <w:r>
@@ -6748,7 +6867,7 @@
           <w:ilvl w:val="0"/>
           <w:numId w:val="1"/>
         </w:numPr>
-        <w:spacing w:before="280" w:after="0" w:line="342" w:lineRule="auto"/>
+        <w:spacing w:before="280" w:after="0" w:line="480" w:lineRule="auto"/>
         <w:ind w:right="36"/>
         <w:rPr>
           <w:sz w:val="25"/>
@@ -6771,7 +6890,7 @@
           <w:ilvl w:val="1"/>
           <w:numId w:val="1"/>
         </w:numPr>
-        <w:spacing w:after="0"/>
+        <w:spacing w:after="0" w:line="480" w:lineRule="auto"/>
         <w:rPr>
           <w:sz w:val="21"/>
           <w:szCs w:val="21"/>
@@ -6791,7 +6910,7 @@
           <w:ilvl w:val="1"/>
           <w:numId w:val="1"/>
         </w:numPr>
-        <w:spacing w:after="0"/>
+        <w:spacing w:after="0" w:line="480" w:lineRule="auto"/>
         <w:ind w:right="0"/>
         <w:rPr>
           <w:sz w:val="21"/>
@@ -6803,6 +6922,7 @@
           <w:sz w:val="21"/>
           <w:szCs w:val="21"/>
         </w:rPr>
+        <w:lastRenderedPageBreak/>
         <w:t>Create account</w:t>
       </w:r>
     </w:p>
@@ -6812,7 +6932,7 @@
           <w:ilvl w:val="1"/>
           <w:numId w:val="1"/>
         </w:numPr>
-        <w:spacing w:after="0"/>
+        <w:spacing w:after="0" w:line="480" w:lineRule="auto"/>
         <w:ind w:right="0"/>
         <w:rPr>
           <w:sz w:val="21"/>
@@ -6833,7 +6953,7 @@
           <w:ilvl w:val="1"/>
           <w:numId w:val="1"/>
         </w:numPr>
-        <w:spacing w:after="0"/>
+        <w:spacing w:after="0" w:line="480" w:lineRule="auto"/>
         <w:ind w:right="0"/>
         <w:rPr>
           <w:sz w:val="21"/>
@@ -6854,7 +6974,7 @@
           <w:ilvl w:val="1"/>
           <w:numId w:val="1"/>
         </w:numPr>
-        <w:spacing w:after="220"/>
+        <w:spacing w:after="220" w:line="480" w:lineRule="auto"/>
         <w:ind w:right="0"/>
         <w:rPr>
           <w:sz w:val="21"/>
@@ -6871,7 +6991,7 @@
     </w:p>
     <w:p>
       <w:pPr>
-        <w:spacing w:before="220" w:after="220"/>
+        <w:spacing w:before="220" w:after="220" w:line="480" w:lineRule="auto"/>
         <w:ind w:left="0" w:right="0"/>
         <w:rPr>
           <w:sz w:val="21"/>
@@ -6885,7 +7005,7 @@
           <w:ilvl w:val="0"/>
           <w:numId w:val="1"/>
         </w:numPr>
-        <w:spacing w:before="220" w:after="220"/>
+        <w:spacing w:before="220" w:after="220" w:line="480" w:lineRule="auto"/>
         <w:ind w:right="0"/>
         <w:rPr>
           <w:b/>
@@ -6908,7 +7028,7 @@
           <w:ilvl w:val="1"/>
           <w:numId w:val="1"/>
         </w:numPr>
-        <w:spacing w:before="220" w:after="0"/>
+        <w:spacing w:before="220" w:after="0" w:line="480" w:lineRule="auto"/>
         <w:ind w:right="0"/>
         <w:rPr>
           <w:sz w:val="21"/>
@@ -6929,7 +7049,7 @@
           <w:ilvl w:val="1"/>
           <w:numId w:val="1"/>
         </w:numPr>
-        <w:spacing w:after="0"/>
+        <w:spacing w:after="0" w:line="480" w:lineRule="auto"/>
         <w:ind w:right="0"/>
         <w:rPr>
           <w:sz w:val="21"/>
@@ -6950,7 +7070,7 @@
           <w:ilvl w:val="1"/>
           <w:numId w:val="1"/>
         </w:numPr>
-        <w:spacing w:after="0"/>
+        <w:spacing w:after="0" w:line="480" w:lineRule="auto"/>
         <w:ind w:right="0"/>
         <w:rPr>
           <w:sz w:val="21"/>
@@ -6971,7 +7091,7 @@
           <w:ilvl w:val="1"/>
           <w:numId w:val="1"/>
         </w:numPr>
-        <w:spacing w:after="220"/>
+        <w:spacing w:after="220" w:line="480" w:lineRule="auto"/>
         <w:ind w:right="0"/>
         <w:rPr>
           <w:sz w:val="21"/>
@@ -6995,7 +7115,7 @@
           <w:ilvl w:val="0"/>
           <w:numId w:val="1"/>
         </w:numPr>
-        <w:spacing w:before="280" w:after="80" w:line="342" w:lineRule="auto"/>
+        <w:spacing w:before="280" w:after="80" w:line="480" w:lineRule="auto"/>
         <w:ind w:right="36"/>
         <w:rPr>
           <w:sz w:val="25"/>
@@ -7009,7 +7129,6 @@
           <w:sz w:val="25"/>
           <w:szCs w:val="25"/>
         </w:rPr>
-        <w:lastRenderedPageBreak/>
         <w:t>Users DB</w:t>
       </w:r>
     </w:p>
@@ -7019,7 +7138,7 @@
           <w:ilvl w:val="1"/>
           <w:numId w:val="1"/>
         </w:numPr>
-        <w:spacing w:after="0"/>
+        <w:spacing w:after="0" w:line="480" w:lineRule="auto"/>
         <w:rPr>
           <w:sz w:val="21"/>
           <w:szCs w:val="21"/>
@@ -7039,7 +7158,7 @@
           <w:ilvl w:val="1"/>
           <w:numId w:val="1"/>
         </w:numPr>
-        <w:spacing w:after="0"/>
+        <w:spacing w:after="0" w:line="480" w:lineRule="auto"/>
         <w:ind w:right="0"/>
         <w:rPr>
           <w:sz w:val="21"/>
@@ -7060,7 +7179,7 @@
           <w:ilvl w:val="1"/>
           <w:numId w:val="1"/>
         </w:numPr>
-        <w:spacing w:after="220"/>
+        <w:spacing w:after="220" w:line="480" w:lineRule="auto"/>
         <w:ind w:right="0"/>
         <w:rPr>
           <w:sz w:val="21"/>
@@ -7084,7 +7203,7 @@
           <w:ilvl w:val="0"/>
           <w:numId w:val="1"/>
         </w:numPr>
-        <w:spacing w:before="280" w:after="80" w:line="342" w:lineRule="auto"/>
+        <w:spacing w:before="280" w:after="80" w:line="480" w:lineRule="auto"/>
         <w:ind w:right="36"/>
       </w:pPr>
       <w:bookmarkStart w:id="25" w:name="_heading=h.e5efc1xijfg2" w:colFirst="0" w:colLast="0"/>
@@ -7103,7 +7222,7 @@
           <w:ilvl w:val="1"/>
           <w:numId w:val="1"/>
         </w:numPr>
-        <w:spacing w:before="80" w:after="0"/>
+        <w:spacing w:before="80" w:after="0" w:line="480" w:lineRule="auto"/>
         <w:ind w:right="0"/>
       </w:pPr>
       <w:r>
@@ -7120,7 +7239,7 @@
           <w:ilvl w:val="1"/>
           <w:numId w:val="1"/>
         </w:numPr>
-        <w:spacing w:after="0"/>
+        <w:spacing w:after="0" w:line="480" w:lineRule="auto"/>
         <w:ind w:right="0"/>
       </w:pPr>
       <w:r>
@@ -7137,7 +7256,7 @@
           <w:ilvl w:val="1"/>
           <w:numId w:val="1"/>
         </w:numPr>
-        <w:spacing w:after="220"/>
+        <w:spacing w:after="220" w:line="480" w:lineRule="auto"/>
         <w:ind w:right="0"/>
       </w:pPr>
       <w:r>
@@ -7157,7 +7276,7 @@
           <w:ilvl w:val="0"/>
           <w:numId w:val="1"/>
         </w:numPr>
-        <w:spacing w:before="280" w:after="80" w:line="342" w:lineRule="auto"/>
+        <w:spacing w:before="280" w:after="80" w:line="480" w:lineRule="auto"/>
         <w:ind w:right="36"/>
       </w:pPr>
       <w:bookmarkStart w:id="26" w:name="_heading=h.7tuk76b49ak" w:colFirst="0" w:colLast="0"/>
@@ -7176,7 +7295,7 @@
           <w:ilvl w:val="1"/>
           <w:numId w:val="1"/>
         </w:numPr>
-        <w:spacing w:before="80" w:after="0"/>
+        <w:spacing w:before="80" w:after="0" w:line="480" w:lineRule="auto"/>
         <w:ind w:right="0"/>
       </w:pPr>
       <w:r>
@@ -7193,7 +7312,7 @@
           <w:ilvl w:val="1"/>
           <w:numId w:val="1"/>
         </w:numPr>
-        <w:spacing w:after="0"/>
+        <w:spacing w:after="0" w:line="480" w:lineRule="auto"/>
         <w:ind w:right="0"/>
       </w:pPr>
       <w:r>
@@ -7210,7 +7329,7 @@
           <w:ilvl w:val="1"/>
           <w:numId w:val="1"/>
         </w:numPr>
-        <w:spacing w:after="220"/>
+        <w:spacing w:after="220" w:line="480" w:lineRule="auto"/>
         <w:ind w:right="0"/>
       </w:pPr>
       <w:r>
@@ -7230,7 +7349,7 @@
           <w:ilvl w:val="0"/>
           <w:numId w:val="1"/>
         </w:numPr>
-        <w:spacing w:before="280" w:after="80" w:line="342" w:lineRule="auto"/>
+        <w:spacing w:before="280" w:after="80" w:line="480" w:lineRule="auto"/>
         <w:ind w:right="36"/>
       </w:pPr>
       <w:bookmarkStart w:id="27" w:name="_heading=h.frldikvx16se" w:colFirst="0" w:colLast="0"/>
@@ -7240,6 +7359,7 @@
           <w:sz w:val="25"/>
           <w:szCs w:val="25"/>
         </w:rPr>
+        <w:lastRenderedPageBreak/>
         <w:t>Districts DB</w:t>
       </w:r>
     </w:p>
@@ -7249,7 +7369,7 @@
           <w:ilvl w:val="1"/>
           <w:numId w:val="1"/>
         </w:numPr>
-        <w:spacing w:line="342" w:lineRule="auto"/>
+        <w:spacing w:line="480" w:lineRule="auto"/>
         <w:rPr>
           <w:sz w:val="21"/>
           <w:szCs w:val="21"/>
@@ -7265,12 +7385,13 @@
     </w:p>
     <w:p>
       <w:pPr>
+        <w:spacing w:line="480" w:lineRule="auto"/>
         <w:ind w:left="720"/>
       </w:pPr>
     </w:p>
     <w:p>
       <w:pPr>
-        <w:spacing w:after="0" w:line="259" w:lineRule="auto"/>
+        <w:spacing w:after="0" w:line="480" w:lineRule="auto"/>
         <w:ind w:left="0" w:right="0"/>
         <w:jc w:val="right"/>
       </w:pPr>
@@ -7423,18 +7544,21 @@
     <w:p>
       <w:pPr>
         <w:pStyle w:val="Heading2"/>
+        <w:spacing w:line="480" w:lineRule="auto"/>
         <w:ind w:left="-5" w:right="0" w:firstLine="0"/>
       </w:pPr>
     </w:p>
     <w:p>
       <w:pPr>
         <w:pStyle w:val="Heading2"/>
+        <w:spacing w:line="480" w:lineRule="auto"/>
         <w:ind w:left="-5" w:right="0" w:firstLine="0"/>
       </w:pPr>
     </w:p>
     <w:p>
       <w:pPr>
         <w:pStyle w:val="Heading2"/>
+        <w:spacing w:line="480" w:lineRule="auto"/>
         <w:ind w:left="-5" w:right="0" w:firstLine="0"/>
       </w:pPr>
       <w:r>
@@ -7443,6 +7567,7 @@
     </w:p>
     <w:p>
       <w:pPr>
+        <w:spacing w:line="480" w:lineRule="auto"/>
         <w:ind w:left="0"/>
       </w:pPr>
       <w:r>
@@ -7488,7 +7613,7 @@
     </w:p>
     <w:p>
       <w:pPr>
-        <w:spacing w:after="258" w:line="259" w:lineRule="auto"/>
+        <w:spacing w:after="258" w:line="480" w:lineRule="auto"/>
         <w:ind w:left="-5" w:right="0"/>
       </w:pPr>
       <w:r>
@@ -7501,7 +7626,7 @@
     </w:p>
     <w:p>
       <w:pPr>
-        <w:spacing w:after="250"/>
+        <w:spacing w:after="250" w:line="480" w:lineRule="auto"/>
         <w:ind w:left="705" w:right="36" w:hanging="360"/>
         <w:rPr>
           <w:b/>
@@ -7522,7 +7647,7 @@
           <w:ilvl w:val="0"/>
           <w:numId w:val="21"/>
         </w:numPr>
-        <w:spacing w:before="240" w:after="240"/>
+        <w:spacing w:before="240" w:after="240" w:line="480" w:lineRule="auto"/>
         <w:ind w:right="0"/>
       </w:pPr>
       <w:r>
@@ -7530,6 +7655,7 @@
           <w:rFonts w:ascii="Roboto Mono" w:eastAsia="Roboto Mono" w:hAnsi="Roboto Mono" w:cs="Roboto Mono"/>
           <w:color w:val="188038"/>
         </w:rPr>
+        <w:lastRenderedPageBreak/>
         <w:t>id</w:t>
       </w:r>
       <w:r>
@@ -7575,7 +7701,6 @@
       <w:r>
         <w:t xml:space="preserve"> (user, admin, space), </w:t>
       </w:r>
-      <w:proofErr w:type="spellStart"/>
       <w:r>
         <w:rPr>
           <w:rFonts w:ascii="Roboto Mono" w:eastAsia="Roboto Mono" w:hAnsi="Roboto Mono" w:cs="Roboto Mono"/>
@@ -7583,11 +7708,9 @@
         </w:rPr>
         <w:t>business_permit</w:t>
       </w:r>
-      <w:proofErr w:type="spellEnd"/>
       <w:r>
         <w:t xml:space="preserve">, </w:t>
       </w:r>
-      <w:proofErr w:type="spellStart"/>
       <w:r>
         <w:rPr>
           <w:rFonts w:ascii="Roboto Mono" w:eastAsia="Roboto Mono" w:hAnsi="Roboto Mono" w:cs="Roboto Mono"/>
@@ -7595,11 +7718,9 @@
         </w:rPr>
         <w:t>dti_sec_reg</w:t>
       </w:r>
-      <w:proofErr w:type="spellEnd"/>
       <w:r>
         <w:t xml:space="preserve">, </w:t>
       </w:r>
-      <w:proofErr w:type="spellStart"/>
       <w:r>
         <w:rPr>
           <w:rFonts w:ascii="Roboto Mono" w:eastAsia="Roboto Mono" w:hAnsi="Roboto Mono" w:cs="Roboto Mono"/>
@@ -7607,7 +7728,6 @@
         </w:rPr>
         <w:t>is_active</w:t>
       </w:r>
-      <w:proofErr w:type="spellEnd"/>
       <w:r>
         <w:t xml:space="preserve">, </w:t>
       </w:r>
@@ -7624,7 +7744,7 @@
     </w:p>
     <w:p>
       <w:pPr>
-        <w:spacing w:after="250"/>
+        <w:spacing w:after="250" w:line="480" w:lineRule="auto"/>
         <w:ind w:left="705" w:right="36" w:hanging="360"/>
       </w:pPr>
       <w:r>
@@ -7644,7 +7764,7 @@
           <w:ilvl w:val="0"/>
           <w:numId w:val="19"/>
         </w:numPr>
-        <w:spacing w:before="240" w:after="240"/>
+        <w:spacing w:before="240" w:after="240" w:line="480" w:lineRule="auto"/>
         <w:ind w:right="0"/>
       </w:pPr>
       <w:r>
@@ -7657,7 +7777,6 @@
       <w:r>
         <w:t xml:space="preserve"> (PK), </w:t>
       </w:r>
-      <w:proofErr w:type="spellStart"/>
       <w:r>
         <w:rPr>
           <w:rFonts w:ascii="Roboto Mono" w:eastAsia="Roboto Mono" w:hAnsi="Roboto Mono" w:cs="Roboto Mono"/>
@@ -7665,11 +7784,9 @@
         </w:rPr>
         <w:t>user_id</w:t>
       </w:r>
-      <w:proofErr w:type="spellEnd"/>
       <w:r>
         <w:t xml:space="preserve"> (FK), </w:t>
       </w:r>
-      <w:proofErr w:type="spellStart"/>
       <w:r>
         <w:rPr>
           <w:rFonts w:ascii="Roboto Mono" w:eastAsia="Roboto Mono" w:hAnsi="Roboto Mono" w:cs="Roboto Mono"/>
@@ -7677,7 +7794,6 @@
         </w:rPr>
         <w:t>district_id</w:t>
       </w:r>
-      <w:proofErr w:type="spellEnd"/>
       <w:r>
         <w:t xml:space="preserve"> (FK), </w:t>
       </w:r>
@@ -7701,7 +7817,6 @@
       <w:r>
         <w:t xml:space="preserve">, </w:t>
       </w:r>
-      <w:proofErr w:type="spellStart"/>
       <w:r>
         <w:rPr>
           <w:rFonts w:ascii="Roboto Mono" w:eastAsia="Roboto Mono" w:hAnsi="Roboto Mono" w:cs="Roboto Mono"/>
@@ -7709,11 +7824,9 @@
         </w:rPr>
         <w:t>lat</w:t>
       </w:r>
-      <w:proofErr w:type="spellEnd"/>
       <w:r>
         <w:t xml:space="preserve">, </w:t>
       </w:r>
-      <w:proofErr w:type="spellStart"/>
       <w:r>
         <w:rPr>
           <w:rFonts w:ascii="Roboto Mono" w:eastAsia="Roboto Mono" w:hAnsi="Roboto Mono" w:cs="Roboto Mono"/>
@@ -7721,11 +7834,9 @@
         </w:rPr>
         <w:t>lng</w:t>
       </w:r>
-      <w:proofErr w:type="spellEnd"/>
       <w:r>
         <w:t xml:space="preserve">, </w:t>
       </w:r>
-      <w:proofErr w:type="spellStart"/>
       <w:r>
         <w:rPr>
           <w:rFonts w:ascii="Roboto Mono" w:eastAsia="Roboto Mono" w:hAnsi="Roboto Mono" w:cs="Roboto Mono"/>
@@ -7733,7 +7844,6 @@
         </w:rPr>
         <w:t>rate_hour</w:t>
       </w:r>
-      <w:proofErr w:type="spellEnd"/>
       <w:r>
         <w:t xml:space="preserve">, </w:t>
       </w:r>
@@ -7767,7 +7877,6 @@
       <w:r>
         <w:t xml:space="preserve">, </w:t>
       </w:r>
-      <w:proofErr w:type="spellStart"/>
       <w:r>
         <w:rPr>
           <w:rFonts w:ascii="Roboto Mono" w:eastAsia="Roboto Mono" w:hAnsi="Roboto Mono" w:cs="Roboto Mono"/>
@@ -7775,11 +7884,9 @@
         </w:rPr>
         <w:t>occupied_seats</w:t>
       </w:r>
-      <w:proofErr w:type="spellEnd"/>
       <w:r>
         <w:t xml:space="preserve">, </w:t>
       </w:r>
-      <w:proofErr w:type="spellStart"/>
       <w:r>
         <w:rPr>
           <w:rFonts w:ascii="Roboto Mono" w:eastAsia="Roboto Mono" w:hAnsi="Roboto Mono" w:cs="Roboto Mono"/>
@@ -7787,14 +7894,13 @@
         </w:rPr>
         <w:t>hours_json</w:t>
       </w:r>
-      <w:proofErr w:type="spellEnd"/>
       <w:r>
         <w:t>.</w:t>
       </w:r>
     </w:p>
     <w:p>
       <w:pPr>
-        <w:spacing w:after="250"/>
+        <w:spacing w:after="250" w:line="480" w:lineRule="auto"/>
         <w:ind w:left="705" w:right="36" w:hanging="360"/>
         <w:rPr>
           <w:b/>
@@ -7815,7 +7921,7 @@
           <w:ilvl w:val="0"/>
           <w:numId w:val="18"/>
         </w:numPr>
-        <w:spacing w:before="240" w:after="240"/>
+        <w:spacing w:before="240" w:after="240" w:line="480" w:lineRule="auto"/>
         <w:ind w:right="0"/>
       </w:pPr>
       <w:r>
@@ -7828,7 +7934,6 @@
       <w:r>
         <w:t xml:space="preserve"> (PK), </w:t>
       </w:r>
-      <w:proofErr w:type="spellStart"/>
       <w:r>
         <w:rPr>
           <w:rFonts w:ascii="Roboto Mono" w:eastAsia="Roboto Mono" w:hAnsi="Roboto Mono" w:cs="Roboto Mono"/>
@@ -7836,11 +7941,9 @@
         </w:rPr>
         <w:t>user_id</w:t>
       </w:r>
-      <w:proofErr w:type="spellEnd"/>
       <w:r>
         <w:t xml:space="preserve"> (FK), </w:t>
       </w:r>
-      <w:proofErr w:type="spellStart"/>
       <w:r>
         <w:rPr>
           <w:rFonts w:ascii="Roboto Mono" w:eastAsia="Roboto Mono" w:hAnsi="Roboto Mono" w:cs="Roboto Mono"/>
@@ -7848,11 +7951,9 @@
         </w:rPr>
         <w:t>space_id</w:t>
       </w:r>
-      <w:proofErr w:type="spellEnd"/>
       <w:r>
         <w:t xml:space="preserve"> (FK), </w:t>
       </w:r>
-      <w:proofErr w:type="spellStart"/>
       <w:r>
         <w:rPr>
           <w:rFonts w:ascii="Roboto Mono" w:eastAsia="Roboto Mono" w:hAnsi="Roboto Mono" w:cs="Roboto Mono"/>
@@ -7860,11 +7961,9 @@
         </w:rPr>
         <w:t>booking_type</w:t>
       </w:r>
-      <w:proofErr w:type="spellEnd"/>
       <w:r>
         <w:t xml:space="preserve">, </w:t>
       </w:r>
-      <w:proofErr w:type="spellStart"/>
       <w:r>
         <w:rPr>
           <w:rFonts w:ascii="Roboto Mono" w:eastAsia="Roboto Mono" w:hAnsi="Roboto Mono" w:cs="Roboto Mono"/>
@@ -7872,11 +7971,9 @@
         </w:rPr>
         <w:t>guest_name</w:t>
       </w:r>
-      <w:proofErr w:type="spellEnd"/>
       <w:r>
         <w:t xml:space="preserve">, </w:t>
       </w:r>
-      <w:proofErr w:type="spellStart"/>
       <w:r>
         <w:rPr>
           <w:rFonts w:ascii="Roboto Mono" w:eastAsia="Roboto Mono" w:hAnsi="Roboto Mono" w:cs="Roboto Mono"/>
@@ -7884,11 +7981,9 @@
         </w:rPr>
         <w:t>ticket_number</w:t>
       </w:r>
-      <w:proofErr w:type="spellEnd"/>
       <w:r>
         <w:t xml:space="preserve">, </w:t>
       </w:r>
-      <w:proofErr w:type="spellStart"/>
       <w:r>
         <w:rPr>
           <w:rFonts w:ascii="Roboto Mono" w:eastAsia="Roboto Mono" w:hAnsi="Roboto Mono" w:cs="Roboto Mono"/>
@@ -7896,11 +7991,9 @@
         </w:rPr>
         <w:t>qr_code_token</w:t>
       </w:r>
-      <w:proofErr w:type="spellEnd"/>
       <w:r>
         <w:t xml:space="preserve">, </w:t>
       </w:r>
-      <w:proofErr w:type="spellStart"/>
       <w:r>
         <w:rPr>
           <w:rFonts w:ascii="Roboto Mono" w:eastAsia="Roboto Mono" w:hAnsi="Roboto Mono" w:cs="Roboto Mono"/>
@@ -7908,11 +8001,9 @@
         </w:rPr>
         <w:t>start_time</w:t>
       </w:r>
-      <w:proofErr w:type="spellEnd"/>
       <w:r>
         <w:t xml:space="preserve">, </w:t>
       </w:r>
-      <w:proofErr w:type="spellStart"/>
       <w:r>
         <w:rPr>
           <w:rFonts w:ascii="Roboto Mono" w:eastAsia="Roboto Mono" w:hAnsi="Roboto Mono" w:cs="Roboto Mono"/>
@@ -7920,7 +8011,6 @@
         </w:rPr>
         <w:t>end_time</w:t>
       </w:r>
-      <w:proofErr w:type="spellEnd"/>
       <w:r>
         <w:t xml:space="preserve">, </w:t>
       </w:r>
@@ -7947,7 +8037,7 @@
     </w:p>
     <w:p>
       <w:pPr>
-        <w:spacing w:after="250"/>
+        <w:spacing w:after="250" w:line="480" w:lineRule="auto"/>
         <w:ind w:left="705" w:right="36" w:hanging="360"/>
       </w:pPr>
       <w:r>
@@ -7967,7 +8057,7 @@
           <w:ilvl w:val="0"/>
           <w:numId w:val="4"/>
         </w:numPr>
-        <w:spacing w:before="240" w:after="240"/>
+        <w:spacing w:before="240" w:after="240" w:line="480" w:lineRule="auto"/>
         <w:ind w:right="0"/>
       </w:pPr>
       <w:r>
@@ -7975,7 +8065,6 @@
           <w:rFonts w:ascii="Roboto Mono" w:eastAsia="Roboto Mono" w:hAnsi="Roboto Mono" w:cs="Roboto Mono"/>
           <w:color w:val="188038"/>
         </w:rPr>
-        <w:lastRenderedPageBreak/>
         <w:t>id</w:t>
       </w:r>
       <w:r>
@@ -8014,7 +8103,7 @@
     </w:p>
     <w:p>
       <w:pPr>
-        <w:spacing w:after="250"/>
+        <w:spacing w:after="250" w:line="480" w:lineRule="auto"/>
         <w:ind w:left="705" w:right="36" w:hanging="360"/>
       </w:pPr>
       <w:r>
@@ -8034,7 +8123,7 @@
           <w:ilvl w:val="0"/>
           <w:numId w:val="3"/>
         </w:numPr>
-        <w:spacing w:before="240" w:after="0"/>
+        <w:spacing w:before="240" w:after="0" w:line="480" w:lineRule="auto"/>
         <w:ind w:right="0"/>
       </w:pPr>
       <w:r>
@@ -8077,7 +8166,6 @@
       <w:r>
         <w:t xml:space="preserve">, </w:t>
       </w:r>
-      <w:proofErr w:type="spellStart"/>
       <w:r>
         <w:rPr>
           <w:rFonts w:ascii="Roboto Mono" w:eastAsia="Roboto Mono" w:hAnsi="Roboto Mono" w:cs="Roboto Mono"/>
@@ -8085,7 +8173,6 @@
         </w:rPr>
         <w:t>business_permit</w:t>
       </w:r>
-      <w:proofErr w:type="spellEnd"/>
       <w:r>
         <w:t xml:space="preserve">, </w:t>
       </w:r>
@@ -8106,13 +8193,13 @@
           <w:ilvl w:val="0"/>
           <w:numId w:val="6"/>
         </w:numPr>
-        <w:spacing w:after="250"/>
+        <w:spacing w:after="250" w:line="480" w:lineRule="auto"/>
         <w:ind w:right="36" w:hanging="360"/>
       </w:pPr>
     </w:p>
     <w:p>
       <w:pPr>
-        <w:spacing w:after="258" w:line="259" w:lineRule="auto"/>
+        <w:spacing w:after="258" w:line="480" w:lineRule="auto"/>
         <w:ind w:left="-5" w:right="0"/>
       </w:pPr>
       <w:r>
@@ -8129,7 +8216,7 @@
           <w:ilvl w:val="0"/>
           <w:numId w:val="6"/>
         </w:numPr>
-        <w:spacing w:after="250"/>
+        <w:spacing w:after="250" w:line="480" w:lineRule="auto"/>
         <w:ind w:right="36" w:hanging="360"/>
       </w:pPr>
       <w:r>
@@ -8149,7 +8236,7 @@
           <w:ilvl w:val="0"/>
           <w:numId w:val="6"/>
         </w:numPr>
-        <w:spacing w:after="250"/>
+        <w:spacing w:after="250" w:line="480" w:lineRule="auto"/>
         <w:ind w:right="36" w:hanging="360"/>
       </w:pPr>
       <w:r>
@@ -8169,7 +8256,7 @@
           <w:ilvl w:val="0"/>
           <w:numId w:val="6"/>
         </w:numPr>
-        <w:spacing w:after="250"/>
+        <w:spacing w:after="250" w:line="480" w:lineRule="auto"/>
         <w:ind w:right="36" w:hanging="360"/>
       </w:pPr>
       <w:r>
@@ -8189,7 +8276,7 @@
           <w:ilvl w:val="0"/>
           <w:numId w:val="6"/>
         </w:numPr>
-        <w:spacing w:after="250"/>
+        <w:spacing w:after="250" w:line="480" w:lineRule="auto"/>
         <w:ind w:right="36" w:hanging="360"/>
       </w:pPr>
       <w:r>
@@ -8197,6 +8284,7 @@
           <w:b/>
           <w:bCs/>
         </w:rPr>
+        <w:lastRenderedPageBreak/>
         <w:t>District to Space</w:t>
       </w:r>
       <w:r>
@@ -8205,7 +8293,7 @@
     </w:p>
     <w:p>
       <w:pPr>
-        <w:spacing w:after="490" w:line="259" w:lineRule="auto"/>
+        <w:spacing w:after="490" w:line="480" w:lineRule="auto"/>
         <w:ind w:left="0" w:right="0"/>
         <w:jc w:val="right"/>
       </w:pPr>
@@ -8358,10 +8446,10 @@
     <w:p>
       <w:pPr>
         <w:pStyle w:val="Heading2"/>
+        <w:spacing w:line="480" w:lineRule="auto"/>
         <w:ind w:left="-5" w:right="0" w:firstLine="0"/>
       </w:pPr>
       <w:r>
-        <w:lastRenderedPageBreak/>
         <w:t xml:space="preserve">Use Case Diagram </w:t>
       </w:r>
       <w:r>
@@ -8410,7 +8498,7 @@
     </w:p>
     <w:p>
       <w:pPr>
-        <w:spacing w:after="258" w:line="259" w:lineRule="auto"/>
+        <w:spacing w:after="258" w:line="480" w:lineRule="auto"/>
         <w:ind w:left="-5" w:right="0"/>
       </w:pPr>
       <w:r>
@@ -8427,17 +8515,17 @@
           <w:ilvl w:val="0"/>
           <w:numId w:val="7"/>
         </w:numPr>
+        <w:spacing w:line="480" w:lineRule="auto"/>
         <w:ind w:right="36" w:firstLine="360"/>
       </w:pPr>
-      <w:proofErr w:type="gramStart"/>
       <w:r>
         <w:rPr>
           <w:b/>
           <w:bCs/>
         </w:rPr>
+        <w:lastRenderedPageBreak/>
         <w:t>User :</w:t>
       </w:r>
-      <w:proofErr w:type="gramEnd"/>
     </w:p>
     <w:p>
       <w:pPr>
@@ -8445,7 +8533,7 @@
           <w:ilvl w:val="0"/>
           <w:numId w:val="2"/>
         </w:numPr>
-        <w:spacing w:after="0" w:line="240" w:lineRule="auto"/>
+        <w:spacing w:after="0" w:line="480" w:lineRule="auto"/>
         <w:ind w:right="36"/>
         <w:rPr>
           <w:sz w:val="21"/>
@@ -8475,7 +8563,7 @@
           <w:ilvl w:val="0"/>
           <w:numId w:val="2"/>
         </w:numPr>
-        <w:spacing w:after="0" w:line="240" w:lineRule="auto"/>
+        <w:spacing w:after="0" w:line="480" w:lineRule="auto"/>
         <w:ind w:right="36"/>
         <w:rPr>
           <w:sz w:val="21"/>
@@ -8505,7 +8593,7 @@
           <w:ilvl w:val="0"/>
           <w:numId w:val="2"/>
         </w:numPr>
-        <w:spacing w:after="0" w:line="240" w:lineRule="auto"/>
+        <w:spacing w:after="0" w:line="480" w:lineRule="auto"/>
         <w:ind w:right="36"/>
         <w:rPr>
           <w:sz w:val="21"/>
@@ -8535,7 +8623,7 @@
           <w:ilvl w:val="0"/>
           <w:numId w:val="2"/>
         </w:numPr>
-        <w:spacing w:line="240" w:lineRule="auto"/>
+        <w:spacing w:line="480" w:lineRule="auto"/>
         <w:ind w:right="36"/>
         <w:rPr>
           <w:sz w:val="21"/>
@@ -8561,6 +8649,7 @@
     </w:p>
     <w:p>
       <w:pPr>
+        <w:spacing w:line="480" w:lineRule="auto"/>
         <w:ind w:left="1440" w:right="36"/>
         <w:rPr>
           <w:sz w:val="21"/>
@@ -8574,7 +8663,7 @@
           <w:ilvl w:val="0"/>
           <w:numId w:val="7"/>
         </w:numPr>
-        <w:spacing w:line="504" w:lineRule="auto"/>
+        <w:spacing w:line="480" w:lineRule="auto"/>
         <w:ind w:right="36" w:firstLine="360"/>
       </w:pPr>
       <w:r>
@@ -8591,7 +8680,7 @@
           <w:ilvl w:val="0"/>
           <w:numId w:val="20"/>
         </w:numPr>
-        <w:spacing w:after="0" w:line="240" w:lineRule="auto"/>
+        <w:spacing w:after="0" w:line="480" w:lineRule="auto"/>
         <w:ind w:right="36"/>
       </w:pPr>
       <w:sdt>
@@ -8606,25 +8695,7 @@
               <w:sz w:val="21"/>
               <w:szCs w:val="21"/>
             </w:rPr>
-            <w:t xml:space="preserve">Admin → Log </w:t>
-          </w:r>
-          <w:proofErr w:type="gramStart"/>
-          <w:r>
-            <w:rPr>
-              <w:rFonts w:ascii="Arial Unicode MS" w:eastAsia="Arial Unicode MS" w:hAnsi="Arial Unicode MS" w:cs="Arial Unicode MS"/>
-              <w:sz w:val="21"/>
-              <w:szCs w:val="21"/>
-            </w:rPr>
-            <w:t>In</w:t>
-          </w:r>
-          <w:proofErr w:type="gramEnd"/>
-          <w:r>
-            <w:rPr>
-              <w:rFonts w:ascii="Arial Unicode MS" w:eastAsia="Arial Unicode MS" w:hAnsi="Arial Unicode MS" w:cs="Arial Unicode MS"/>
-              <w:sz w:val="21"/>
-              <w:szCs w:val="21"/>
-            </w:rPr>
-            <w:t xml:space="preserve"> Admin → Manage Users </w:t>
+            <w:t xml:space="preserve">Admin → Log In Admin → Manage Users </w:t>
           </w:r>
         </w:sdtContent>
       </w:sdt>
@@ -8635,7 +8706,7 @@
           <w:ilvl w:val="0"/>
           <w:numId w:val="20"/>
         </w:numPr>
-        <w:spacing w:after="0" w:line="240" w:lineRule="auto"/>
+        <w:spacing w:after="0" w:line="480" w:lineRule="auto"/>
         <w:ind w:right="36"/>
       </w:pPr>
       <w:sdt>
@@ -8661,7 +8732,7 @@
           <w:ilvl w:val="0"/>
           <w:numId w:val="20"/>
         </w:numPr>
-        <w:spacing w:after="0" w:line="240" w:lineRule="auto"/>
+        <w:spacing w:after="0" w:line="480" w:lineRule="auto"/>
         <w:ind w:right="36"/>
       </w:pPr>
       <w:sdt>
@@ -8687,7 +8758,7 @@
           <w:ilvl w:val="0"/>
           <w:numId w:val="20"/>
         </w:numPr>
-        <w:spacing w:after="0" w:line="240" w:lineRule="auto"/>
+        <w:spacing w:after="0" w:line="480" w:lineRule="auto"/>
         <w:ind w:right="36"/>
       </w:pPr>
       <w:sdt>
@@ -8713,7 +8784,7 @@
           <w:ilvl w:val="0"/>
           <w:numId w:val="20"/>
         </w:numPr>
-        <w:spacing w:line="240" w:lineRule="auto"/>
+        <w:spacing w:line="480" w:lineRule="auto"/>
         <w:ind w:right="36"/>
       </w:pPr>
       <w:sdt>
@@ -8735,7 +8806,7 @@
     </w:p>
     <w:p>
       <w:pPr>
-        <w:spacing w:line="504" w:lineRule="auto"/>
+        <w:spacing w:line="480" w:lineRule="auto"/>
         <w:ind w:left="720" w:right="36"/>
         <w:rPr>
           <w:b/>
@@ -8745,7 +8816,7 @@
     </w:p>
     <w:p>
       <w:pPr>
-        <w:spacing w:line="504" w:lineRule="auto"/>
+        <w:spacing w:line="480" w:lineRule="auto"/>
         <w:ind w:left="720" w:right="36"/>
         <w:rPr>
           <w:b/>
@@ -8766,7 +8837,7 @@
           <w:ilvl w:val="0"/>
           <w:numId w:val="20"/>
         </w:numPr>
-        <w:spacing w:after="0" w:line="240" w:lineRule="auto"/>
+        <w:spacing w:after="0" w:line="480" w:lineRule="auto"/>
         <w:ind w:right="36"/>
       </w:pPr>
       <w:sdt>
@@ -8781,18 +8852,8 @@
               <w:sz w:val="21"/>
               <w:szCs w:val="21"/>
             </w:rPr>
-            <w:t xml:space="preserve">Owner → Registers their co </w:t>
+            <w:t>Owner → Registers their co working-space</w:t>
           </w:r>
-          <w:proofErr w:type="gramStart"/>
-          <w:r>
-            <w:rPr>
-              <w:rFonts w:ascii="Arial Unicode MS" w:eastAsia="Arial Unicode MS" w:hAnsi="Arial Unicode MS" w:cs="Arial Unicode MS"/>
-              <w:sz w:val="21"/>
-              <w:szCs w:val="21"/>
-            </w:rPr>
-            <w:t>working-space</w:t>
-          </w:r>
-          <w:proofErr w:type="gramEnd"/>
         </w:sdtContent>
       </w:sdt>
     </w:p>
@@ -8802,7 +8863,7 @@
           <w:ilvl w:val="0"/>
           <w:numId w:val="20"/>
         </w:numPr>
-        <w:spacing w:after="0" w:line="240" w:lineRule="auto"/>
+        <w:spacing w:after="0" w:line="480" w:lineRule="auto"/>
         <w:ind w:right="36"/>
         <w:rPr>
           <w:sz w:val="21"/>
@@ -8832,7 +8893,7 @@
           <w:ilvl w:val="0"/>
           <w:numId w:val="20"/>
         </w:numPr>
-        <w:spacing w:after="0" w:line="240" w:lineRule="auto"/>
+        <w:spacing w:after="0" w:line="480" w:lineRule="auto"/>
         <w:ind w:right="36"/>
       </w:pPr>
       <w:sdt>
@@ -8858,7 +8919,7 @@
           <w:ilvl w:val="0"/>
           <w:numId w:val="20"/>
         </w:numPr>
-        <w:spacing w:after="0" w:line="240" w:lineRule="auto"/>
+        <w:spacing w:after="0" w:line="480" w:lineRule="auto"/>
         <w:ind w:right="36"/>
       </w:pPr>
       <w:sdt>
@@ -8884,7 +8945,7 @@
           <w:ilvl w:val="0"/>
           <w:numId w:val="20"/>
         </w:numPr>
-        <w:spacing w:after="0" w:line="240" w:lineRule="auto"/>
+        <w:spacing w:after="0" w:line="480" w:lineRule="auto"/>
         <w:ind w:right="36"/>
       </w:pPr>
       <w:sdt>
@@ -8910,7 +8971,7 @@
           <w:ilvl w:val="0"/>
           <w:numId w:val="20"/>
         </w:numPr>
-        <w:spacing w:line="240" w:lineRule="auto"/>
+        <w:spacing w:line="480" w:lineRule="auto"/>
         <w:ind w:right="36"/>
       </w:pPr>
       <w:sdt>
@@ -8925,50 +8986,14 @@
               <w:sz w:val="21"/>
               <w:szCs w:val="21"/>
             </w:rPr>
-            <w:t xml:space="preserve">Owner </w:t>
-          </w:r>
-          <w:proofErr w:type="gramStart"/>
-          <w:r>
-            <w:rPr>
-              <w:rFonts w:ascii="Arial Unicode MS" w:eastAsia="Arial Unicode MS" w:hAnsi="Arial Unicode MS" w:cs="Arial Unicode MS"/>
-              <w:sz w:val="21"/>
-              <w:szCs w:val="21"/>
-            </w:rPr>
-            <w:t>→  Approve</w:t>
-          </w:r>
-          <w:proofErr w:type="gramEnd"/>
-          <w:r>
-            <w:rPr>
-              <w:rFonts w:ascii="Arial Unicode MS" w:eastAsia="Arial Unicode MS" w:hAnsi="Arial Unicode MS" w:cs="Arial Unicode MS"/>
-              <w:sz w:val="21"/>
-              <w:szCs w:val="21"/>
-            </w:rPr>
-            <w:t xml:space="preserve"> </w:t>
-          </w:r>
-          <w:proofErr w:type="gramStart"/>
-          <w:r>
-            <w:rPr>
-              <w:rFonts w:ascii="Arial Unicode MS" w:eastAsia="Arial Unicode MS" w:hAnsi="Arial Unicode MS" w:cs="Arial Unicode MS"/>
-              <w:sz w:val="21"/>
-              <w:szCs w:val="21"/>
-            </w:rPr>
-            <w:t>bookings  →</w:t>
-          </w:r>
-          <w:proofErr w:type="gramEnd"/>
-          <w:r>
-            <w:rPr>
-              <w:rFonts w:ascii="Arial Unicode MS" w:eastAsia="Arial Unicode MS" w:hAnsi="Arial Unicode MS" w:cs="Arial Unicode MS"/>
-              <w:sz w:val="21"/>
-              <w:szCs w:val="21"/>
-            </w:rPr>
-            <w:t xml:space="preserve"> Check in → Check out</w:t>
+            <w:t>Owner →  Approve bookings  → Check in → Check out</w:t>
           </w:r>
         </w:sdtContent>
       </w:sdt>
     </w:p>
     <w:p>
       <w:pPr>
-        <w:spacing w:after="18" w:line="259" w:lineRule="auto"/>
+        <w:spacing w:after="18" w:line="480" w:lineRule="auto"/>
         <w:ind w:left="0" w:right="0"/>
         <w:jc w:val="right"/>
       </w:pPr>
@@ -9120,7 +9145,7 @@
     </w:p>
     <w:p>
       <w:pPr>
-        <w:spacing w:after="258" w:line="259" w:lineRule="auto"/>
+        <w:spacing w:after="258" w:line="480" w:lineRule="auto"/>
         <w:ind w:left="0" w:right="0"/>
       </w:pPr>
       <w:r>
@@ -9129,7 +9154,7 @@
     </w:p>
     <w:p>
       <w:pPr>
-        <w:spacing w:after="258" w:line="259" w:lineRule="auto"/>
+        <w:spacing w:after="258" w:line="480" w:lineRule="auto"/>
         <w:ind w:left="-5" w:right="0"/>
       </w:pPr>
       <w:r>
@@ -9142,7 +9167,7 @@
     </w:p>
     <w:p>
       <w:pPr>
-        <w:spacing w:after="516" w:line="259" w:lineRule="auto"/>
+        <w:spacing w:after="516" w:line="480" w:lineRule="auto"/>
         <w:ind w:left="0" w:right="0"/>
       </w:pPr>
       <w:r>
@@ -9151,7 +9176,7 @@
     </w:p>
     <w:p>
       <w:pPr>
-        <w:spacing w:after="499" w:line="259" w:lineRule="auto"/>
+        <w:spacing w:after="499" w:line="480" w:lineRule="auto"/>
         <w:ind w:left="0" w:right="0"/>
       </w:pPr>
       <w:r>
@@ -9163,12 +9188,13 @@
           <w:sz w:val="24"/>
           <w:szCs w:val="24"/>
         </w:rPr>
+        <w:lastRenderedPageBreak/>
         <w:t xml:space="preserve"> </w:t>
       </w:r>
     </w:p>
     <w:p>
       <w:pPr>
-        <w:spacing w:after="0" w:line="259" w:lineRule="auto"/>
+        <w:spacing w:after="0" w:line="480" w:lineRule="auto"/>
         <w:ind w:left="0" w:right="0"/>
       </w:pPr>
       <w:r>
@@ -9185,7 +9211,7 @@
     </w:p>
     <w:p>
       <w:pPr>
-        <w:spacing w:after="499" w:line="259" w:lineRule="auto"/>
+        <w:spacing w:after="499" w:line="480" w:lineRule="auto"/>
         <w:ind w:left="0" w:right="0"/>
       </w:pPr>
       <w:r>
@@ -9203,7 +9229,7 @@
     <w:p>
       <w:pPr>
         <w:pStyle w:val="Heading3"/>
-        <w:spacing w:after="241"/>
+        <w:spacing w:after="241" w:line="480" w:lineRule="auto"/>
         <w:ind w:left="0" w:firstLine="0"/>
       </w:pPr>
       <w:r>
@@ -9216,7 +9242,7 @@
     </w:p>
     <w:p>
       <w:pPr>
-        <w:spacing w:after="248"/>
+        <w:spacing w:after="248" w:line="480" w:lineRule="auto"/>
         <w:ind w:right="36"/>
       </w:pPr>
       <w:r>
@@ -9225,7 +9251,7 @@
     </w:p>
     <w:p>
       <w:pPr>
-        <w:spacing w:after="0" w:line="259" w:lineRule="auto"/>
+        <w:spacing w:after="0" w:line="480" w:lineRule="auto"/>
         <w:ind w:left="0" w:right="0"/>
       </w:pPr>
       <w:r>
@@ -9234,91 +9260,91 @@
     </w:p>
     <w:p>
       <w:pPr>
-        <w:spacing w:after="0" w:line="259" w:lineRule="auto"/>
+        <w:spacing w:after="0" w:line="480" w:lineRule="auto"/>
         <w:ind w:left="0" w:right="0"/>
       </w:pPr>
     </w:p>
     <w:p>
       <w:pPr>
-        <w:spacing w:after="0" w:line="259" w:lineRule="auto"/>
+        <w:spacing w:after="0" w:line="480" w:lineRule="auto"/>
         <w:ind w:left="0" w:right="0"/>
       </w:pPr>
     </w:p>
     <w:p>
       <w:pPr>
-        <w:spacing w:after="0" w:line="259" w:lineRule="auto"/>
+        <w:spacing w:after="0" w:line="480" w:lineRule="auto"/>
         <w:ind w:left="0" w:right="0"/>
       </w:pPr>
     </w:p>
     <w:p>
       <w:pPr>
-        <w:spacing w:after="0" w:line="259" w:lineRule="auto"/>
+        <w:spacing w:after="0" w:line="480" w:lineRule="auto"/>
         <w:ind w:left="0" w:right="0"/>
       </w:pPr>
     </w:p>
     <w:p>
       <w:pPr>
-        <w:spacing w:after="0" w:line="259" w:lineRule="auto"/>
+        <w:spacing w:after="0" w:line="480" w:lineRule="auto"/>
         <w:ind w:left="0" w:right="0"/>
       </w:pPr>
     </w:p>
     <w:p>
       <w:pPr>
-        <w:spacing w:after="0" w:line="259" w:lineRule="auto"/>
+        <w:spacing w:after="0" w:line="480" w:lineRule="auto"/>
         <w:ind w:left="0" w:right="0"/>
       </w:pPr>
     </w:p>
     <w:p>
       <w:pPr>
-        <w:spacing w:after="0" w:line="259" w:lineRule="auto"/>
+        <w:spacing w:after="0" w:line="480" w:lineRule="auto"/>
         <w:ind w:left="0" w:right="0"/>
       </w:pPr>
     </w:p>
     <w:p>
       <w:pPr>
-        <w:spacing w:after="0" w:line="259" w:lineRule="auto"/>
+        <w:spacing w:after="0" w:line="480" w:lineRule="auto"/>
         <w:ind w:left="0" w:right="0"/>
       </w:pPr>
     </w:p>
     <w:p>
       <w:pPr>
-        <w:spacing w:after="0" w:line="259" w:lineRule="auto"/>
+        <w:spacing w:after="0" w:line="480" w:lineRule="auto"/>
         <w:ind w:left="0" w:right="0"/>
       </w:pPr>
     </w:p>
     <w:p>
       <w:pPr>
-        <w:spacing w:after="0" w:line="259" w:lineRule="auto"/>
+        <w:spacing w:after="0" w:line="480" w:lineRule="auto"/>
         <w:ind w:left="0" w:right="0"/>
       </w:pPr>
     </w:p>
     <w:p>
       <w:pPr>
-        <w:spacing w:after="0" w:line="259" w:lineRule="auto"/>
+        <w:spacing w:after="0" w:line="480" w:lineRule="auto"/>
         <w:ind w:left="0" w:right="0"/>
       </w:pPr>
     </w:p>
     <w:p>
       <w:pPr>
-        <w:spacing w:after="0" w:line="259" w:lineRule="auto"/>
+        <w:spacing w:after="0" w:line="480" w:lineRule="auto"/>
         <w:ind w:left="0" w:right="0"/>
       </w:pPr>
     </w:p>
     <w:p>
       <w:pPr>
-        <w:spacing w:after="0" w:line="259" w:lineRule="auto"/>
+        <w:spacing w:after="0" w:line="480" w:lineRule="auto"/>
         <w:ind w:left="0" w:right="0"/>
       </w:pPr>
     </w:p>
     <w:p>
       <w:pPr>
-        <w:spacing w:after="0" w:line="259" w:lineRule="auto"/>
+        <w:spacing w:after="0" w:line="480" w:lineRule="auto"/>
         <w:ind w:left="0" w:right="0"/>
       </w:pPr>
     </w:p>
     <w:p>
       <w:pPr>
-        <w:spacing w:after="0" w:line="259" w:lineRule="auto"/>
+        <w:spacing w:after="0" w:line="480" w:lineRule="auto"/>
         <w:ind w:left="0" w:right="0"/>
       </w:pPr>
     </w:p>
@@ -10201,6 +10227,155 @@
     </w:lvl>
   </w:abstractNum>
   <w:abstractNum w:abstractNumId="6" w15:restartNumberingAfterBreak="0">
+    <w:nsid w:val="0DDF6334"/>
+    <w:multiLevelType w:val="multilevel"/>
+    <w:tmpl w:val="39B06DE0"/>
+    <w:lvl w:ilvl="0">
+      <w:start w:val="1"/>
+      <w:numFmt w:val="bullet"/>
+      <w:lvlText w:val=""/>
+      <w:lvlJc w:val="left"/>
+      <w:pPr>
+        <w:tabs>
+          <w:tab w:val="num" w:pos="720"/>
+        </w:tabs>
+        <w:ind w:left="720" w:hanging="360"/>
+      </w:pPr>
+      <w:rPr>
+        <w:rFonts w:ascii="Symbol" w:hAnsi="Symbol" w:hint="default"/>
+        <w:sz w:val="20"/>
+      </w:rPr>
+    </w:lvl>
+    <w:lvl w:ilvl="1" w:tentative="1">
+      <w:start w:val="1"/>
+      <w:numFmt w:val="bullet"/>
+      <w:lvlText w:val="o"/>
+      <w:lvlJc w:val="left"/>
+      <w:pPr>
+        <w:tabs>
+          <w:tab w:val="num" w:pos="1440"/>
+        </w:tabs>
+        <w:ind w:left="1440" w:hanging="360"/>
+      </w:pPr>
+      <w:rPr>
+        <w:rFonts w:ascii="Courier New" w:hAnsi="Courier New" w:hint="default"/>
+        <w:sz w:val="20"/>
+      </w:rPr>
+    </w:lvl>
+    <w:lvl w:ilvl="2" w:tentative="1">
+      <w:start w:val="1"/>
+      <w:numFmt w:val="bullet"/>
+      <w:lvlText w:val=""/>
+      <w:lvlJc w:val="left"/>
+      <w:pPr>
+        <w:tabs>
+          <w:tab w:val="num" w:pos="2160"/>
+        </w:tabs>
+        <w:ind w:left="2160" w:hanging="360"/>
+      </w:pPr>
+      <w:rPr>
+        <w:rFonts w:ascii="Wingdings" w:hAnsi="Wingdings" w:hint="default"/>
+        <w:sz w:val="20"/>
+      </w:rPr>
+    </w:lvl>
+    <w:lvl w:ilvl="3" w:tentative="1">
+      <w:start w:val="1"/>
+      <w:numFmt w:val="bullet"/>
+      <w:lvlText w:val=""/>
+      <w:lvlJc w:val="left"/>
+      <w:pPr>
+        <w:tabs>
+          <w:tab w:val="num" w:pos="2880"/>
+        </w:tabs>
+        <w:ind w:left="2880" w:hanging="360"/>
+      </w:pPr>
+      <w:rPr>
+        <w:rFonts w:ascii="Wingdings" w:hAnsi="Wingdings" w:hint="default"/>
+        <w:sz w:val="20"/>
+      </w:rPr>
+    </w:lvl>
+    <w:lvl w:ilvl="4" w:tentative="1">
+      <w:start w:val="1"/>
+      <w:numFmt w:val="bullet"/>
+      <w:lvlText w:val=""/>
+      <w:lvlJc w:val="left"/>
+      <w:pPr>
+        <w:tabs>
+          <w:tab w:val="num" w:pos="3600"/>
+        </w:tabs>
+        <w:ind w:left="3600" w:hanging="360"/>
+      </w:pPr>
+      <w:rPr>
+        <w:rFonts w:ascii="Wingdings" w:hAnsi="Wingdings" w:hint="default"/>
+        <w:sz w:val="20"/>
+      </w:rPr>
+    </w:lvl>
+    <w:lvl w:ilvl="5" w:tentative="1">
+      <w:start w:val="1"/>
+      <w:numFmt w:val="bullet"/>
+      <w:lvlText w:val=""/>
+      <w:lvlJc w:val="left"/>
+      <w:pPr>
+        <w:tabs>
+          <w:tab w:val="num" w:pos="4320"/>
+        </w:tabs>
+        <w:ind w:left="4320" w:hanging="360"/>
+      </w:pPr>
+      <w:rPr>
+        <w:rFonts w:ascii="Wingdings" w:hAnsi="Wingdings" w:hint="default"/>
+        <w:sz w:val="20"/>
+      </w:rPr>
+    </w:lvl>
+    <w:lvl w:ilvl="6" w:tentative="1">
+      <w:start w:val="1"/>
+      <w:numFmt w:val="bullet"/>
+      <w:lvlText w:val=""/>
+      <w:lvlJc w:val="left"/>
+      <w:pPr>
+        <w:tabs>
+          <w:tab w:val="num" w:pos="5040"/>
+        </w:tabs>
+        <w:ind w:left="5040" w:hanging="360"/>
+      </w:pPr>
+      <w:rPr>
+        <w:rFonts w:ascii="Wingdings" w:hAnsi="Wingdings" w:hint="default"/>
+        <w:sz w:val="20"/>
+      </w:rPr>
+    </w:lvl>
+    <w:lvl w:ilvl="7" w:tentative="1">
+      <w:start w:val="1"/>
+      <w:numFmt w:val="bullet"/>
+      <w:lvlText w:val=""/>
+      <w:lvlJc w:val="left"/>
+      <w:pPr>
+        <w:tabs>
+          <w:tab w:val="num" w:pos="5760"/>
+        </w:tabs>
+        <w:ind w:left="5760" w:hanging="360"/>
+      </w:pPr>
+      <w:rPr>
+        <w:rFonts w:ascii="Wingdings" w:hAnsi="Wingdings" w:hint="default"/>
+        <w:sz w:val="20"/>
+      </w:rPr>
+    </w:lvl>
+    <w:lvl w:ilvl="8" w:tentative="1">
+      <w:start w:val="1"/>
+      <w:numFmt w:val="bullet"/>
+      <w:lvlText w:val=""/>
+      <w:lvlJc w:val="left"/>
+      <w:pPr>
+        <w:tabs>
+          <w:tab w:val="num" w:pos="6480"/>
+        </w:tabs>
+        <w:ind w:left="6480" w:hanging="360"/>
+      </w:pPr>
+      <w:rPr>
+        <w:rFonts w:ascii="Wingdings" w:hAnsi="Wingdings" w:hint="default"/>
+        <w:sz w:val="20"/>
+      </w:rPr>
+    </w:lvl>
+  </w:abstractNum>
+  <w:abstractNum w:abstractNumId="7" w15:restartNumberingAfterBreak="0">
     <w:nsid w:val="12CD08E4"/>
     <w:multiLevelType w:val="multilevel"/>
     <w:tmpl w:val="88C45B4E"/>
@@ -10313,7 +10488,7 @@
       </w:rPr>
     </w:lvl>
   </w:abstractNum>
-  <w:abstractNum w:abstractNumId="7" w15:restartNumberingAfterBreak="0">
+  <w:abstractNum w:abstractNumId="8" w15:restartNumberingAfterBreak="0">
     <w:nsid w:val="134D3187"/>
     <w:multiLevelType w:val="multilevel"/>
     <w:tmpl w:val="F2DC8EA8"/>
@@ -10428,7 +10603,305 @@
       </w:rPr>
     </w:lvl>
   </w:abstractNum>
-  <w:abstractNum w:abstractNumId="8" w15:restartNumberingAfterBreak="0">
+  <w:abstractNum w:abstractNumId="9" w15:restartNumberingAfterBreak="0">
+    <w:nsid w:val="1EE72CE9"/>
+    <w:multiLevelType w:val="multilevel"/>
+    <w:tmpl w:val="577CB44E"/>
+    <w:lvl w:ilvl="0">
+      <w:start w:val="1"/>
+      <w:numFmt w:val="bullet"/>
+      <w:lvlText w:val=""/>
+      <w:lvlJc w:val="left"/>
+      <w:pPr>
+        <w:tabs>
+          <w:tab w:val="num" w:pos="720"/>
+        </w:tabs>
+        <w:ind w:left="720" w:hanging="360"/>
+      </w:pPr>
+      <w:rPr>
+        <w:rFonts w:ascii="Symbol" w:hAnsi="Symbol" w:hint="default"/>
+        <w:sz w:val="20"/>
+      </w:rPr>
+    </w:lvl>
+    <w:lvl w:ilvl="1" w:tentative="1">
+      <w:start w:val="1"/>
+      <w:numFmt w:val="bullet"/>
+      <w:lvlText w:val="o"/>
+      <w:lvlJc w:val="left"/>
+      <w:pPr>
+        <w:tabs>
+          <w:tab w:val="num" w:pos="1440"/>
+        </w:tabs>
+        <w:ind w:left="1440" w:hanging="360"/>
+      </w:pPr>
+      <w:rPr>
+        <w:rFonts w:ascii="Courier New" w:hAnsi="Courier New" w:hint="default"/>
+        <w:sz w:val="20"/>
+      </w:rPr>
+    </w:lvl>
+    <w:lvl w:ilvl="2" w:tentative="1">
+      <w:start w:val="1"/>
+      <w:numFmt w:val="bullet"/>
+      <w:lvlText w:val=""/>
+      <w:lvlJc w:val="left"/>
+      <w:pPr>
+        <w:tabs>
+          <w:tab w:val="num" w:pos="2160"/>
+        </w:tabs>
+        <w:ind w:left="2160" w:hanging="360"/>
+      </w:pPr>
+      <w:rPr>
+        <w:rFonts w:ascii="Wingdings" w:hAnsi="Wingdings" w:hint="default"/>
+        <w:sz w:val="20"/>
+      </w:rPr>
+    </w:lvl>
+    <w:lvl w:ilvl="3" w:tentative="1">
+      <w:start w:val="1"/>
+      <w:numFmt w:val="bullet"/>
+      <w:lvlText w:val=""/>
+      <w:lvlJc w:val="left"/>
+      <w:pPr>
+        <w:tabs>
+          <w:tab w:val="num" w:pos="2880"/>
+        </w:tabs>
+        <w:ind w:left="2880" w:hanging="360"/>
+      </w:pPr>
+      <w:rPr>
+        <w:rFonts w:ascii="Wingdings" w:hAnsi="Wingdings" w:hint="default"/>
+        <w:sz w:val="20"/>
+      </w:rPr>
+    </w:lvl>
+    <w:lvl w:ilvl="4" w:tentative="1">
+      <w:start w:val="1"/>
+      <w:numFmt w:val="bullet"/>
+      <w:lvlText w:val=""/>
+      <w:lvlJc w:val="left"/>
+      <w:pPr>
+        <w:tabs>
+          <w:tab w:val="num" w:pos="3600"/>
+        </w:tabs>
+        <w:ind w:left="3600" w:hanging="360"/>
+      </w:pPr>
+      <w:rPr>
+        <w:rFonts w:ascii="Wingdings" w:hAnsi="Wingdings" w:hint="default"/>
+        <w:sz w:val="20"/>
+      </w:rPr>
+    </w:lvl>
+    <w:lvl w:ilvl="5" w:tentative="1">
+      <w:start w:val="1"/>
+      <w:numFmt w:val="bullet"/>
+      <w:lvlText w:val=""/>
+      <w:lvlJc w:val="left"/>
+      <w:pPr>
+        <w:tabs>
+          <w:tab w:val="num" w:pos="4320"/>
+        </w:tabs>
+        <w:ind w:left="4320" w:hanging="360"/>
+      </w:pPr>
+      <w:rPr>
+        <w:rFonts w:ascii="Wingdings" w:hAnsi="Wingdings" w:hint="default"/>
+        <w:sz w:val="20"/>
+      </w:rPr>
+    </w:lvl>
+    <w:lvl w:ilvl="6" w:tentative="1">
+      <w:start w:val="1"/>
+      <w:numFmt w:val="bullet"/>
+      <w:lvlText w:val=""/>
+      <w:lvlJc w:val="left"/>
+      <w:pPr>
+        <w:tabs>
+          <w:tab w:val="num" w:pos="5040"/>
+        </w:tabs>
+        <w:ind w:left="5040" w:hanging="360"/>
+      </w:pPr>
+      <w:rPr>
+        <w:rFonts w:ascii="Wingdings" w:hAnsi="Wingdings" w:hint="default"/>
+        <w:sz w:val="20"/>
+      </w:rPr>
+    </w:lvl>
+    <w:lvl w:ilvl="7" w:tentative="1">
+      <w:start w:val="1"/>
+      <w:numFmt w:val="bullet"/>
+      <w:lvlText w:val=""/>
+      <w:lvlJc w:val="left"/>
+      <w:pPr>
+        <w:tabs>
+          <w:tab w:val="num" w:pos="5760"/>
+        </w:tabs>
+        <w:ind w:left="5760" w:hanging="360"/>
+      </w:pPr>
+      <w:rPr>
+        <w:rFonts w:ascii="Wingdings" w:hAnsi="Wingdings" w:hint="default"/>
+        <w:sz w:val="20"/>
+      </w:rPr>
+    </w:lvl>
+    <w:lvl w:ilvl="8" w:tentative="1">
+      <w:start w:val="1"/>
+      <w:numFmt w:val="bullet"/>
+      <w:lvlText w:val=""/>
+      <w:lvlJc w:val="left"/>
+      <w:pPr>
+        <w:tabs>
+          <w:tab w:val="num" w:pos="6480"/>
+        </w:tabs>
+        <w:ind w:left="6480" w:hanging="360"/>
+      </w:pPr>
+      <w:rPr>
+        <w:rFonts w:ascii="Wingdings" w:hAnsi="Wingdings" w:hint="default"/>
+        <w:sz w:val="20"/>
+      </w:rPr>
+    </w:lvl>
+  </w:abstractNum>
+  <w:abstractNum w:abstractNumId="10" w15:restartNumberingAfterBreak="0">
+    <w:nsid w:val="233142E8"/>
+    <w:multiLevelType w:val="multilevel"/>
+    <w:tmpl w:val="F320CF42"/>
+    <w:lvl w:ilvl="0">
+      <w:start w:val="1"/>
+      <w:numFmt w:val="bullet"/>
+      <w:lvlText w:val=""/>
+      <w:lvlJc w:val="left"/>
+      <w:pPr>
+        <w:tabs>
+          <w:tab w:val="num" w:pos="720"/>
+        </w:tabs>
+        <w:ind w:left="720" w:hanging="360"/>
+      </w:pPr>
+      <w:rPr>
+        <w:rFonts w:ascii="Symbol" w:hAnsi="Symbol" w:hint="default"/>
+        <w:sz w:val="20"/>
+      </w:rPr>
+    </w:lvl>
+    <w:lvl w:ilvl="1" w:tentative="1">
+      <w:start w:val="1"/>
+      <w:numFmt w:val="bullet"/>
+      <w:lvlText w:val="o"/>
+      <w:lvlJc w:val="left"/>
+      <w:pPr>
+        <w:tabs>
+          <w:tab w:val="num" w:pos="1440"/>
+        </w:tabs>
+        <w:ind w:left="1440" w:hanging="360"/>
+      </w:pPr>
+      <w:rPr>
+        <w:rFonts w:ascii="Courier New" w:hAnsi="Courier New" w:hint="default"/>
+        <w:sz w:val="20"/>
+      </w:rPr>
+    </w:lvl>
+    <w:lvl w:ilvl="2" w:tentative="1">
+      <w:start w:val="1"/>
+      <w:numFmt w:val="bullet"/>
+      <w:lvlText w:val=""/>
+      <w:lvlJc w:val="left"/>
+      <w:pPr>
+        <w:tabs>
+          <w:tab w:val="num" w:pos="2160"/>
+        </w:tabs>
+        <w:ind w:left="2160" w:hanging="360"/>
+      </w:pPr>
+      <w:rPr>
+        <w:rFonts w:ascii="Wingdings" w:hAnsi="Wingdings" w:hint="default"/>
+        <w:sz w:val="20"/>
+      </w:rPr>
+    </w:lvl>
+    <w:lvl w:ilvl="3" w:tentative="1">
+      <w:start w:val="1"/>
+      <w:numFmt w:val="bullet"/>
+      <w:lvlText w:val=""/>
+      <w:lvlJc w:val="left"/>
+      <w:pPr>
+        <w:tabs>
+          <w:tab w:val="num" w:pos="2880"/>
+        </w:tabs>
+        <w:ind w:left="2880" w:hanging="360"/>
+      </w:pPr>
+      <w:rPr>
+        <w:rFonts w:ascii="Wingdings" w:hAnsi="Wingdings" w:hint="default"/>
+        <w:sz w:val="20"/>
+      </w:rPr>
+    </w:lvl>
+    <w:lvl w:ilvl="4" w:tentative="1">
+      <w:start w:val="1"/>
+      <w:numFmt w:val="bullet"/>
+      <w:lvlText w:val=""/>
+      <w:lvlJc w:val="left"/>
+      <w:pPr>
+        <w:tabs>
+          <w:tab w:val="num" w:pos="3600"/>
+        </w:tabs>
+        <w:ind w:left="3600" w:hanging="360"/>
+      </w:pPr>
+      <w:rPr>
+        <w:rFonts w:ascii="Wingdings" w:hAnsi="Wingdings" w:hint="default"/>
+        <w:sz w:val="20"/>
+      </w:rPr>
+    </w:lvl>
+    <w:lvl w:ilvl="5" w:tentative="1">
+      <w:start w:val="1"/>
+      <w:numFmt w:val="bullet"/>
+      <w:lvlText w:val=""/>
+      <w:lvlJc w:val="left"/>
+      <w:pPr>
+        <w:tabs>
+          <w:tab w:val="num" w:pos="4320"/>
+        </w:tabs>
+        <w:ind w:left="4320" w:hanging="360"/>
+      </w:pPr>
+      <w:rPr>
+        <w:rFonts w:ascii="Wingdings" w:hAnsi="Wingdings" w:hint="default"/>
+        <w:sz w:val="20"/>
+      </w:rPr>
+    </w:lvl>
+    <w:lvl w:ilvl="6" w:tentative="1">
+      <w:start w:val="1"/>
+      <w:numFmt w:val="bullet"/>
+      <w:lvlText w:val=""/>
+      <w:lvlJc w:val="left"/>
+      <w:pPr>
+        <w:tabs>
+          <w:tab w:val="num" w:pos="5040"/>
+        </w:tabs>
+        <w:ind w:left="5040" w:hanging="360"/>
+      </w:pPr>
+      <w:rPr>
+        <w:rFonts w:ascii="Wingdings" w:hAnsi="Wingdings" w:hint="default"/>
+        <w:sz w:val="20"/>
+      </w:rPr>
+    </w:lvl>
+    <w:lvl w:ilvl="7" w:tentative="1">
+      <w:start w:val="1"/>
+      <w:numFmt w:val="bullet"/>
+      <w:lvlText w:val=""/>
+      <w:lvlJc w:val="left"/>
+      <w:pPr>
+        <w:tabs>
+          <w:tab w:val="num" w:pos="5760"/>
+        </w:tabs>
+        <w:ind w:left="5760" w:hanging="360"/>
+      </w:pPr>
+      <w:rPr>
+        <w:rFonts w:ascii="Wingdings" w:hAnsi="Wingdings" w:hint="default"/>
+        <w:sz w:val="20"/>
+      </w:rPr>
+    </w:lvl>
+    <w:lvl w:ilvl="8" w:tentative="1">
+      <w:start w:val="1"/>
+      <w:numFmt w:val="bullet"/>
+      <w:lvlText w:val=""/>
+      <w:lvlJc w:val="left"/>
+      <w:pPr>
+        <w:tabs>
+          <w:tab w:val="num" w:pos="6480"/>
+        </w:tabs>
+        <w:ind w:left="6480" w:hanging="360"/>
+      </w:pPr>
+      <w:rPr>
+        <w:rFonts w:ascii="Wingdings" w:hAnsi="Wingdings" w:hint="default"/>
+        <w:sz w:val="20"/>
+      </w:rPr>
+    </w:lvl>
+  </w:abstractNum>
+  <w:abstractNum w:abstractNumId="11" w15:restartNumberingAfterBreak="0">
     <w:nsid w:val="235C32C1"/>
     <w:multiLevelType w:val="multilevel"/>
     <w:tmpl w:val="817CD68C"/>
@@ -10640,7 +11113,7 @@
       </w:rPr>
     </w:lvl>
   </w:abstractNum>
-  <w:abstractNum w:abstractNumId="9" w15:restartNumberingAfterBreak="0">
+  <w:abstractNum w:abstractNumId="12" w15:restartNumberingAfterBreak="0">
     <w:nsid w:val="23AF262C"/>
     <w:multiLevelType w:val="multilevel"/>
     <w:tmpl w:val="41F84504"/>
@@ -10753,7 +11226,7 @@
       </w:rPr>
     </w:lvl>
   </w:abstractNum>
-  <w:abstractNum w:abstractNumId="10" w15:restartNumberingAfterBreak="0">
+  <w:abstractNum w:abstractNumId="13" w15:restartNumberingAfterBreak="0">
     <w:nsid w:val="240A4BF1"/>
     <w:multiLevelType w:val="multilevel"/>
     <w:tmpl w:val="2D9053C0"/>
@@ -10866,7 +11339,7 @@
       </w:rPr>
     </w:lvl>
   </w:abstractNum>
-  <w:abstractNum w:abstractNumId="11" w15:restartNumberingAfterBreak="0">
+  <w:abstractNum w:abstractNumId="14" w15:restartNumberingAfterBreak="0">
     <w:nsid w:val="273D0BF2"/>
     <w:multiLevelType w:val="multilevel"/>
     <w:tmpl w:val="0A98C76A"/>
@@ -11078,7 +11551,7 @@
       </w:rPr>
     </w:lvl>
   </w:abstractNum>
-  <w:abstractNum w:abstractNumId="12" w15:restartNumberingAfterBreak="0">
+  <w:abstractNum w:abstractNumId="15" w15:restartNumberingAfterBreak="0">
     <w:nsid w:val="2D54289E"/>
     <w:multiLevelType w:val="multilevel"/>
     <w:tmpl w:val="E8B04112"/>
@@ -11290,7 +11763,7 @@
       </w:rPr>
     </w:lvl>
   </w:abstractNum>
-  <w:abstractNum w:abstractNumId="13" w15:restartNumberingAfterBreak="0">
+  <w:abstractNum w:abstractNumId="16" w15:restartNumberingAfterBreak="0">
     <w:nsid w:val="387E69BF"/>
     <w:multiLevelType w:val="multilevel"/>
     <w:tmpl w:val="1B94570A"/>
@@ -11439,7 +11912,7 @@
       </w:rPr>
     </w:lvl>
   </w:abstractNum>
-  <w:abstractNum w:abstractNumId="14" w15:restartNumberingAfterBreak="0">
+  <w:abstractNum w:abstractNumId="17" w15:restartNumberingAfterBreak="0">
     <w:nsid w:val="3ABB65D1"/>
     <w:multiLevelType w:val="multilevel"/>
     <w:tmpl w:val="A40AAB1A"/>
@@ -11552,7 +12025,7 @@
       </w:rPr>
     </w:lvl>
   </w:abstractNum>
-  <w:abstractNum w:abstractNumId="15" w15:restartNumberingAfterBreak="0">
+  <w:abstractNum w:abstractNumId="18" w15:restartNumberingAfterBreak="0">
     <w:nsid w:val="3E0E551C"/>
     <w:multiLevelType w:val="multilevel"/>
     <w:tmpl w:val="C76E3D00"/>
@@ -11701,7 +12174,7 @@
       </w:rPr>
     </w:lvl>
   </w:abstractNum>
-  <w:abstractNum w:abstractNumId="16" w15:restartNumberingAfterBreak="0">
+  <w:abstractNum w:abstractNumId="19" w15:restartNumberingAfterBreak="0">
     <w:nsid w:val="41AD3C14"/>
     <w:multiLevelType w:val="multilevel"/>
     <w:tmpl w:val="1C044048"/>
@@ -11814,7 +12287,7 @@
       </w:rPr>
     </w:lvl>
   </w:abstractNum>
-  <w:abstractNum w:abstractNumId="17" w15:restartNumberingAfterBreak="0">
+  <w:abstractNum w:abstractNumId="20" w15:restartNumberingAfterBreak="0">
     <w:nsid w:val="43380877"/>
     <w:multiLevelType w:val="multilevel"/>
     <w:tmpl w:val="E4F407C2"/>
@@ -11963,7 +12436,156 @@
       </w:rPr>
     </w:lvl>
   </w:abstractNum>
-  <w:abstractNum w:abstractNumId="18" w15:restartNumberingAfterBreak="0">
+  <w:abstractNum w:abstractNumId="21" w15:restartNumberingAfterBreak="0">
+    <w:nsid w:val="55F730BC"/>
+    <w:multiLevelType w:val="multilevel"/>
+    <w:tmpl w:val="90B049C2"/>
+    <w:lvl w:ilvl="0">
+      <w:start w:val="1"/>
+      <w:numFmt w:val="bullet"/>
+      <w:lvlText w:val=""/>
+      <w:lvlJc w:val="left"/>
+      <w:pPr>
+        <w:tabs>
+          <w:tab w:val="num" w:pos="720"/>
+        </w:tabs>
+        <w:ind w:left="720" w:hanging="360"/>
+      </w:pPr>
+      <w:rPr>
+        <w:rFonts w:ascii="Symbol" w:hAnsi="Symbol" w:hint="default"/>
+        <w:sz w:val="20"/>
+      </w:rPr>
+    </w:lvl>
+    <w:lvl w:ilvl="1" w:tentative="1">
+      <w:start w:val="1"/>
+      <w:numFmt w:val="bullet"/>
+      <w:lvlText w:val="o"/>
+      <w:lvlJc w:val="left"/>
+      <w:pPr>
+        <w:tabs>
+          <w:tab w:val="num" w:pos="1440"/>
+        </w:tabs>
+        <w:ind w:left="1440" w:hanging="360"/>
+      </w:pPr>
+      <w:rPr>
+        <w:rFonts w:ascii="Courier New" w:hAnsi="Courier New" w:hint="default"/>
+        <w:sz w:val="20"/>
+      </w:rPr>
+    </w:lvl>
+    <w:lvl w:ilvl="2" w:tentative="1">
+      <w:start w:val="1"/>
+      <w:numFmt w:val="bullet"/>
+      <w:lvlText w:val=""/>
+      <w:lvlJc w:val="left"/>
+      <w:pPr>
+        <w:tabs>
+          <w:tab w:val="num" w:pos="2160"/>
+        </w:tabs>
+        <w:ind w:left="2160" w:hanging="360"/>
+      </w:pPr>
+      <w:rPr>
+        <w:rFonts w:ascii="Wingdings" w:hAnsi="Wingdings" w:hint="default"/>
+        <w:sz w:val="20"/>
+      </w:rPr>
+    </w:lvl>
+    <w:lvl w:ilvl="3" w:tentative="1">
+      <w:start w:val="1"/>
+      <w:numFmt w:val="bullet"/>
+      <w:lvlText w:val=""/>
+      <w:lvlJc w:val="left"/>
+      <w:pPr>
+        <w:tabs>
+          <w:tab w:val="num" w:pos="2880"/>
+        </w:tabs>
+        <w:ind w:left="2880" w:hanging="360"/>
+      </w:pPr>
+      <w:rPr>
+        <w:rFonts w:ascii="Wingdings" w:hAnsi="Wingdings" w:hint="default"/>
+        <w:sz w:val="20"/>
+      </w:rPr>
+    </w:lvl>
+    <w:lvl w:ilvl="4" w:tentative="1">
+      <w:start w:val="1"/>
+      <w:numFmt w:val="bullet"/>
+      <w:lvlText w:val=""/>
+      <w:lvlJc w:val="left"/>
+      <w:pPr>
+        <w:tabs>
+          <w:tab w:val="num" w:pos="3600"/>
+        </w:tabs>
+        <w:ind w:left="3600" w:hanging="360"/>
+      </w:pPr>
+      <w:rPr>
+        <w:rFonts w:ascii="Wingdings" w:hAnsi="Wingdings" w:hint="default"/>
+        <w:sz w:val="20"/>
+      </w:rPr>
+    </w:lvl>
+    <w:lvl w:ilvl="5" w:tentative="1">
+      <w:start w:val="1"/>
+      <w:numFmt w:val="bullet"/>
+      <w:lvlText w:val=""/>
+      <w:lvlJc w:val="left"/>
+      <w:pPr>
+        <w:tabs>
+          <w:tab w:val="num" w:pos="4320"/>
+        </w:tabs>
+        <w:ind w:left="4320" w:hanging="360"/>
+      </w:pPr>
+      <w:rPr>
+        <w:rFonts w:ascii="Wingdings" w:hAnsi="Wingdings" w:hint="default"/>
+        <w:sz w:val="20"/>
+      </w:rPr>
+    </w:lvl>
+    <w:lvl w:ilvl="6" w:tentative="1">
+      <w:start w:val="1"/>
+      <w:numFmt w:val="bullet"/>
+      <w:lvlText w:val=""/>
+      <w:lvlJc w:val="left"/>
+      <w:pPr>
+        <w:tabs>
+          <w:tab w:val="num" w:pos="5040"/>
+        </w:tabs>
+        <w:ind w:left="5040" w:hanging="360"/>
+      </w:pPr>
+      <w:rPr>
+        <w:rFonts w:ascii="Wingdings" w:hAnsi="Wingdings" w:hint="default"/>
+        <w:sz w:val="20"/>
+      </w:rPr>
+    </w:lvl>
+    <w:lvl w:ilvl="7" w:tentative="1">
+      <w:start w:val="1"/>
+      <w:numFmt w:val="bullet"/>
+      <w:lvlText w:val=""/>
+      <w:lvlJc w:val="left"/>
+      <w:pPr>
+        <w:tabs>
+          <w:tab w:val="num" w:pos="5760"/>
+        </w:tabs>
+        <w:ind w:left="5760" w:hanging="360"/>
+      </w:pPr>
+      <w:rPr>
+        <w:rFonts w:ascii="Wingdings" w:hAnsi="Wingdings" w:hint="default"/>
+        <w:sz w:val="20"/>
+      </w:rPr>
+    </w:lvl>
+    <w:lvl w:ilvl="8" w:tentative="1">
+      <w:start w:val="1"/>
+      <w:numFmt w:val="bullet"/>
+      <w:lvlText w:val=""/>
+      <w:lvlJc w:val="left"/>
+      <w:pPr>
+        <w:tabs>
+          <w:tab w:val="num" w:pos="6480"/>
+        </w:tabs>
+        <w:ind w:left="6480" w:hanging="360"/>
+      </w:pPr>
+      <w:rPr>
+        <w:rFonts w:ascii="Wingdings" w:hAnsi="Wingdings" w:hint="default"/>
+        <w:sz w:val="20"/>
+      </w:rPr>
+    </w:lvl>
+  </w:abstractNum>
+  <w:abstractNum w:abstractNumId="22" w15:restartNumberingAfterBreak="0">
     <w:nsid w:val="5A1638BC"/>
     <w:multiLevelType w:val="multilevel"/>
     <w:tmpl w:val="64E4E526"/>
@@ -12076,7 +12698,7 @@
       </w:rPr>
     </w:lvl>
   </w:abstractNum>
-  <w:abstractNum w:abstractNumId="19" w15:restartNumberingAfterBreak="0">
+  <w:abstractNum w:abstractNumId="23" w15:restartNumberingAfterBreak="0">
     <w:nsid w:val="5ADE39CC"/>
     <w:multiLevelType w:val="multilevel"/>
     <w:tmpl w:val="333CD9A4"/>
@@ -12288,7 +12910,7 @@
       </w:rPr>
     </w:lvl>
   </w:abstractNum>
-  <w:abstractNum w:abstractNumId="20" w15:restartNumberingAfterBreak="0">
+  <w:abstractNum w:abstractNumId="24" w15:restartNumberingAfterBreak="0">
     <w:nsid w:val="66C44A17"/>
     <w:multiLevelType w:val="multilevel"/>
     <w:tmpl w:val="549A1418"/>
@@ -12401,7 +13023,7 @@
       </w:rPr>
     </w:lvl>
   </w:abstractNum>
-  <w:abstractNum w:abstractNumId="21" w15:restartNumberingAfterBreak="0">
+  <w:abstractNum w:abstractNumId="25" w15:restartNumberingAfterBreak="0">
     <w:nsid w:val="6B8C1E06"/>
     <w:multiLevelType w:val="multilevel"/>
     <w:tmpl w:val="2A5A16F6"/>
@@ -12487,7 +13109,7 @@
       </w:pPr>
     </w:lvl>
   </w:abstractNum>
-  <w:abstractNum w:abstractNumId="22" w15:restartNumberingAfterBreak="0">
+  <w:abstractNum w:abstractNumId="26" w15:restartNumberingAfterBreak="0">
     <w:nsid w:val="6FD17287"/>
     <w:multiLevelType w:val="multilevel"/>
     <w:tmpl w:val="DBDC224E"/>
@@ -12600,7 +13222,7 @@
       </w:rPr>
     </w:lvl>
   </w:abstractNum>
-  <w:abstractNum w:abstractNumId="23" w15:restartNumberingAfterBreak="0">
+  <w:abstractNum w:abstractNumId="27" w15:restartNumberingAfterBreak="0">
     <w:nsid w:val="70CA4A22"/>
     <w:multiLevelType w:val="multilevel"/>
     <w:tmpl w:val="8B223870"/>
@@ -12689,7 +13311,156 @@
       </w:pPr>
     </w:lvl>
   </w:abstractNum>
-  <w:abstractNum w:abstractNumId="24" w15:restartNumberingAfterBreak="0">
+  <w:abstractNum w:abstractNumId="28" w15:restartNumberingAfterBreak="0">
+    <w:nsid w:val="742E539D"/>
+    <w:multiLevelType w:val="multilevel"/>
+    <w:tmpl w:val="CFA22F80"/>
+    <w:lvl w:ilvl="0">
+      <w:start w:val="1"/>
+      <w:numFmt w:val="bullet"/>
+      <w:lvlText w:val=""/>
+      <w:lvlJc w:val="left"/>
+      <w:pPr>
+        <w:tabs>
+          <w:tab w:val="num" w:pos="720"/>
+        </w:tabs>
+        <w:ind w:left="720" w:hanging="360"/>
+      </w:pPr>
+      <w:rPr>
+        <w:rFonts w:ascii="Symbol" w:hAnsi="Symbol" w:hint="default"/>
+        <w:sz w:val="20"/>
+      </w:rPr>
+    </w:lvl>
+    <w:lvl w:ilvl="1" w:tentative="1">
+      <w:start w:val="1"/>
+      <w:numFmt w:val="bullet"/>
+      <w:lvlText w:val="o"/>
+      <w:lvlJc w:val="left"/>
+      <w:pPr>
+        <w:tabs>
+          <w:tab w:val="num" w:pos="1440"/>
+        </w:tabs>
+        <w:ind w:left="1440" w:hanging="360"/>
+      </w:pPr>
+      <w:rPr>
+        <w:rFonts w:ascii="Courier New" w:hAnsi="Courier New" w:hint="default"/>
+        <w:sz w:val="20"/>
+      </w:rPr>
+    </w:lvl>
+    <w:lvl w:ilvl="2" w:tentative="1">
+      <w:start w:val="1"/>
+      <w:numFmt w:val="bullet"/>
+      <w:lvlText w:val=""/>
+      <w:lvlJc w:val="left"/>
+      <w:pPr>
+        <w:tabs>
+          <w:tab w:val="num" w:pos="2160"/>
+        </w:tabs>
+        <w:ind w:left="2160" w:hanging="360"/>
+      </w:pPr>
+      <w:rPr>
+        <w:rFonts w:ascii="Wingdings" w:hAnsi="Wingdings" w:hint="default"/>
+        <w:sz w:val="20"/>
+      </w:rPr>
+    </w:lvl>
+    <w:lvl w:ilvl="3" w:tentative="1">
+      <w:start w:val="1"/>
+      <w:numFmt w:val="bullet"/>
+      <w:lvlText w:val=""/>
+      <w:lvlJc w:val="left"/>
+      <w:pPr>
+        <w:tabs>
+          <w:tab w:val="num" w:pos="2880"/>
+        </w:tabs>
+        <w:ind w:left="2880" w:hanging="360"/>
+      </w:pPr>
+      <w:rPr>
+        <w:rFonts w:ascii="Wingdings" w:hAnsi="Wingdings" w:hint="default"/>
+        <w:sz w:val="20"/>
+      </w:rPr>
+    </w:lvl>
+    <w:lvl w:ilvl="4" w:tentative="1">
+      <w:start w:val="1"/>
+      <w:numFmt w:val="bullet"/>
+      <w:lvlText w:val=""/>
+      <w:lvlJc w:val="left"/>
+      <w:pPr>
+        <w:tabs>
+          <w:tab w:val="num" w:pos="3600"/>
+        </w:tabs>
+        <w:ind w:left="3600" w:hanging="360"/>
+      </w:pPr>
+      <w:rPr>
+        <w:rFonts w:ascii="Wingdings" w:hAnsi="Wingdings" w:hint="default"/>
+        <w:sz w:val="20"/>
+      </w:rPr>
+    </w:lvl>
+    <w:lvl w:ilvl="5" w:tentative="1">
+      <w:start w:val="1"/>
+      <w:numFmt w:val="bullet"/>
+      <w:lvlText w:val=""/>
+      <w:lvlJc w:val="left"/>
+      <w:pPr>
+        <w:tabs>
+          <w:tab w:val="num" w:pos="4320"/>
+        </w:tabs>
+        <w:ind w:left="4320" w:hanging="360"/>
+      </w:pPr>
+      <w:rPr>
+        <w:rFonts w:ascii="Wingdings" w:hAnsi="Wingdings" w:hint="default"/>
+        <w:sz w:val="20"/>
+      </w:rPr>
+    </w:lvl>
+    <w:lvl w:ilvl="6" w:tentative="1">
+      <w:start w:val="1"/>
+      <w:numFmt w:val="bullet"/>
+      <w:lvlText w:val=""/>
+      <w:lvlJc w:val="left"/>
+      <w:pPr>
+        <w:tabs>
+          <w:tab w:val="num" w:pos="5040"/>
+        </w:tabs>
+        <w:ind w:left="5040" w:hanging="360"/>
+      </w:pPr>
+      <w:rPr>
+        <w:rFonts w:ascii="Wingdings" w:hAnsi="Wingdings" w:hint="default"/>
+        <w:sz w:val="20"/>
+      </w:rPr>
+    </w:lvl>
+    <w:lvl w:ilvl="7" w:tentative="1">
+      <w:start w:val="1"/>
+      <w:numFmt w:val="bullet"/>
+      <w:lvlText w:val=""/>
+      <w:lvlJc w:val="left"/>
+      <w:pPr>
+        <w:tabs>
+          <w:tab w:val="num" w:pos="5760"/>
+        </w:tabs>
+        <w:ind w:left="5760" w:hanging="360"/>
+      </w:pPr>
+      <w:rPr>
+        <w:rFonts w:ascii="Wingdings" w:hAnsi="Wingdings" w:hint="default"/>
+        <w:sz w:val="20"/>
+      </w:rPr>
+    </w:lvl>
+    <w:lvl w:ilvl="8" w:tentative="1">
+      <w:start w:val="1"/>
+      <w:numFmt w:val="bullet"/>
+      <w:lvlText w:val=""/>
+      <w:lvlJc w:val="left"/>
+      <w:pPr>
+        <w:tabs>
+          <w:tab w:val="num" w:pos="6480"/>
+        </w:tabs>
+        <w:ind w:left="6480" w:hanging="360"/>
+      </w:pPr>
+      <w:rPr>
+        <w:rFonts w:ascii="Wingdings" w:hAnsi="Wingdings" w:hint="default"/>
+        <w:sz w:val="20"/>
+      </w:rPr>
+    </w:lvl>
+  </w:abstractNum>
+  <w:abstractNum w:abstractNumId="29" w15:restartNumberingAfterBreak="0">
     <w:nsid w:val="7639411F"/>
     <w:multiLevelType w:val="multilevel"/>
     <w:tmpl w:val="17185994"/>
@@ -12901,7 +13672,7 @@
       </w:rPr>
     </w:lvl>
   </w:abstractNum>
-  <w:abstractNum w:abstractNumId="25" w15:restartNumberingAfterBreak="0">
+  <w:abstractNum w:abstractNumId="30" w15:restartNumberingAfterBreak="0">
     <w:nsid w:val="793D6778"/>
     <w:multiLevelType w:val="multilevel"/>
     <w:tmpl w:val="4C1C3B14"/>
@@ -13114,82 +13885,97 @@
     </w:lvl>
   </w:abstractNum>
   <w:num w:numId="1" w16cid:durableId="1320888435">
-    <w:abstractNumId w:val="7"/>
+    <w:abstractNumId w:val="8"/>
   </w:num>
   <w:num w:numId="2" w16cid:durableId="1593585444">
+    <w:abstractNumId w:val="17"/>
+  </w:num>
+  <w:num w:numId="3" w16cid:durableId="2095348766">
+    <w:abstractNumId w:val="12"/>
+  </w:num>
+  <w:num w:numId="4" w16cid:durableId="53937058">
+    <w:abstractNumId w:val="24"/>
+  </w:num>
+  <w:num w:numId="5" w16cid:durableId="1436174656">
+    <w:abstractNumId w:val="19"/>
+  </w:num>
+  <w:num w:numId="6" w16cid:durableId="33190656">
     <w:abstractNumId w:val="14"/>
   </w:num>
-  <w:num w:numId="3" w16cid:durableId="2095348766">
-    <w:abstractNumId w:val="9"/>
-  </w:num>
-  <w:num w:numId="4" w16cid:durableId="53937058">
-    <w:abstractNumId w:val="20"/>
-  </w:num>
-  <w:num w:numId="5" w16cid:durableId="1436174656">
-    <w:abstractNumId w:val="16"/>
-  </w:num>
-  <w:num w:numId="6" w16cid:durableId="33190656">
+  <w:num w:numId="7" w16cid:durableId="1206797798">
     <w:abstractNumId w:val="11"/>
-  </w:num>
-  <w:num w:numId="7" w16cid:durableId="1206797798">
-    <w:abstractNumId w:val="8"/>
   </w:num>
   <w:num w:numId="8" w16cid:durableId="207692401">
     <w:abstractNumId w:val="5"/>
   </w:num>
   <w:num w:numId="9" w16cid:durableId="1648511424">
-    <w:abstractNumId w:val="21"/>
+    <w:abstractNumId w:val="25"/>
   </w:num>
   <w:num w:numId="10" w16cid:durableId="1720594079">
-    <w:abstractNumId w:val="23"/>
+    <w:abstractNumId w:val="27"/>
   </w:num>
   <w:num w:numId="11" w16cid:durableId="1268659085">
-    <w:abstractNumId w:val="6"/>
+    <w:abstractNumId w:val="7"/>
   </w:num>
   <w:num w:numId="12" w16cid:durableId="201409577">
     <w:abstractNumId w:val="1"/>
   </w:num>
   <w:num w:numId="13" w16cid:durableId="923954665">
-    <w:abstractNumId w:val="12"/>
+    <w:abstractNumId w:val="15"/>
   </w:num>
   <w:num w:numId="14" w16cid:durableId="1297251007">
-    <w:abstractNumId w:val="25"/>
+    <w:abstractNumId w:val="30"/>
   </w:num>
   <w:num w:numId="15" w16cid:durableId="1215895730">
-    <w:abstractNumId w:val="19"/>
+    <w:abstractNumId w:val="23"/>
   </w:num>
   <w:num w:numId="16" w16cid:durableId="1991977766">
-    <w:abstractNumId w:val="24"/>
+    <w:abstractNumId w:val="29"/>
   </w:num>
   <w:num w:numId="17" w16cid:durableId="1067000341">
-    <w:abstractNumId w:val="10"/>
+    <w:abstractNumId w:val="13"/>
   </w:num>
   <w:num w:numId="18" w16cid:durableId="932515326">
     <w:abstractNumId w:val="0"/>
   </w:num>
   <w:num w:numId="19" w16cid:durableId="1970234911">
-    <w:abstractNumId w:val="18"/>
+    <w:abstractNumId w:val="22"/>
   </w:num>
   <w:num w:numId="20" w16cid:durableId="954094894">
     <w:abstractNumId w:val="3"/>
   </w:num>
   <w:num w:numId="21" w16cid:durableId="441808435">
-    <w:abstractNumId w:val="22"/>
+    <w:abstractNumId w:val="26"/>
   </w:num>
   <w:num w:numId="22" w16cid:durableId="1317339433">
     <w:abstractNumId w:val="2"/>
   </w:num>
   <w:num w:numId="23" w16cid:durableId="197472190">
-    <w:abstractNumId w:val="17"/>
+    <w:abstractNumId w:val="20"/>
   </w:num>
   <w:num w:numId="24" w16cid:durableId="1088236117">
-    <w:abstractNumId w:val="13"/>
+    <w:abstractNumId w:val="16"/>
   </w:num>
   <w:num w:numId="25" w16cid:durableId="1534346357">
-    <w:abstractNumId w:val="15"/>
+    <w:abstractNumId w:val="18"/>
   </w:num>
   <w:num w:numId="26" w16cid:durableId="747267606">
     <w:abstractNumId w:val="4"/>
+  </w:num>
+  <w:num w:numId="27" w16cid:durableId="1221092389">
+    <w:abstractNumId w:val="28"/>
+  </w:num>
+  <w:num w:numId="28" w16cid:durableId="1707826753">
+    <w:abstractNumId w:val="10"/>
+  </w:num>
+  <w:num w:numId="29" w16cid:durableId="1101334803">
+    <w:abstractNumId w:val="9"/>
+  </w:num>
+  <w:num w:numId="30" w16cid:durableId="1926500536">
+    <w:abstractNumId w:val="21"/>
+  </w:num>
+  <w:num w:numId="31" w16cid:durableId="1466849486">
+    <w:abstractNumId w:val="6"/>
   </w:num>
 </w:numbering>
 </file>
